--- a/人工智能2302-张诗琪-20236517-作业二.docx
+++ b/人工智能2302-张诗琪-20236517-作业二.docx
@@ -87,6 +87,44 @@
     </w:p>
     <w:p>
       <w:pPr>
+        <w:keepNext w:val="0"/>
+        <w:keepLines w:val="0"/>
+        <w:pageBreakBefore w:val="0"/>
+        <w:widowControl w:val="0"/>
+        <w:kinsoku/>
+        <w:wordWrap/>
+        <w:overflowPunct/>
+        <w:topLinePunct w:val="0"/>
+        <w:autoSpaceDE/>
+        <w:autoSpaceDN/>
+        <w:bidi w:val="0"/>
+        <w:adjustRightInd/>
+        <w:snapToGrid/>
+        <w:textAlignment w:val="auto"/>
+        <w:rPr>
+          <w:rStyle w:val="13"/>
+          <w:rFonts w:hint="default"/>
+          <w:lang w:val="en-US" w:eastAsia="zh-CN"/>
+        </w:rPr>
+      </w:pPr>
+      <w:r>
+        <w:rPr>
+          <w:rFonts w:hint="eastAsia" w:ascii="Times New Roman" w:hAnsi="Times New Roman" w:cs="Times New Roman"/>
+          <w:lang w:val="en-US" w:eastAsia="zh-CN"/>
+        </w:rPr>
+        <w:t>Github链接：</w:t>
+      </w:r>
+      <w:r>
+        <w:rPr>
+          <w:rStyle w:val="13"/>
+          <w:rFonts w:hint="eastAsia"/>
+          <w:lang w:val="en-US" w:eastAsia="zh-CN"/>
+        </w:rPr>
+        <w:t>https://github.com/Lily4059/NLP.git</w:t>
+      </w:r>
+    </w:p>
+    <w:p>
+      <w:pPr>
         <w:pStyle w:val="5"/>
         <w:numPr>
           <w:ilvl w:val="0"/>
@@ -105,6 +143,8 @@
         </w:rPr>
         <w:t>任务背景与实验设置</w:t>
       </w:r>
+      <w:bookmarkStart w:id="0" w:name="_GoBack"/>
+      <w:bookmarkEnd w:id="0"/>
     </w:p>
     <w:p>
       <w:pPr>
@@ -875,7 +915,9 @@
         </w:tblBorders>
         <w:tblLayout w:type="autofit"/>
         <w:tblCellMar>
+          <w:top w:w="0" w:type="dxa"/>
           <w:left w:w="108" w:type="dxa"/>
+          <w:bottom w:w="0" w:type="dxa"/>
           <w:right w:w="108" w:type="dxa"/>
         </w:tblCellMar>
       </w:tblPr>
@@ -893,6 +935,12 @@
             <w:insideH w:val="single" w:color="auto" w:sz="4" w:space="0"/>
             <w:insideV w:val="single" w:color="auto" w:sz="4" w:space="0"/>
           </w:tblBorders>
+          <w:tblCellMar>
+            <w:top w:w="0" w:type="dxa"/>
+            <w:left w:w="108" w:type="dxa"/>
+            <w:bottom w:w="0" w:type="dxa"/>
+            <w:right w:w="108" w:type="dxa"/>
+          </w:tblCellMar>
         </w:tblPrEx>
         <w:tc>
           <w:tcPr>
@@ -1061,8 +1109,6 @@
               </w:rPr>
               <w:t>曲线</w:t>
             </w:r>
-            <w:bookmarkStart w:id="0" w:name="_GoBack"/>
-            <w:bookmarkEnd w:id="0"/>
           </w:p>
         </w:tc>
         <w:tc>
@@ -1245,7 +1291,9 @@
             <w:insideV w:val="single" w:color="auto" w:sz="4" w:space="0"/>
           </w:tblBorders>
           <w:tblCellMar>
+            <w:top w:w="0" w:type="dxa"/>
             <w:left w:w="108" w:type="dxa"/>
+            <w:bottom w:w="0" w:type="dxa"/>
             <w:right w:w="108" w:type="dxa"/>
           </w:tblCellMar>
         </w:tblPrEx>
@@ -1790,7 +1838,9 @@
         </w:tblBorders>
         <w:tblLayout w:type="autofit"/>
         <w:tblCellMar>
+          <w:top w:w="0" w:type="dxa"/>
           <w:left w:w="108" w:type="dxa"/>
+          <w:bottom w:w="0" w:type="dxa"/>
           <w:right w:w="108" w:type="dxa"/>
         </w:tblCellMar>
       </w:tblPr>
@@ -1809,7 +1859,9 @@
             <w:insideV w:val="single" w:color="auto" w:sz="4" w:space="0"/>
           </w:tblBorders>
           <w:tblCellMar>
+            <w:top w:w="0" w:type="dxa"/>
             <w:left w:w="108" w:type="dxa"/>
+            <w:bottom w:w="0" w:type="dxa"/>
             <w:right w:w="108" w:type="dxa"/>
           </w:tblCellMar>
         </w:tblPrEx>
@@ -2329,6 +2381,7 @@
     </w:p>
     <w:tbl>
       <w:tblPr>
+        <w:tblStyle w:val="10"/>
         <w:tblW w:w="8800" w:type="dxa"/>
         <w:tblInd w:w="0" w:type="dxa"/>
         <w:tblBorders>
@@ -2339,7 +2392,7 @@
           <w:insideH w:val="none" w:color="auto" w:sz="0" w:space="0"/>
           <w:insideV w:val="none" w:color="auto" w:sz="0" w:space="0"/>
         </w:tblBorders>
-        <w:shd w:val="clear"/>
+        <w:shd w:val="clear" w:color="auto" w:fill="auto"/>
         <w:tblLayout w:type="fixed"/>
         <w:tblCellMar>
           <w:top w:w="0" w:type="dxa"/>
@@ -2366,7 +2419,7 @@
             <w:insideH w:val="none" w:color="auto" w:sz="0" w:space="0"/>
             <w:insideV w:val="none" w:color="auto" w:sz="0" w:space="0"/>
           </w:tblBorders>
-          <w:shd w:val="clear"/>
+          <w:shd w:val="clear" w:color="auto" w:fill="auto"/>
           <w:tblCellMar>
             <w:top w:w="0" w:type="dxa"/>
             <w:left w:w="108" w:type="dxa"/>
@@ -2421,7 +2474,6 @@
                 <w:sz w:val="22"/>
                 <w:szCs w:val="22"/>
                 <w:u w:val="none"/>
-                <w:bdr w:val="none" w:color="auto" w:sz="0" w:space="0"/>
                 <w:lang w:val="en-US" w:eastAsia="zh-CN" w:bidi="ar"/>
               </w:rPr>
               <w:t>状态</w:t>
@@ -2471,7 +2523,6 @@
                 <w:sz w:val="22"/>
                 <w:szCs w:val="22"/>
                 <w:u w:val="none"/>
-                <w:bdr w:val="none" w:color="auto" w:sz="0" w:space="0"/>
                 <w:lang w:val="en-US" w:eastAsia="zh-CN" w:bidi="ar"/>
               </w:rPr>
               <w:t>样本数</w:t>
@@ -2521,7 +2572,6 @@
                 <w:sz w:val="22"/>
                 <w:szCs w:val="22"/>
                 <w:u w:val="none"/>
-                <w:bdr w:val="none" w:color="auto" w:sz="0" w:space="0"/>
                 <w:lang w:val="en-US" w:eastAsia="zh-CN" w:bidi="ar"/>
               </w:rPr>
               <w:t>Accuracy</w:t>
@@ -2571,7 +2621,6 @@
                 <w:sz w:val="22"/>
                 <w:szCs w:val="22"/>
                 <w:u w:val="none"/>
-                <w:bdr w:val="none" w:color="auto" w:sz="0" w:space="0"/>
                 <w:lang w:val="en-US" w:eastAsia="zh-CN" w:bidi="ar"/>
               </w:rPr>
               <w:t>Macro-F1</w:t>
@@ -2621,7 +2670,6 @@
                 <w:sz w:val="22"/>
                 <w:szCs w:val="22"/>
                 <w:u w:val="none"/>
-                <w:bdr w:val="none" w:color="auto" w:sz="0" w:space="0"/>
                 <w:lang w:val="en-US" w:eastAsia="zh-CN" w:bidi="ar"/>
               </w:rPr>
               <w:t>Valid Choice Rate</w:t>
@@ -2671,7 +2719,6 @@
                 <w:sz w:val="22"/>
                 <w:szCs w:val="22"/>
                 <w:u w:val="none"/>
-                <w:bdr w:val="none" w:color="auto" w:sz="0" w:space="0"/>
                 <w:lang w:val="en-US" w:eastAsia="zh-CN" w:bidi="ar"/>
               </w:rPr>
               <w:t>Empty Prediction Rate</w:t>
@@ -2689,7 +2736,7 @@
             <w:insideH w:val="none" w:color="auto" w:sz="0" w:space="0"/>
             <w:insideV w:val="none" w:color="auto" w:sz="0" w:space="0"/>
           </w:tblBorders>
-          <w:shd w:val="clear"/>
+          <w:shd w:val="clear" w:color="auto" w:fill="auto"/>
           <w:tblCellMar>
             <w:top w:w="0" w:type="dxa"/>
             <w:left w:w="108" w:type="dxa"/>
@@ -2744,7 +2791,6 @@
                 <w:sz w:val="22"/>
                 <w:szCs w:val="22"/>
                 <w:u w:val="none"/>
-                <w:bdr w:val="none" w:color="auto" w:sz="0" w:space="0"/>
                 <w:lang w:val="en-US" w:eastAsia="zh-CN" w:bidi="ar"/>
               </w:rPr>
               <w:t>微调前</w:t>
@@ -2760,7 +2806,6 @@
                 <w:sz w:val="22"/>
                 <w:szCs w:val="22"/>
                 <w:u w:val="none"/>
-                <w:bdr w:val="none" w:color="auto" w:sz="0" w:space="0"/>
                 <w:lang w:val="en-US" w:eastAsia="zh-CN" w:bidi="ar"/>
               </w:rPr>
               <w:t xml:space="preserve"> baseline</w:t>
@@ -2810,7 +2855,6 @@
                 <w:sz w:val="22"/>
                 <w:szCs w:val="22"/>
                 <w:u w:val="none"/>
-                <w:bdr w:val="none" w:color="auto" w:sz="0" w:space="0"/>
                 <w:lang w:val="en-US" w:eastAsia="zh-CN" w:bidi="ar"/>
               </w:rPr>
               <w:t>1221</w:t>
@@ -2864,7 +2908,6 @@
                 <w:szCs w:val="22"/>
                 <w:highlight w:val="none"/>
                 <w:u w:val="none"/>
-                <w:bdr w:val="none" w:color="auto" w:sz="0" w:space="0"/>
                 <w:lang w:val="en-US" w:eastAsia="zh-CN" w:bidi="ar"/>
               </w:rPr>
               <w:t>0.4513</w:t>
@@ -2916,7 +2959,6 @@
                 <w:sz w:val="22"/>
                 <w:szCs w:val="22"/>
                 <w:u w:val="none"/>
-                <w:bdr w:val="none" w:color="auto" w:sz="0" w:space="0"/>
                 <w:lang w:val="en-US" w:eastAsia="zh-CN" w:bidi="ar"/>
               </w:rPr>
               <w:t>0.448</w:t>
@@ -2968,7 +3010,6 @@
                 <w:sz w:val="22"/>
                 <w:szCs w:val="22"/>
                 <w:u w:val="none"/>
-                <w:bdr w:val="none" w:color="auto" w:sz="0" w:space="0"/>
                 <w:lang w:val="en-US" w:eastAsia="zh-CN" w:bidi="ar"/>
               </w:rPr>
               <w:t>0.9681</w:t>
@@ -3020,7 +3061,6 @@
                 <w:sz w:val="22"/>
                 <w:szCs w:val="22"/>
                 <w:u w:val="none"/>
-                <w:bdr w:val="none" w:color="auto" w:sz="0" w:space="0"/>
                 <w:lang w:val="en-US" w:eastAsia="zh-CN" w:bidi="ar"/>
               </w:rPr>
               <w:t>0.0319</w:t>
@@ -3038,6 +3078,7 @@
             <w:insideH w:val="none" w:color="auto" w:sz="0" w:space="0"/>
             <w:insideV w:val="none" w:color="auto" w:sz="0" w:space="0"/>
           </w:tblBorders>
+          <w:shd w:val="clear" w:color="auto" w:fill="auto"/>
           <w:tblCellMar>
             <w:top w:w="0" w:type="dxa"/>
             <w:left w:w="108" w:type="dxa"/>
@@ -3092,7 +3133,6 @@
                 <w:sz w:val="22"/>
                 <w:szCs w:val="22"/>
                 <w:u w:val="none"/>
-                <w:bdr w:val="none" w:color="auto" w:sz="0" w:space="0"/>
                 <w:lang w:val="en-US" w:eastAsia="zh-CN" w:bidi="ar"/>
               </w:rPr>
               <w:t>微调后</w:t>
@@ -3108,7 +3148,6 @@
                 <w:sz w:val="22"/>
                 <w:szCs w:val="22"/>
                 <w:u w:val="none"/>
-                <w:bdr w:val="none" w:color="auto" w:sz="0" w:space="0"/>
                 <w:lang w:val="en-US" w:eastAsia="zh-CN" w:bidi="ar"/>
               </w:rPr>
               <w:t>fullset+LoRA</w:t>
@@ -3158,7 +3197,6 @@
                 <w:sz w:val="22"/>
                 <w:szCs w:val="22"/>
                 <w:u w:val="none"/>
-                <w:bdr w:val="none" w:color="auto" w:sz="0" w:space="0"/>
                 <w:lang w:val="en-US" w:eastAsia="zh-CN" w:bidi="ar"/>
               </w:rPr>
               <w:t>1221</w:t>
@@ -3208,7 +3246,6 @@
                 <w:sz w:val="22"/>
                 <w:szCs w:val="22"/>
                 <w:u w:val="none"/>
-                <w:bdr w:val="none" w:color="auto" w:sz="0" w:space="0"/>
                 <w:lang w:val="en-US" w:eastAsia="zh-CN" w:bidi="ar"/>
               </w:rPr>
               <w:t>0.3825</w:t>
@@ -3258,7 +3295,6 @@
                 <w:sz w:val="22"/>
                 <w:szCs w:val="22"/>
                 <w:u w:val="none"/>
-                <w:bdr w:val="none" w:color="auto" w:sz="0" w:space="0"/>
                 <w:lang w:val="en-US" w:eastAsia="zh-CN" w:bidi="ar"/>
               </w:rPr>
               <w:t>0.4108</w:t>
@@ -3308,7 +3344,6 @@
                 <w:sz w:val="22"/>
                 <w:szCs w:val="22"/>
                 <w:u w:val="none"/>
-                <w:bdr w:val="none" w:color="auto" w:sz="0" w:space="0"/>
                 <w:lang w:val="en-US" w:eastAsia="zh-CN" w:bidi="ar"/>
               </w:rPr>
               <w:t>0.8051</w:t>
@@ -3358,7 +3393,6 @@
                 <w:sz w:val="22"/>
                 <w:szCs w:val="22"/>
                 <w:u w:val="none"/>
-                <w:bdr w:val="none" w:color="auto" w:sz="0" w:space="0"/>
                 <w:lang w:val="en-US" w:eastAsia="zh-CN" w:bidi="ar"/>
               </w:rPr>
               <w:t>0.1949</w:t>
@@ -3483,6 +3517,7 @@
     </w:p>
     <w:tbl>
       <w:tblPr>
+        <w:tblStyle w:val="10"/>
         <w:tblW w:w="5166" w:type="pct"/>
         <w:tblInd w:w="0" w:type="dxa"/>
         <w:tblBorders>
@@ -3493,7 +3528,7 @@
           <w:insideH w:val="none" w:color="auto" w:sz="0" w:space="0"/>
           <w:insideV w:val="none" w:color="auto" w:sz="0" w:space="0"/>
         </w:tblBorders>
-        <w:shd w:val="clear"/>
+        <w:shd w:val="clear" w:color="auto" w:fill="auto"/>
         <w:tblLayout w:type="fixed"/>
         <w:tblCellMar>
           <w:top w:w="0" w:type="dxa"/>
@@ -3520,6 +3555,7 @@
             <w:insideH w:val="none" w:color="auto" w:sz="0" w:space="0"/>
             <w:insideV w:val="none" w:color="auto" w:sz="0" w:space="0"/>
           </w:tblBorders>
+          <w:shd w:val="clear" w:color="auto" w:fill="auto"/>
           <w:tblCellMar>
             <w:top w:w="0" w:type="dxa"/>
             <w:left w:w="108" w:type="dxa"/>
@@ -3574,7 +3610,6 @@
                 <w:sz w:val="22"/>
                 <w:szCs w:val="22"/>
                 <w:u w:val="none"/>
-                <w:bdr w:val="none" w:color="auto" w:sz="0" w:space="0"/>
                 <w:lang w:val="en-US" w:eastAsia="zh-CN" w:bidi="ar"/>
               </w:rPr>
               <w:t>状态</w:t>
@@ -3624,7 +3659,6 @@
                 <w:sz w:val="22"/>
                 <w:szCs w:val="22"/>
                 <w:u w:val="none"/>
-                <w:bdr w:val="none" w:color="auto" w:sz="0" w:space="0"/>
                 <w:lang w:val="en-US" w:eastAsia="zh-CN" w:bidi="ar"/>
               </w:rPr>
               <w:t>样本数</w:t>
@@ -3674,7 +3708,6 @@
                 <w:sz w:val="22"/>
                 <w:szCs w:val="22"/>
                 <w:u w:val="none"/>
-                <w:bdr w:val="none" w:color="auto" w:sz="0" w:space="0"/>
                 <w:lang w:val="en-US" w:eastAsia="zh-CN" w:bidi="ar"/>
               </w:rPr>
               <w:t>Accuracy</w:t>
@@ -3724,7 +3757,6 @@
                 <w:sz w:val="22"/>
                 <w:szCs w:val="22"/>
                 <w:u w:val="none"/>
-                <w:bdr w:val="none" w:color="auto" w:sz="0" w:space="0"/>
                 <w:lang w:val="en-US" w:eastAsia="zh-CN" w:bidi="ar"/>
               </w:rPr>
               <w:t>Macro-F1</w:t>
@@ -3774,7 +3806,6 @@
                 <w:sz w:val="22"/>
                 <w:szCs w:val="22"/>
                 <w:u w:val="none"/>
-                <w:bdr w:val="none" w:color="auto" w:sz="0" w:space="0"/>
                 <w:lang w:val="en-US" w:eastAsia="zh-CN" w:bidi="ar"/>
               </w:rPr>
               <w:t>Valid Choice Rate</w:t>
@@ -3824,7 +3855,6 @@
                 <w:sz w:val="22"/>
                 <w:szCs w:val="22"/>
                 <w:u w:val="none"/>
-                <w:bdr w:val="none" w:color="auto" w:sz="0" w:space="0"/>
                 <w:lang w:val="en-US" w:eastAsia="zh-CN" w:bidi="ar"/>
               </w:rPr>
               <w:t>Empty Prediction Rate</w:t>
@@ -3842,7 +3872,7 @@
             <w:insideH w:val="none" w:color="auto" w:sz="0" w:space="0"/>
             <w:insideV w:val="none" w:color="auto" w:sz="0" w:space="0"/>
           </w:tblBorders>
-          <w:shd w:val="clear"/>
+          <w:shd w:val="clear" w:color="auto" w:fill="auto"/>
           <w:tblCellMar>
             <w:top w:w="0" w:type="dxa"/>
             <w:left w:w="108" w:type="dxa"/>
@@ -3897,7 +3927,6 @@
                 <w:sz w:val="22"/>
                 <w:szCs w:val="22"/>
                 <w:u w:val="none"/>
-                <w:bdr w:val="none" w:color="auto" w:sz="0" w:space="0"/>
                 <w:lang w:val="en-US" w:eastAsia="zh-CN" w:bidi="ar"/>
               </w:rPr>
               <w:t>微调前</w:t>
@@ -3913,7 +3942,6 @@
                 <w:sz w:val="22"/>
                 <w:szCs w:val="22"/>
                 <w:u w:val="none"/>
-                <w:bdr w:val="none" w:color="auto" w:sz="0" w:space="0"/>
                 <w:lang w:val="en-US" w:eastAsia="zh-CN" w:bidi="ar"/>
               </w:rPr>
               <w:t>baseline</w:t>
@@ -3963,7 +3991,6 @@
                 <w:sz w:val="22"/>
                 <w:szCs w:val="22"/>
                 <w:u w:val="none"/>
-                <w:bdr w:val="none" w:color="auto" w:sz="0" w:space="0"/>
                 <w:lang w:val="en-US" w:eastAsia="zh-CN" w:bidi="ar"/>
               </w:rPr>
               <w:t>1221</w:t>
@@ -4013,7 +4040,6 @@
                 <w:sz w:val="22"/>
                 <w:szCs w:val="22"/>
                 <w:u w:val="none"/>
-                <w:bdr w:val="none" w:color="auto" w:sz="0" w:space="0"/>
                 <w:lang w:val="en-US" w:eastAsia="zh-CN" w:bidi="ar"/>
               </w:rPr>
               <w:t>0.389</w:t>
@@ -4063,7 +4089,6 @@
                 <w:sz w:val="22"/>
                 <w:szCs w:val="22"/>
                 <w:u w:val="none"/>
-                <w:bdr w:val="none" w:color="auto" w:sz="0" w:space="0"/>
                 <w:lang w:val="en-US" w:eastAsia="zh-CN" w:bidi="ar"/>
               </w:rPr>
               <w:t>0.3793</w:t>
@@ -4113,7 +4138,6 @@
                 <w:sz w:val="22"/>
                 <w:szCs w:val="22"/>
                 <w:u w:val="none"/>
-                <w:bdr w:val="none" w:color="auto" w:sz="0" w:space="0"/>
                 <w:lang w:val="en-US" w:eastAsia="zh-CN" w:bidi="ar"/>
               </w:rPr>
               <w:t>0.9648</w:t>
@@ -4163,7 +4187,6 @@
                 <w:sz w:val="22"/>
                 <w:szCs w:val="22"/>
                 <w:u w:val="none"/>
-                <w:bdr w:val="none" w:color="auto" w:sz="0" w:space="0"/>
                 <w:lang w:val="en-US" w:eastAsia="zh-CN" w:bidi="ar"/>
               </w:rPr>
               <w:t>0.0352</w:t>
@@ -4235,7 +4258,6 @@
                 <w:sz w:val="22"/>
                 <w:szCs w:val="22"/>
                 <w:u w:val="none"/>
-                <w:bdr w:val="none" w:color="auto" w:sz="0" w:space="0"/>
                 <w:lang w:val="en-US" w:eastAsia="zh-CN" w:bidi="ar"/>
               </w:rPr>
               <w:t>微调后</w:t>
@@ -4251,7 +4273,6 @@
                 <w:sz w:val="22"/>
                 <w:szCs w:val="22"/>
                 <w:u w:val="none"/>
-                <w:bdr w:val="none" w:color="auto" w:sz="0" w:space="0"/>
                 <w:lang w:val="en-US" w:eastAsia="zh-CN" w:bidi="ar"/>
               </w:rPr>
               <w:t>strict+LoRA</w:t>
@@ -4301,7 +4322,6 @@
                 <w:sz w:val="22"/>
                 <w:szCs w:val="22"/>
                 <w:u w:val="none"/>
-                <w:bdr w:val="none" w:color="auto" w:sz="0" w:space="0"/>
                 <w:lang w:val="en-US" w:eastAsia="zh-CN" w:bidi="ar"/>
               </w:rPr>
               <w:t>1221</w:t>
@@ -4352,7 +4372,6 @@
                 <w:sz w:val="22"/>
                 <w:szCs w:val="22"/>
                 <w:u w:val="none"/>
-                <w:bdr w:val="none" w:color="auto" w:sz="0" w:space="0"/>
                 <w:lang w:val="en-US" w:eastAsia="zh-CN" w:bidi="ar"/>
               </w:rPr>
               <w:t>0.6953</w:t>
@@ -4403,7 +4422,6 @@
                 <w:sz w:val="22"/>
                 <w:szCs w:val="22"/>
                 <w:u w:val="none"/>
-                <w:bdr w:val="none" w:color="auto" w:sz="0" w:space="0"/>
                 <w:lang w:val="en-US" w:eastAsia="zh-CN" w:bidi="ar"/>
               </w:rPr>
               <w:t>0.6955</w:t>
@@ -4454,7 +4472,6 @@
                 <w:sz w:val="22"/>
                 <w:szCs w:val="22"/>
                 <w:u w:val="none"/>
-                <w:bdr w:val="none" w:color="auto" w:sz="0" w:space="0"/>
                 <w:lang w:val="en-US" w:eastAsia="zh-CN" w:bidi="ar"/>
               </w:rPr>
               <w:t>0.9992</w:t>
@@ -4505,7 +4522,6 @@
                 <w:sz w:val="22"/>
                 <w:szCs w:val="22"/>
                 <w:u w:val="none"/>
-                <w:bdr w:val="none" w:color="auto" w:sz="0" w:space="0"/>
                 <w:lang w:val="en-US" w:eastAsia="zh-CN" w:bidi="ar"/>
               </w:rPr>
               <w:t>0.0008</w:t>
@@ -4623,6 +4639,7 @@
     </w:p>
     <w:tbl>
       <w:tblPr>
+        <w:tblStyle w:val="10"/>
         <w:tblW w:w="5170" w:type="pct"/>
         <w:tblInd w:w="0" w:type="dxa"/>
         <w:tblBorders>
@@ -4633,7 +4650,7 @@
           <w:insideH w:val="none" w:color="auto" w:sz="0" w:space="0"/>
           <w:insideV w:val="none" w:color="auto" w:sz="0" w:space="0"/>
         </w:tblBorders>
-        <w:shd w:val="clear"/>
+        <w:shd w:val="clear" w:color="auto" w:fill="auto"/>
         <w:tblLayout w:type="fixed"/>
         <w:tblCellMar>
           <w:top w:w="0" w:type="dxa"/>
@@ -4660,7 +4677,7 @@
             <w:insideH w:val="none" w:color="auto" w:sz="0" w:space="0"/>
             <w:insideV w:val="none" w:color="auto" w:sz="0" w:space="0"/>
           </w:tblBorders>
-          <w:shd w:val="clear"/>
+          <w:shd w:val="clear" w:color="auto" w:fill="auto"/>
           <w:tblCellMar>
             <w:top w:w="0" w:type="dxa"/>
             <w:left w:w="108" w:type="dxa"/>
@@ -4764,7 +4781,6 @@
                 <w:sz w:val="22"/>
                 <w:szCs w:val="22"/>
                 <w:u w:val="none"/>
-                <w:bdr w:val="none" w:color="auto" w:sz="0" w:space="0"/>
                 <w:lang w:val="en-US" w:eastAsia="zh-CN" w:bidi="ar"/>
               </w:rPr>
               <w:t>样本数</w:t>
@@ -4814,7 +4830,6 @@
                 <w:sz w:val="22"/>
                 <w:szCs w:val="22"/>
                 <w:u w:val="none"/>
-                <w:bdr w:val="none" w:color="auto" w:sz="0" w:space="0"/>
                 <w:lang w:val="en-US" w:eastAsia="zh-CN" w:bidi="ar"/>
               </w:rPr>
               <w:t>Accuracy</w:t>
@@ -4864,7 +4879,6 @@
                 <w:sz w:val="22"/>
                 <w:szCs w:val="22"/>
                 <w:u w:val="none"/>
-                <w:bdr w:val="none" w:color="auto" w:sz="0" w:space="0"/>
                 <w:lang w:val="en-US" w:eastAsia="zh-CN" w:bidi="ar"/>
               </w:rPr>
               <w:t>Macro-F1</w:t>
@@ -4914,7 +4928,6 @@
                 <w:sz w:val="22"/>
                 <w:szCs w:val="22"/>
                 <w:u w:val="none"/>
-                <w:bdr w:val="none" w:color="auto" w:sz="0" w:space="0"/>
                 <w:lang w:val="en-US" w:eastAsia="zh-CN" w:bidi="ar"/>
               </w:rPr>
               <w:t>Valid Choice Rate</w:t>
@@ -4964,7 +4977,6 @@
                 <w:sz w:val="22"/>
                 <w:szCs w:val="22"/>
                 <w:u w:val="none"/>
-                <w:bdr w:val="none" w:color="auto" w:sz="0" w:space="0"/>
                 <w:lang w:val="en-US" w:eastAsia="zh-CN" w:bidi="ar"/>
               </w:rPr>
               <w:t>Empty Prediction Rate</w:t>
@@ -4982,7 +4994,7 @@
             <w:insideH w:val="none" w:color="auto" w:sz="0" w:space="0"/>
             <w:insideV w:val="none" w:color="auto" w:sz="0" w:space="0"/>
           </w:tblBorders>
-          <w:shd w:val="clear"/>
+          <w:shd w:val="clear" w:color="auto" w:fill="auto"/>
           <w:tblCellMar>
             <w:top w:w="0" w:type="dxa"/>
             <w:left w:w="108" w:type="dxa"/>
@@ -5036,7 +5048,6 @@
                 <w:sz w:val="22"/>
                 <w:szCs w:val="22"/>
                 <w:u w:val="none"/>
-                <w:bdr w:val="none" w:color="auto" w:sz="0" w:space="0"/>
                 <w:lang w:val="en-US" w:eastAsia="zh-CN" w:bidi="ar"/>
               </w:rPr>
               <w:t>微调前baseline</w:t>
@@ -5086,7 +5097,6 @@
                 <w:sz w:val="22"/>
                 <w:szCs w:val="22"/>
                 <w:u w:val="none"/>
-                <w:bdr w:val="none" w:color="auto" w:sz="0" w:space="0"/>
                 <w:lang w:val="en-US" w:eastAsia="zh-CN" w:bidi="ar"/>
               </w:rPr>
               <w:t>1221</w:t>
@@ -5136,7 +5146,6 @@
                 <w:sz w:val="22"/>
                 <w:szCs w:val="22"/>
                 <w:u w:val="none"/>
-                <w:bdr w:val="none" w:color="auto" w:sz="0" w:space="0"/>
                 <w:lang w:val="en-US" w:eastAsia="zh-CN" w:bidi="ar"/>
               </w:rPr>
               <w:t>0.2277</w:t>
@@ -5186,7 +5195,6 @@
                 <w:sz w:val="22"/>
                 <w:szCs w:val="22"/>
                 <w:u w:val="none"/>
-                <w:bdr w:val="none" w:color="auto" w:sz="0" w:space="0"/>
                 <w:lang w:val="en-US" w:eastAsia="zh-CN" w:bidi="ar"/>
               </w:rPr>
               <w:t>0.2642</w:t>
@@ -5236,7 +5244,6 @@
                 <w:sz w:val="22"/>
                 <w:szCs w:val="22"/>
                 <w:u w:val="none"/>
-                <w:bdr w:val="none" w:color="auto" w:sz="0" w:space="0"/>
                 <w:lang w:val="en-US" w:eastAsia="zh-CN" w:bidi="ar"/>
               </w:rPr>
               <w:t>0.6183</w:t>
@@ -5286,7 +5293,6 @@
                 <w:sz w:val="22"/>
                 <w:szCs w:val="22"/>
                 <w:u w:val="none"/>
-                <w:bdr w:val="none" w:color="auto" w:sz="0" w:space="0"/>
                 <w:lang w:val="en-US" w:eastAsia="zh-CN" w:bidi="ar"/>
               </w:rPr>
               <w:t>0.3817</w:t>
@@ -5304,7 +5310,7 @@
             <w:insideH w:val="none" w:color="auto" w:sz="0" w:space="0"/>
             <w:insideV w:val="none" w:color="auto" w:sz="0" w:space="0"/>
           </w:tblBorders>
-          <w:shd w:val="clear"/>
+          <w:shd w:val="clear" w:color="auto" w:fill="auto"/>
           <w:tblCellMar>
             <w:top w:w="0" w:type="dxa"/>
             <w:left w:w="108" w:type="dxa"/>
@@ -5358,7 +5364,6 @@
                 <w:sz w:val="22"/>
                 <w:szCs w:val="22"/>
                 <w:u w:val="none"/>
-                <w:bdr w:val="none" w:color="auto" w:sz="0" w:space="0"/>
                 <w:lang w:val="en-US" w:eastAsia="zh-CN" w:bidi="ar"/>
               </w:rPr>
               <w:t>微调后tmpl+LoRA</w:t>
@@ -5408,7 +5413,6 @@
                 <w:sz w:val="22"/>
                 <w:szCs w:val="22"/>
                 <w:u w:val="none"/>
-                <w:bdr w:val="none" w:color="auto" w:sz="0" w:space="0"/>
                 <w:lang w:val="en-US" w:eastAsia="zh-CN" w:bidi="ar"/>
               </w:rPr>
               <w:t>1221</w:t>
@@ -5460,7 +5464,6 @@
                 <w:sz w:val="22"/>
                 <w:szCs w:val="22"/>
                 <w:u w:val="none"/>
-                <w:bdr w:val="none" w:color="auto" w:sz="0" w:space="0"/>
                 <w:lang w:val="en-US" w:eastAsia="zh-CN" w:bidi="ar"/>
               </w:rPr>
               <w:t>0.6871</w:t>
@@ -5512,7 +5515,6 @@
                 <w:sz w:val="22"/>
                 <w:szCs w:val="22"/>
                 <w:u w:val="none"/>
-                <w:bdr w:val="none" w:color="auto" w:sz="0" w:space="0"/>
                 <w:lang w:val="en-US" w:eastAsia="zh-CN" w:bidi="ar"/>
               </w:rPr>
               <w:t>0.6872</w:t>
@@ -5564,7 +5566,6 @@
                 <w:sz w:val="22"/>
                 <w:szCs w:val="22"/>
                 <w:u w:val="none"/>
-                <w:bdr w:val="none" w:color="auto" w:sz="0" w:space="0"/>
                 <w:lang w:val="en-US" w:eastAsia="zh-CN" w:bidi="ar"/>
               </w:rPr>
               <w:t>1</w:t>
@@ -5616,7 +5617,6 @@
                 <w:sz w:val="22"/>
                 <w:szCs w:val="22"/>
                 <w:u w:val="none"/>
-                <w:bdr w:val="none" w:color="auto" w:sz="0" w:space="0"/>
                 <w:lang w:val="en-US" w:eastAsia="zh-CN" w:bidi="ar"/>
               </w:rPr>
               <w:t>0</w:t>
@@ -5765,6 +5765,7 @@
         <w:pageBreakBefore w:val="0"/>
         <w:widowControl w:val="0"/>
         <w:numPr>
+          <w:ilvl w:val="0"/>
           <w:numId w:val="0"/>
         </w:numPr>
         <w:kinsoku/>
@@ -5891,6 +5892,7 @@
     </w:p>
     <w:tbl>
       <w:tblPr>
+        <w:tblStyle w:val="10"/>
         <w:tblW w:w="4997" w:type="pct"/>
         <w:tblInd w:w="0" w:type="dxa"/>
         <w:tblBorders>
@@ -5901,7 +5903,7 @@
           <w:insideH w:val="none" w:color="auto" w:sz="0" w:space="0"/>
           <w:insideV w:val="none" w:color="auto" w:sz="0" w:space="0"/>
         </w:tblBorders>
-        <w:shd w:val="clear"/>
+        <w:shd w:val="clear" w:color="auto" w:fill="auto"/>
         <w:tblLayout w:type="autofit"/>
         <w:tblCellMar>
           <w:top w:w="0" w:type="dxa"/>
@@ -5928,7 +5930,7 @@
             <w:insideH w:val="none" w:color="auto" w:sz="0" w:space="0"/>
             <w:insideV w:val="none" w:color="auto" w:sz="0" w:space="0"/>
           </w:tblBorders>
-          <w:shd w:val="clear"/>
+          <w:shd w:val="clear" w:color="auto" w:fill="auto"/>
           <w:tblCellMar>
             <w:top w:w="0" w:type="dxa"/>
             <w:left w:w="108" w:type="dxa"/>
@@ -5983,7 +5985,6 @@
                 <w:sz w:val="22"/>
                 <w:szCs w:val="22"/>
                 <w:u w:val="none"/>
-                <w:bdr w:val="none" w:color="auto" w:sz="0" w:space="0"/>
                 <w:lang w:val="en-US" w:eastAsia="zh-CN" w:bidi="ar"/>
               </w:rPr>
               <w:t>设置</w:t>
@@ -6033,7 +6034,6 @@
                 <w:sz w:val="22"/>
                 <w:szCs w:val="22"/>
                 <w:u w:val="none"/>
-                <w:bdr w:val="none" w:color="auto" w:sz="0" w:space="0"/>
                 <w:lang w:val="en-US" w:eastAsia="zh-CN" w:bidi="ar"/>
               </w:rPr>
               <w:t>样本数</w:t>
@@ -6083,7 +6083,6 @@
                 <w:sz w:val="22"/>
                 <w:szCs w:val="22"/>
                 <w:u w:val="none"/>
-                <w:bdr w:val="none" w:color="auto" w:sz="0" w:space="0"/>
                 <w:lang w:val="en-US" w:eastAsia="zh-CN" w:bidi="ar"/>
               </w:rPr>
               <w:t>Accuracy</w:t>
@@ -6133,7 +6132,6 @@
                 <w:sz w:val="22"/>
                 <w:szCs w:val="22"/>
                 <w:u w:val="none"/>
-                <w:bdr w:val="none" w:color="auto" w:sz="0" w:space="0"/>
                 <w:lang w:val="en-US" w:eastAsia="zh-CN" w:bidi="ar"/>
               </w:rPr>
               <w:t>Macro-F1</w:t>
@@ -6183,7 +6181,6 @@
                 <w:sz w:val="22"/>
                 <w:szCs w:val="22"/>
                 <w:u w:val="none"/>
-                <w:bdr w:val="none" w:color="auto" w:sz="0" w:space="0"/>
                 <w:lang w:val="en-US" w:eastAsia="zh-CN" w:bidi="ar"/>
               </w:rPr>
               <w:t>Valid Choice Rate</w:t>
@@ -6233,7 +6230,6 @@
                 <w:sz w:val="22"/>
                 <w:szCs w:val="22"/>
                 <w:u w:val="none"/>
-                <w:bdr w:val="none" w:color="auto" w:sz="0" w:space="0"/>
                 <w:lang w:val="en-US" w:eastAsia="zh-CN" w:bidi="ar"/>
               </w:rPr>
               <w:t>Empty Prediction Rate</w:t>
@@ -6251,7 +6247,7 @@
             <w:insideH w:val="none" w:color="auto" w:sz="0" w:space="0"/>
             <w:insideV w:val="none" w:color="auto" w:sz="0" w:space="0"/>
           </w:tblBorders>
-          <w:shd w:val="clear"/>
+          <w:shd w:val="clear" w:color="auto" w:fill="auto"/>
           <w:tblCellMar>
             <w:top w:w="0" w:type="dxa"/>
             <w:left w:w="108" w:type="dxa"/>
@@ -6305,7 +6301,6 @@
                 <w:sz w:val="22"/>
                 <w:szCs w:val="22"/>
                 <w:u w:val="none"/>
-                <w:bdr w:val="none" w:color="auto" w:sz="0" w:space="0"/>
                 <w:lang w:val="en-US" w:eastAsia="zh-CN" w:bidi="ar"/>
               </w:rPr>
               <w:t>1e-5</w:t>
@@ -6355,7 +6350,6 @@
                 <w:sz w:val="22"/>
                 <w:szCs w:val="22"/>
                 <w:u w:val="none"/>
-                <w:bdr w:val="none" w:color="auto" w:sz="0" w:space="0"/>
                 <w:lang w:val="en-US" w:eastAsia="zh-CN" w:bidi="ar"/>
               </w:rPr>
               <w:t>1221</w:t>
@@ -6405,7 +6399,6 @@
                 <w:sz w:val="22"/>
                 <w:szCs w:val="22"/>
                 <w:u w:val="none"/>
-                <w:bdr w:val="none" w:color="auto" w:sz="0" w:space="0"/>
                 <w:lang w:val="en-US" w:eastAsia="zh-CN" w:bidi="ar"/>
               </w:rPr>
               <w:t>0.1351</w:t>
@@ -6455,7 +6448,6 @@
                 <w:sz w:val="22"/>
                 <w:szCs w:val="22"/>
                 <w:u w:val="none"/>
-                <w:bdr w:val="none" w:color="auto" w:sz="0" w:space="0"/>
                 <w:lang w:val="en-US" w:eastAsia="zh-CN" w:bidi="ar"/>
               </w:rPr>
               <w:t>0.2106</w:t>
@@ -6505,7 +6497,6 @@
                 <w:sz w:val="22"/>
                 <w:szCs w:val="22"/>
                 <w:u w:val="none"/>
-                <w:bdr w:val="none" w:color="auto" w:sz="0" w:space="0"/>
                 <w:lang w:val="en-US" w:eastAsia="zh-CN" w:bidi="ar"/>
               </w:rPr>
               <w:t>0.2007</w:t>
@@ -6555,7 +6546,6 @@
                 <w:sz w:val="22"/>
                 <w:szCs w:val="22"/>
                 <w:u w:val="none"/>
-                <w:bdr w:val="none" w:color="auto" w:sz="0" w:space="0"/>
                 <w:lang w:val="en-US" w:eastAsia="zh-CN" w:bidi="ar"/>
               </w:rPr>
               <w:t>0.7993</w:t>
@@ -6573,7 +6563,7 @@
             <w:insideH w:val="none" w:color="auto" w:sz="0" w:space="0"/>
             <w:insideV w:val="none" w:color="auto" w:sz="0" w:space="0"/>
           </w:tblBorders>
-          <w:shd w:val="clear"/>
+          <w:shd w:val="clear" w:color="auto" w:fill="auto"/>
           <w:tblCellMar>
             <w:top w:w="0" w:type="dxa"/>
             <w:left w:w="108" w:type="dxa"/>
@@ -6627,7 +6617,6 @@
                 <w:sz w:val="22"/>
                 <w:szCs w:val="22"/>
                 <w:u w:val="none"/>
-                <w:bdr w:val="none" w:color="auto" w:sz="0" w:space="0"/>
                 <w:lang w:val="en-US" w:eastAsia="zh-CN" w:bidi="ar"/>
               </w:rPr>
               <w:t>5e-5</w:t>
@@ -6677,7 +6666,6 @@
                 <w:sz w:val="22"/>
                 <w:szCs w:val="22"/>
                 <w:u w:val="none"/>
-                <w:bdr w:val="none" w:color="auto" w:sz="0" w:space="0"/>
                 <w:lang w:val="en-US" w:eastAsia="zh-CN" w:bidi="ar"/>
               </w:rPr>
               <w:t>1221</w:t>
@@ -6727,7 +6715,6 @@
                 <w:sz w:val="22"/>
                 <w:szCs w:val="22"/>
                 <w:u w:val="none"/>
-                <w:bdr w:val="none" w:color="auto" w:sz="0" w:space="0"/>
                 <w:lang w:val="en-US" w:eastAsia="zh-CN" w:bidi="ar"/>
               </w:rPr>
               <w:t>0.6618</w:t>
@@ -6777,7 +6764,6 @@
                 <w:sz w:val="22"/>
                 <w:szCs w:val="22"/>
                 <w:u w:val="none"/>
-                <w:bdr w:val="none" w:color="auto" w:sz="0" w:space="0"/>
                 <w:lang w:val="en-US" w:eastAsia="zh-CN" w:bidi="ar"/>
               </w:rPr>
               <w:t>0.6699</w:t>
@@ -6827,7 +6813,6 @@
                 <w:sz w:val="22"/>
                 <w:szCs w:val="22"/>
                 <w:u w:val="none"/>
-                <w:bdr w:val="none" w:color="auto" w:sz="0" w:space="0"/>
                 <w:lang w:val="en-US" w:eastAsia="zh-CN" w:bidi="ar"/>
               </w:rPr>
               <w:t>0.9754</w:t>
@@ -6877,7 +6862,6 @@
                 <w:sz w:val="22"/>
                 <w:szCs w:val="22"/>
                 <w:u w:val="none"/>
-                <w:bdr w:val="none" w:color="auto" w:sz="0" w:space="0"/>
                 <w:lang w:val="en-US" w:eastAsia="zh-CN" w:bidi="ar"/>
               </w:rPr>
               <w:t>0.0246</w:t>
@@ -6895,7 +6879,7 @@
             <w:insideH w:val="none" w:color="auto" w:sz="0" w:space="0"/>
             <w:insideV w:val="none" w:color="auto" w:sz="0" w:space="0"/>
           </w:tblBorders>
-          <w:shd w:val="clear"/>
+          <w:shd w:val="clear" w:color="auto" w:fill="auto"/>
           <w:tblCellMar>
             <w:top w:w="0" w:type="dxa"/>
             <w:left w:w="108" w:type="dxa"/>
@@ -6949,7 +6933,6 @@
                 <w:sz w:val="22"/>
                 <w:szCs w:val="22"/>
                 <w:u w:val="none"/>
-                <w:bdr w:val="none" w:color="auto" w:sz="0" w:space="0"/>
                 <w:lang w:val="en-US" w:eastAsia="zh-CN" w:bidi="ar"/>
               </w:rPr>
               <w:t>1e-4</w:t>
@@ -6999,7 +6982,6 @@
                 <w:sz w:val="22"/>
                 <w:szCs w:val="22"/>
                 <w:u w:val="none"/>
-                <w:bdr w:val="none" w:color="auto" w:sz="0" w:space="0"/>
                 <w:lang w:val="en-US" w:eastAsia="zh-CN" w:bidi="ar"/>
               </w:rPr>
               <w:t>1221</w:t>
@@ -7051,7 +7033,6 @@
                 <w:sz w:val="22"/>
                 <w:szCs w:val="22"/>
                 <w:u w:val="none"/>
-                <w:bdr w:val="none" w:color="auto" w:sz="0" w:space="0"/>
                 <w:lang w:val="en-US" w:eastAsia="zh-CN" w:bidi="ar"/>
               </w:rPr>
               <w:t>0.6953</w:t>
@@ -7103,7 +7084,6 @@
                 <w:sz w:val="22"/>
                 <w:szCs w:val="22"/>
                 <w:u w:val="none"/>
-                <w:bdr w:val="none" w:color="auto" w:sz="0" w:space="0"/>
                 <w:lang w:val="en-US" w:eastAsia="zh-CN" w:bidi="ar"/>
               </w:rPr>
               <w:t>0.6955</w:t>
@@ -7153,7 +7133,6 @@
                 <w:sz w:val="22"/>
                 <w:szCs w:val="22"/>
                 <w:u w:val="none"/>
-                <w:bdr w:val="none" w:color="auto" w:sz="0" w:space="0"/>
                 <w:lang w:val="en-US" w:eastAsia="zh-CN" w:bidi="ar"/>
               </w:rPr>
               <w:t>0.9992</w:t>
@@ -7203,7 +7182,6 @@
                 <w:sz w:val="22"/>
                 <w:szCs w:val="22"/>
                 <w:u w:val="none"/>
-                <w:bdr w:val="none" w:color="auto" w:sz="0" w:space="0"/>
                 <w:lang w:val="en-US" w:eastAsia="zh-CN" w:bidi="ar"/>
               </w:rPr>
               <w:t>0.0008</w:t>
@@ -7221,7 +7199,7 @@
             <w:insideH w:val="none" w:color="auto" w:sz="0" w:space="0"/>
             <w:insideV w:val="none" w:color="auto" w:sz="0" w:space="0"/>
           </w:tblBorders>
-          <w:shd w:val="clear"/>
+          <w:shd w:val="clear" w:color="auto" w:fill="auto"/>
           <w:tblCellMar>
             <w:top w:w="0" w:type="dxa"/>
             <w:left w:w="108" w:type="dxa"/>
@@ -7275,7 +7253,6 @@
                 <w:sz w:val="22"/>
                 <w:szCs w:val="22"/>
                 <w:u w:val="none"/>
-                <w:bdr w:val="none" w:color="auto" w:sz="0" w:space="0"/>
                 <w:lang w:val="en-US" w:eastAsia="zh-CN" w:bidi="ar"/>
               </w:rPr>
               <w:t>2e-4</w:t>
@@ -7325,7 +7302,6 @@
                 <w:sz w:val="22"/>
                 <w:szCs w:val="22"/>
                 <w:u w:val="none"/>
-                <w:bdr w:val="none" w:color="auto" w:sz="0" w:space="0"/>
                 <w:lang w:val="en-US" w:eastAsia="zh-CN" w:bidi="ar"/>
               </w:rPr>
               <w:t>1221</w:t>
@@ -7375,7 +7351,6 @@
                 <w:sz w:val="22"/>
                 <w:szCs w:val="22"/>
                 <w:u w:val="none"/>
-                <w:bdr w:val="none" w:color="auto" w:sz="0" w:space="0"/>
                 <w:lang w:val="en-US" w:eastAsia="zh-CN" w:bidi="ar"/>
               </w:rPr>
               <w:t>0.3972</w:t>
@@ -7425,7 +7400,6 @@
                 <w:sz w:val="22"/>
                 <w:szCs w:val="22"/>
                 <w:u w:val="none"/>
-                <w:bdr w:val="none" w:color="auto" w:sz="0" w:space="0"/>
                 <w:lang w:val="en-US" w:eastAsia="zh-CN" w:bidi="ar"/>
               </w:rPr>
               <w:t>0.3575</w:t>
@@ -7477,7 +7451,6 @@
                 <w:sz w:val="22"/>
                 <w:szCs w:val="22"/>
                 <w:u w:val="none"/>
-                <w:bdr w:val="none" w:color="auto" w:sz="0" w:space="0"/>
                 <w:lang w:val="en-US" w:eastAsia="zh-CN" w:bidi="ar"/>
               </w:rPr>
               <w:t>1</w:t>
@@ -7529,7 +7502,6 @@
                 <w:sz w:val="22"/>
                 <w:szCs w:val="22"/>
                 <w:u w:val="none"/>
-                <w:bdr w:val="none" w:color="auto" w:sz="0" w:space="0"/>
                 <w:lang w:val="en-US" w:eastAsia="zh-CN" w:bidi="ar"/>
               </w:rPr>
               <w:t>0</w:t>
@@ -7547,7 +7519,7 @@
             <w:insideH w:val="none" w:color="auto" w:sz="0" w:space="0"/>
             <w:insideV w:val="none" w:color="auto" w:sz="0" w:space="0"/>
           </w:tblBorders>
-          <w:shd w:val="clear"/>
+          <w:shd w:val="clear" w:color="auto" w:fill="auto"/>
           <w:tblCellMar>
             <w:top w:w="0" w:type="dxa"/>
             <w:left w:w="108" w:type="dxa"/>
@@ -7601,7 +7573,6 @@
                 <w:sz w:val="22"/>
                 <w:szCs w:val="22"/>
                 <w:u w:val="none"/>
-                <w:bdr w:val="none" w:color="auto" w:sz="0" w:space="0"/>
                 <w:lang w:val="en-US" w:eastAsia="zh-CN" w:bidi="ar"/>
               </w:rPr>
               <w:t>5e-4</w:t>
@@ -7651,7 +7622,6 @@
                 <w:sz w:val="22"/>
                 <w:szCs w:val="22"/>
                 <w:u w:val="none"/>
-                <w:bdr w:val="none" w:color="auto" w:sz="0" w:space="0"/>
                 <w:lang w:val="en-US" w:eastAsia="zh-CN" w:bidi="ar"/>
               </w:rPr>
               <w:t>1221</w:t>
@@ -7701,7 +7671,6 @@
                 <w:sz w:val="22"/>
                 <w:szCs w:val="22"/>
                 <w:u w:val="none"/>
-                <w:bdr w:val="none" w:color="auto" w:sz="0" w:space="0"/>
                 <w:lang w:val="en-US" w:eastAsia="zh-CN" w:bidi="ar"/>
               </w:rPr>
               <w:t>0.6503</w:t>
@@ -7751,7 +7720,6 @@
                 <w:sz w:val="22"/>
                 <w:szCs w:val="22"/>
                 <w:u w:val="none"/>
-                <w:bdr w:val="none" w:color="auto" w:sz="0" w:space="0"/>
                 <w:lang w:val="en-US" w:eastAsia="zh-CN" w:bidi="ar"/>
               </w:rPr>
               <w:t>0.6496</w:t>
@@ -7803,7 +7771,6 @@
                 <w:sz w:val="22"/>
                 <w:szCs w:val="22"/>
                 <w:u w:val="none"/>
-                <w:bdr w:val="none" w:color="auto" w:sz="0" w:space="0"/>
                 <w:lang w:val="en-US" w:eastAsia="zh-CN" w:bidi="ar"/>
               </w:rPr>
               <w:t>1</w:t>
@@ -7855,7 +7822,6 @@
                 <w:sz w:val="22"/>
                 <w:szCs w:val="22"/>
                 <w:u w:val="none"/>
-                <w:bdr w:val="none" w:color="auto" w:sz="0" w:space="0"/>
                 <w:lang w:val="en-US" w:eastAsia="zh-CN" w:bidi="ar"/>
               </w:rPr>
               <w:t>0</w:t>
@@ -8321,6 +8287,7 @@
     </w:p>
     <w:tbl>
       <w:tblPr>
+        <w:tblStyle w:val="10"/>
         <w:tblW w:w="4997" w:type="pct"/>
         <w:tblInd w:w="0" w:type="dxa"/>
         <w:tblBorders>
@@ -8331,7 +8298,7 @@
           <w:insideH w:val="none" w:color="auto" w:sz="0" w:space="0"/>
           <w:insideV w:val="none" w:color="auto" w:sz="0" w:space="0"/>
         </w:tblBorders>
-        <w:shd w:val="clear"/>
+        <w:shd w:val="clear" w:color="auto" w:fill="auto"/>
         <w:tblLayout w:type="autofit"/>
         <w:tblCellMar>
           <w:top w:w="0" w:type="dxa"/>
@@ -8358,7 +8325,7 @@
             <w:insideH w:val="none" w:color="auto" w:sz="0" w:space="0"/>
             <w:insideV w:val="none" w:color="auto" w:sz="0" w:space="0"/>
           </w:tblBorders>
-          <w:shd w:val="clear"/>
+          <w:shd w:val="clear" w:color="auto" w:fill="auto"/>
           <w:tblCellMar>
             <w:top w:w="0" w:type="dxa"/>
             <w:left w:w="108" w:type="dxa"/>
@@ -8413,7 +8380,6 @@
                 <w:sz w:val="22"/>
                 <w:szCs w:val="22"/>
                 <w:u w:val="none"/>
-                <w:bdr w:val="none" w:color="auto" w:sz="0" w:space="0"/>
                 <w:lang w:val="en-US" w:eastAsia="zh-CN" w:bidi="ar"/>
               </w:rPr>
               <w:t>设置</w:t>
@@ -8463,7 +8429,6 @@
                 <w:sz w:val="22"/>
                 <w:szCs w:val="22"/>
                 <w:u w:val="none"/>
-                <w:bdr w:val="none" w:color="auto" w:sz="0" w:space="0"/>
                 <w:lang w:val="en-US" w:eastAsia="zh-CN" w:bidi="ar"/>
               </w:rPr>
               <w:t>样本数</w:t>
@@ -8513,7 +8478,6 @@
                 <w:sz w:val="22"/>
                 <w:szCs w:val="22"/>
                 <w:u w:val="none"/>
-                <w:bdr w:val="none" w:color="auto" w:sz="0" w:space="0"/>
                 <w:lang w:val="en-US" w:eastAsia="zh-CN" w:bidi="ar"/>
               </w:rPr>
               <w:t>Accuracy</w:t>
@@ -8563,7 +8527,6 @@
                 <w:sz w:val="22"/>
                 <w:szCs w:val="22"/>
                 <w:u w:val="none"/>
-                <w:bdr w:val="none" w:color="auto" w:sz="0" w:space="0"/>
                 <w:lang w:val="en-US" w:eastAsia="zh-CN" w:bidi="ar"/>
               </w:rPr>
               <w:t>Macro-F1</w:t>
@@ -8613,7 +8576,6 @@
                 <w:sz w:val="22"/>
                 <w:szCs w:val="22"/>
                 <w:u w:val="none"/>
-                <w:bdr w:val="none" w:color="auto" w:sz="0" w:space="0"/>
                 <w:lang w:val="en-US" w:eastAsia="zh-CN" w:bidi="ar"/>
               </w:rPr>
               <w:t>Valid Choice Rate</w:t>
@@ -8663,10 +8625,325 @@
                 <w:sz w:val="22"/>
                 <w:szCs w:val="22"/>
                 <w:u w:val="none"/>
-                <w:bdr w:val="none" w:color="auto" w:sz="0" w:space="0"/>
                 <w:lang w:val="en-US" w:eastAsia="zh-CN" w:bidi="ar"/>
               </w:rPr>
               <w:t>Empty Prediction Rate</w:t>
+            </w:r>
+          </w:p>
+        </w:tc>
+      </w:tr>
+      <w:tr>
+        <w:tblPrEx>
+          <w:tblBorders>
+            <w:top w:val="none" w:color="auto" w:sz="0" w:space="0"/>
+            <w:left w:val="none" w:color="auto" w:sz="0" w:space="0"/>
+            <w:bottom w:val="none" w:color="auto" w:sz="0" w:space="0"/>
+            <w:right w:val="none" w:color="auto" w:sz="0" w:space="0"/>
+            <w:insideH w:val="none" w:color="auto" w:sz="0" w:space="0"/>
+            <w:insideV w:val="none" w:color="auto" w:sz="0" w:space="0"/>
+          </w:tblBorders>
+          <w:shd w:val="clear" w:color="auto" w:fill="auto"/>
+          <w:tblCellMar>
+            <w:top w:w="0" w:type="dxa"/>
+            <w:left w:w="108" w:type="dxa"/>
+            <w:bottom w:w="0" w:type="dxa"/>
+            <w:right w:w="108" w:type="dxa"/>
+          </w:tblCellMar>
+        </w:tblPrEx>
+        <w:trPr>
+          <w:trHeight w:val="280" w:hRule="atLeast"/>
+        </w:trPr>
+        <w:tc>
+          <w:tcPr>
+            <w:tcW w:w="800" w:type="pct"/>
+            <w:tcBorders>
+              <w:top w:val="single" w:color="000000" w:sz="4" w:space="0"/>
+              <w:left w:val="nil"/>
+              <w:bottom w:val="nil"/>
+              <w:right w:val="nil"/>
+            </w:tcBorders>
+            <w:shd w:val="clear" w:color="auto" w:fill="FFFFFF"/>
+            <w:noWrap/>
+            <w:vAlign w:val="center"/>
+          </w:tcPr>
+          <w:p>
+            <w:pPr>
+              <w:keepNext w:val="0"/>
+              <w:keepLines w:val="0"/>
+              <w:widowControl/>
+              <w:suppressLineNumbers w:val="0"/>
+              <w:jc w:val="center"/>
+              <w:textAlignment w:val="center"/>
+              <w:rPr>
+                <w:rFonts w:hint="default" w:ascii="Times New Roman" w:hAnsi="Times New Roman" w:eastAsia="宋体" w:cs="Times New Roman"/>
+                <w:b w:val="0"/>
+                <w:i w:val="0"/>
+                <w:iCs w:val="0"/>
+                <w:color w:val="000000"/>
+                <w:sz w:val="22"/>
+                <w:szCs w:val="22"/>
+                <w:u w:val="none"/>
+              </w:rPr>
+            </w:pPr>
+            <w:r>
+              <w:rPr>
+                <w:rFonts w:hint="default" w:ascii="Times New Roman" w:hAnsi="Times New Roman" w:eastAsia="宋体" w:cs="Times New Roman"/>
+                <w:b w:val="0"/>
+                <w:i w:val="0"/>
+                <w:iCs w:val="0"/>
+                <w:color w:val="000000"/>
+                <w:kern w:val="0"/>
+                <w:sz w:val="22"/>
+                <w:szCs w:val="22"/>
+                <w:u w:val="none"/>
+                <w:lang w:val="en-US" w:eastAsia="zh-CN" w:bidi="ar"/>
+              </w:rPr>
+              <w:t>1</w:t>
+            </w:r>
+          </w:p>
+        </w:tc>
+        <w:tc>
+          <w:tcPr>
+            <w:tcW w:w="800" w:type="pct"/>
+            <w:tcBorders>
+              <w:top w:val="single" w:color="000000" w:sz="4" w:space="0"/>
+              <w:left w:val="nil"/>
+              <w:bottom w:val="nil"/>
+              <w:right w:val="nil"/>
+            </w:tcBorders>
+            <w:shd w:val="clear" w:color="auto" w:fill="FFFFFF"/>
+            <w:noWrap/>
+            <w:vAlign w:val="center"/>
+          </w:tcPr>
+          <w:p>
+            <w:pPr>
+              <w:keepNext w:val="0"/>
+              <w:keepLines w:val="0"/>
+              <w:widowControl/>
+              <w:suppressLineNumbers w:val="0"/>
+              <w:jc w:val="center"/>
+              <w:textAlignment w:val="center"/>
+              <w:rPr>
+                <w:rFonts w:hint="default" w:ascii="Times New Roman" w:hAnsi="Times New Roman" w:eastAsia="宋体" w:cs="Times New Roman"/>
+                <w:b w:val="0"/>
+                <w:i w:val="0"/>
+                <w:iCs w:val="0"/>
+                <w:color w:val="000000"/>
+                <w:sz w:val="22"/>
+                <w:szCs w:val="22"/>
+                <w:u w:val="none"/>
+              </w:rPr>
+            </w:pPr>
+            <w:r>
+              <w:rPr>
+                <w:rFonts w:hint="default" w:ascii="Times New Roman" w:hAnsi="Times New Roman" w:eastAsia="宋体" w:cs="Times New Roman"/>
+                <w:b w:val="0"/>
+                <w:i w:val="0"/>
+                <w:iCs w:val="0"/>
+                <w:color w:val="000000"/>
+                <w:kern w:val="0"/>
+                <w:sz w:val="22"/>
+                <w:szCs w:val="22"/>
+                <w:u w:val="none"/>
+                <w:lang w:val="en-US" w:eastAsia="zh-CN" w:bidi="ar"/>
+              </w:rPr>
+              <w:t>1221</w:t>
+            </w:r>
+          </w:p>
+        </w:tc>
+        <w:tc>
+          <w:tcPr>
+            <w:tcW w:w="812" w:type="pct"/>
+            <w:tcBorders>
+              <w:top w:val="single" w:color="000000" w:sz="4" w:space="0"/>
+              <w:left w:val="nil"/>
+              <w:bottom w:val="nil"/>
+              <w:right w:val="nil"/>
+            </w:tcBorders>
+            <w:shd w:val="clear" w:color="auto" w:fill="FFFFFF"/>
+            <w:noWrap/>
+            <w:vAlign w:val="center"/>
+          </w:tcPr>
+          <w:p>
+            <w:pPr>
+              <w:keepNext w:val="0"/>
+              <w:keepLines w:val="0"/>
+              <w:widowControl/>
+              <w:suppressLineNumbers w:val="0"/>
+              <w:jc w:val="center"/>
+              <w:textAlignment w:val="center"/>
+              <w:rPr>
+                <w:rFonts w:hint="default" w:ascii="Times New Roman" w:hAnsi="Times New Roman" w:eastAsia="宋体" w:cs="Times New Roman"/>
+                <w:b w:val="0"/>
+                <w:i w:val="0"/>
+                <w:iCs w:val="0"/>
+                <w:color w:val="000000"/>
+                <w:sz w:val="22"/>
+                <w:szCs w:val="22"/>
+                <w:u w:val="none"/>
+              </w:rPr>
+            </w:pPr>
+            <w:r>
+              <w:rPr>
+                <w:rFonts w:hint="default" w:ascii="Times New Roman" w:hAnsi="Times New Roman" w:eastAsia="宋体" w:cs="Times New Roman"/>
+                <w:b w:val="0"/>
+                <w:i w:val="0"/>
+                <w:iCs w:val="0"/>
+                <w:color w:val="000000"/>
+                <w:kern w:val="0"/>
+                <w:sz w:val="22"/>
+                <w:szCs w:val="22"/>
+                <w:u w:val="none"/>
+                <w:lang w:val="en-US" w:eastAsia="zh-CN" w:bidi="ar"/>
+              </w:rPr>
+              <w:t>0.6675</w:t>
+            </w:r>
+          </w:p>
+        </w:tc>
+        <w:tc>
+          <w:tcPr>
+            <w:tcW w:w="812" w:type="pct"/>
+            <w:tcBorders>
+              <w:top w:val="single" w:color="000000" w:sz="4" w:space="0"/>
+              <w:left w:val="nil"/>
+              <w:bottom w:val="nil"/>
+              <w:right w:val="nil"/>
+            </w:tcBorders>
+            <w:shd w:val="clear" w:color="auto" w:fill="FFFFFF"/>
+            <w:noWrap/>
+            <w:vAlign w:val="center"/>
+          </w:tcPr>
+          <w:p>
+            <w:pPr>
+              <w:keepNext w:val="0"/>
+              <w:keepLines w:val="0"/>
+              <w:widowControl/>
+              <w:suppressLineNumbers w:val="0"/>
+              <w:jc w:val="center"/>
+              <w:textAlignment w:val="center"/>
+              <w:rPr>
+                <w:rFonts w:hint="default" w:ascii="Times New Roman" w:hAnsi="Times New Roman" w:eastAsia="宋体" w:cs="Times New Roman"/>
+                <w:b w:val="0"/>
+                <w:i w:val="0"/>
+                <w:iCs w:val="0"/>
+                <w:color w:val="000000"/>
+                <w:sz w:val="22"/>
+                <w:szCs w:val="22"/>
+                <w:u w:val="none"/>
+              </w:rPr>
+            </w:pPr>
+            <w:r>
+              <w:rPr>
+                <w:rFonts w:hint="default" w:ascii="Times New Roman" w:hAnsi="Times New Roman" w:eastAsia="宋体" w:cs="Times New Roman"/>
+                <w:b w:val="0"/>
+                <w:i w:val="0"/>
+                <w:iCs w:val="0"/>
+                <w:color w:val="000000"/>
+                <w:kern w:val="0"/>
+                <w:sz w:val="22"/>
+                <w:szCs w:val="22"/>
+                <w:u w:val="none"/>
+                <w:lang w:val="en-US" w:eastAsia="zh-CN" w:bidi="ar"/>
+              </w:rPr>
+              <w:t>0.6723</w:t>
+            </w:r>
+          </w:p>
+        </w:tc>
+        <w:tc>
+          <w:tcPr>
+            <w:tcW w:w="800" w:type="pct"/>
+            <w:tcBorders>
+              <w:top w:val="single" w:color="000000" w:sz="4" w:space="0"/>
+              <w:left w:val="nil"/>
+              <w:bottom w:val="nil"/>
+              <w:right w:val="nil"/>
+            </w:tcBorders>
+            <w:shd w:val="clear" w:color="auto" w:fill="FFFFFF"/>
+            <w:noWrap/>
+            <w:vAlign w:val="center"/>
+          </w:tcPr>
+          <w:p>
+            <w:pPr>
+              <w:keepNext w:val="0"/>
+              <w:keepLines w:val="0"/>
+              <w:widowControl/>
+              <w:suppressLineNumbers w:val="0"/>
+              <w:jc w:val="center"/>
+              <w:textAlignment w:val="center"/>
+              <w:rPr>
+                <w:rFonts w:hint="default" w:ascii="Times New Roman" w:hAnsi="Times New Roman" w:eastAsia="宋体" w:cs="Times New Roman"/>
+                <w:b w:val="0"/>
+                <w:i w:val="0"/>
+                <w:iCs w:val="0"/>
+                <w:color w:val="000000"/>
+                <w:sz w:val="22"/>
+                <w:szCs w:val="22"/>
+                <w:u w:val="none"/>
+              </w:rPr>
+            </w:pPr>
+            <w:r>
+              <w:rPr>
+                <w:rFonts w:hint="default" w:ascii="Times New Roman" w:hAnsi="Times New Roman" w:eastAsia="宋体" w:cs="Times New Roman"/>
+                <w:b w:val="0"/>
+                <w:i w:val="0"/>
+                <w:iCs w:val="0"/>
+                <w:color w:val="000000"/>
+                <w:kern w:val="0"/>
+                <w:sz w:val="22"/>
+                <w:szCs w:val="22"/>
+                <w:u w:val="none"/>
+                <w:lang w:val="en-US" w:eastAsia="zh-CN" w:bidi="ar"/>
+              </w:rPr>
+              <w:t>0.9853</w:t>
+            </w:r>
+          </w:p>
+        </w:tc>
+        <w:tc>
+          <w:tcPr>
+            <w:tcW w:w="974" w:type="pct"/>
+            <w:tcBorders>
+              <w:top w:val="single" w:color="000000" w:sz="4" w:space="0"/>
+              <w:left w:val="nil"/>
+              <w:bottom w:val="nil"/>
+              <w:right w:val="nil"/>
+            </w:tcBorders>
+            <w:shd w:val="clear" w:color="auto" w:fill="FFFFFF"/>
+            <w:noWrap/>
+            <w:vAlign w:val="center"/>
+          </w:tcPr>
+          <w:p>
+            <w:pPr>
+              <w:keepNext w:val="0"/>
+              <w:keepLines w:val="0"/>
+              <w:widowControl/>
+              <w:suppressLineNumbers w:val="0"/>
+              <w:jc w:val="center"/>
+              <w:textAlignment w:val="center"/>
+              <w:rPr>
+                <w:rFonts w:hint="default" w:ascii="Times New Roman" w:hAnsi="Times New Roman" w:eastAsia="宋体" w:cs="Times New Roman"/>
+                <w:b w:val="0"/>
+                <w:i w:val="0"/>
+                <w:iCs w:val="0"/>
+                <w:color w:val="000000"/>
+                <w:sz w:val="22"/>
+                <w:szCs w:val="22"/>
+                <w:u w:val="none"/>
+              </w:rPr>
+            </w:pPr>
+            <w:r>
+              <w:rPr>
+                <w:rFonts w:hint="default" w:ascii="Times New Roman" w:hAnsi="Times New Roman" w:eastAsia="宋体" w:cs="Times New Roman"/>
+                <w:b w:val="0"/>
+                <w:i w:val="0"/>
+                <w:iCs w:val="0"/>
+                <w:color w:val="000000"/>
+                <w:kern w:val="0"/>
+                <w:sz w:val="22"/>
+                <w:szCs w:val="22"/>
+                <w:u w:val="none"/>
+                <w:lang w:val="en-US" w:eastAsia="zh-CN" w:bidi="ar"/>
+              </w:rPr>
+              <w:t>0.0147</w:t>
             </w:r>
           </w:p>
         </w:tc>
@@ -8695,7 +8972,7 @@
           <w:tcPr>
             <w:tcW w:w="800" w:type="pct"/>
             <w:tcBorders>
-              <w:top w:val="single" w:color="000000" w:sz="4" w:space="0"/>
+              <w:top w:val="nil"/>
               <w:left w:val="nil"/>
               <w:bottom w:val="nil"/>
               <w:right w:val="nil"/>
@@ -8734,10 +9011,9 @@
                 <w:sz w:val="22"/>
                 <w:szCs w:val="22"/>
                 <w:u w:val="none"/>
-                <w:bdr w:val="none" w:color="auto" w:sz="0" w:space="0"/>
-                <w:lang w:val="en-US" w:eastAsia="zh-CN" w:bidi="ar"/>
-              </w:rPr>
-              <w:t>1</w:t>
+                <w:lang w:val="en-US" w:eastAsia="zh-CN" w:bidi="ar"/>
+              </w:rPr>
+              <w:t>4</w:t>
             </w:r>
           </w:p>
         </w:tc>
@@ -8745,7 +9021,7 @@
           <w:tcPr>
             <w:tcW w:w="800" w:type="pct"/>
             <w:tcBorders>
-              <w:top w:val="single" w:color="000000" w:sz="4" w:space="0"/>
+              <w:top w:val="nil"/>
               <w:left w:val="nil"/>
               <w:bottom w:val="nil"/>
               <w:right w:val="nil"/>
@@ -8784,7 +9060,6 @@
                 <w:sz w:val="22"/>
                 <w:szCs w:val="22"/>
                 <w:u w:val="none"/>
-                <w:bdr w:val="none" w:color="auto" w:sz="0" w:space="0"/>
                 <w:lang w:val="en-US" w:eastAsia="zh-CN" w:bidi="ar"/>
               </w:rPr>
               <w:t>1221</w:t>
@@ -8795,7 +9070,7 @@
           <w:tcPr>
             <w:tcW w:w="812" w:type="pct"/>
             <w:tcBorders>
-              <w:top w:val="single" w:color="000000" w:sz="4" w:space="0"/>
+              <w:top w:val="nil"/>
               <w:left w:val="nil"/>
               <w:bottom w:val="nil"/>
               <w:right w:val="nil"/>
@@ -8834,10 +9109,9 @@
                 <w:sz w:val="22"/>
                 <w:szCs w:val="22"/>
                 <w:u w:val="none"/>
-                <w:bdr w:val="none" w:color="auto" w:sz="0" w:space="0"/>
-                <w:lang w:val="en-US" w:eastAsia="zh-CN" w:bidi="ar"/>
-              </w:rPr>
-              <w:t>0.6675</w:t>
+                <w:lang w:val="en-US" w:eastAsia="zh-CN" w:bidi="ar"/>
+              </w:rPr>
+              <w:t>0.6847</w:t>
             </w:r>
           </w:p>
         </w:tc>
@@ -8845,7 +9119,7 @@
           <w:tcPr>
             <w:tcW w:w="812" w:type="pct"/>
             <w:tcBorders>
-              <w:top w:val="single" w:color="000000" w:sz="4" w:space="0"/>
+              <w:top w:val="nil"/>
               <w:left w:val="nil"/>
               <w:bottom w:val="nil"/>
               <w:right w:val="nil"/>
@@ -8884,10 +9158,9 @@
                 <w:sz w:val="22"/>
                 <w:szCs w:val="22"/>
                 <w:u w:val="none"/>
-                <w:bdr w:val="none" w:color="auto" w:sz="0" w:space="0"/>
-                <w:lang w:val="en-US" w:eastAsia="zh-CN" w:bidi="ar"/>
-              </w:rPr>
-              <w:t>0.6723</w:t>
+                <w:lang w:val="en-US" w:eastAsia="zh-CN" w:bidi="ar"/>
+              </w:rPr>
+              <w:t>0.6857</w:t>
             </w:r>
           </w:p>
         </w:tc>
@@ -8895,7 +9168,7 @@
           <w:tcPr>
             <w:tcW w:w="800" w:type="pct"/>
             <w:tcBorders>
-              <w:top w:val="single" w:color="000000" w:sz="4" w:space="0"/>
+              <w:top w:val="nil"/>
               <w:left w:val="nil"/>
               <w:bottom w:val="nil"/>
               <w:right w:val="nil"/>
@@ -8934,10 +9207,9 @@
                 <w:sz w:val="22"/>
                 <w:szCs w:val="22"/>
                 <w:u w:val="none"/>
-                <w:bdr w:val="none" w:color="auto" w:sz="0" w:space="0"/>
-                <w:lang w:val="en-US" w:eastAsia="zh-CN" w:bidi="ar"/>
-              </w:rPr>
-              <w:t>0.9853</w:t>
+                <w:lang w:val="en-US" w:eastAsia="zh-CN" w:bidi="ar"/>
+              </w:rPr>
+              <w:t>0.9967</w:t>
             </w:r>
           </w:p>
         </w:tc>
@@ -8945,7 +9217,7 @@
           <w:tcPr>
             <w:tcW w:w="974" w:type="pct"/>
             <w:tcBorders>
-              <w:top w:val="single" w:color="000000" w:sz="4" w:space="0"/>
+              <w:top w:val="nil"/>
               <w:left w:val="nil"/>
               <w:bottom w:val="nil"/>
               <w:right w:val="nil"/>
@@ -8984,10 +9256,9 @@
                 <w:sz w:val="22"/>
                 <w:szCs w:val="22"/>
                 <w:u w:val="none"/>
-                <w:bdr w:val="none" w:color="auto" w:sz="0" w:space="0"/>
-                <w:lang w:val="en-US" w:eastAsia="zh-CN" w:bidi="ar"/>
-              </w:rPr>
-              <w:t>0.0147</w:t>
+                <w:lang w:val="en-US" w:eastAsia="zh-CN" w:bidi="ar"/>
+              </w:rPr>
+              <w:t>0.0033</w:t>
             </w:r>
           </w:p>
         </w:tc>
@@ -9002,7 +9273,7 @@
             <w:insideH w:val="none" w:color="auto" w:sz="0" w:space="0"/>
             <w:insideV w:val="none" w:color="auto" w:sz="0" w:space="0"/>
           </w:tblBorders>
-          <w:shd w:val="clear"/>
+          <w:shd w:val="clear" w:color="auto" w:fill="auto"/>
           <w:tblCellMar>
             <w:top w:w="0" w:type="dxa"/>
             <w:left w:w="108" w:type="dxa"/>
@@ -9056,10 +9327,9 @@
                 <w:sz w:val="22"/>
                 <w:szCs w:val="22"/>
                 <w:u w:val="none"/>
-                <w:bdr w:val="none" w:color="auto" w:sz="0" w:space="0"/>
-                <w:lang w:val="en-US" w:eastAsia="zh-CN" w:bidi="ar"/>
-              </w:rPr>
-              <w:t>4</w:t>
+                <w:lang w:val="en-US" w:eastAsia="zh-CN" w:bidi="ar"/>
+              </w:rPr>
+              <w:t>8</w:t>
             </w:r>
           </w:p>
         </w:tc>
@@ -9106,7 +9376,6 @@
                 <w:sz w:val="22"/>
                 <w:szCs w:val="22"/>
                 <w:u w:val="none"/>
-                <w:bdr w:val="none" w:color="auto" w:sz="0" w:space="0"/>
                 <w:lang w:val="en-US" w:eastAsia="zh-CN" w:bidi="ar"/>
               </w:rPr>
               <w:t>1221</w:t>
@@ -9122,44 +9391,45 @@
               <w:bottom w:val="nil"/>
               <w:right w:val="nil"/>
             </w:tcBorders>
-            <w:shd w:val="clear" w:color="auto" w:fill="FFFFFF"/>
-            <w:noWrap/>
-            <w:vAlign w:val="center"/>
-          </w:tcPr>
-          <w:p>
-            <w:pPr>
-              <w:keepNext w:val="0"/>
-              <w:keepLines w:val="0"/>
-              <w:widowControl/>
-              <w:suppressLineNumbers w:val="0"/>
-              <w:jc w:val="center"/>
-              <w:textAlignment w:val="center"/>
-              <w:rPr>
-                <w:rFonts w:hint="default" w:ascii="Times New Roman" w:hAnsi="Times New Roman" w:eastAsia="宋体" w:cs="Times New Roman"/>
-                <w:b w:val="0"/>
-                <w:i w:val="0"/>
-                <w:iCs w:val="0"/>
-                <w:color w:val="000000"/>
-                <w:sz w:val="22"/>
-                <w:szCs w:val="22"/>
-                <w:u w:val="none"/>
-              </w:rPr>
-            </w:pPr>
-            <w:r>
-              <w:rPr>
-                <w:rFonts w:hint="default" w:ascii="Times New Roman" w:hAnsi="Times New Roman" w:eastAsia="宋体" w:cs="Times New Roman"/>
-                <w:b w:val="0"/>
-                <w:i w:val="0"/>
-                <w:iCs w:val="0"/>
-                <w:color w:val="000000"/>
-                <w:kern w:val="0"/>
-                <w:sz w:val="22"/>
-                <w:szCs w:val="22"/>
-                <w:u w:val="none"/>
-                <w:bdr w:val="none" w:color="auto" w:sz="0" w:space="0"/>
-                <w:lang w:val="en-US" w:eastAsia="zh-CN" w:bidi="ar"/>
-              </w:rPr>
-              <w:t>0.6847</w:t>
+            <w:shd w:val="clear" w:color="auto" w:fill="F1F1F1" w:themeFill="background1" w:themeFillShade="F2"/>
+            <w:noWrap/>
+            <w:vAlign w:val="center"/>
+          </w:tcPr>
+          <w:p>
+            <w:pPr>
+              <w:keepNext w:val="0"/>
+              <w:keepLines w:val="0"/>
+              <w:widowControl/>
+              <w:suppressLineNumbers w:val="0"/>
+              <w:jc w:val="center"/>
+              <w:textAlignment w:val="center"/>
+              <w:rPr>
+                <w:rFonts w:hint="default" w:ascii="Times New Roman" w:hAnsi="Times New Roman" w:eastAsia="宋体" w:cs="Times New Roman"/>
+                <w:b/>
+                <w:bCs/>
+                <w:i w:val="0"/>
+                <w:iCs w:val="0"/>
+                <w:color w:val="000000"/>
+                <w:sz w:val="22"/>
+                <w:szCs w:val="22"/>
+                <w:u w:val="none"/>
+              </w:rPr>
+            </w:pPr>
+            <w:r>
+              <w:rPr>
+                <w:rFonts w:hint="default" w:ascii="Times New Roman" w:hAnsi="Times New Roman" w:eastAsia="宋体" w:cs="Times New Roman"/>
+                <w:b/>
+                <w:bCs/>
+                <w:i w:val="0"/>
+                <w:iCs w:val="0"/>
+                <w:color w:val="000000"/>
+                <w:kern w:val="0"/>
+                <w:sz w:val="22"/>
+                <w:szCs w:val="22"/>
+                <w:u w:val="none"/>
+                <w:lang w:val="en-US" w:eastAsia="zh-CN" w:bidi="ar"/>
+              </w:rPr>
+              <w:t>0.6953</w:t>
             </w:r>
           </w:p>
         </w:tc>
@@ -9172,44 +9442,45 @@
               <w:bottom w:val="nil"/>
               <w:right w:val="nil"/>
             </w:tcBorders>
-            <w:shd w:val="clear" w:color="auto" w:fill="FFFFFF"/>
-            <w:noWrap/>
-            <w:vAlign w:val="center"/>
-          </w:tcPr>
-          <w:p>
-            <w:pPr>
-              <w:keepNext w:val="0"/>
-              <w:keepLines w:val="0"/>
-              <w:widowControl/>
-              <w:suppressLineNumbers w:val="0"/>
-              <w:jc w:val="center"/>
-              <w:textAlignment w:val="center"/>
-              <w:rPr>
-                <w:rFonts w:hint="default" w:ascii="Times New Roman" w:hAnsi="Times New Roman" w:eastAsia="宋体" w:cs="Times New Roman"/>
-                <w:b w:val="0"/>
-                <w:i w:val="0"/>
-                <w:iCs w:val="0"/>
-                <w:color w:val="000000"/>
-                <w:sz w:val="22"/>
-                <w:szCs w:val="22"/>
-                <w:u w:val="none"/>
-              </w:rPr>
-            </w:pPr>
-            <w:r>
-              <w:rPr>
-                <w:rFonts w:hint="default" w:ascii="Times New Roman" w:hAnsi="Times New Roman" w:eastAsia="宋体" w:cs="Times New Roman"/>
-                <w:b w:val="0"/>
-                <w:i w:val="0"/>
-                <w:iCs w:val="0"/>
-                <w:color w:val="000000"/>
-                <w:kern w:val="0"/>
-                <w:sz w:val="22"/>
-                <w:szCs w:val="22"/>
-                <w:u w:val="none"/>
-                <w:bdr w:val="none" w:color="auto" w:sz="0" w:space="0"/>
-                <w:lang w:val="en-US" w:eastAsia="zh-CN" w:bidi="ar"/>
-              </w:rPr>
-              <w:t>0.6857</w:t>
+            <w:shd w:val="clear" w:color="auto" w:fill="F1F1F1" w:themeFill="background1" w:themeFillShade="F2"/>
+            <w:noWrap/>
+            <w:vAlign w:val="center"/>
+          </w:tcPr>
+          <w:p>
+            <w:pPr>
+              <w:keepNext w:val="0"/>
+              <w:keepLines w:val="0"/>
+              <w:widowControl/>
+              <w:suppressLineNumbers w:val="0"/>
+              <w:jc w:val="center"/>
+              <w:textAlignment w:val="center"/>
+              <w:rPr>
+                <w:rFonts w:hint="default" w:ascii="Times New Roman" w:hAnsi="Times New Roman" w:eastAsia="宋体" w:cs="Times New Roman"/>
+                <w:b/>
+                <w:bCs/>
+                <w:i w:val="0"/>
+                <w:iCs w:val="0"/>
+                <w:color w:val="000000"/>
+                <w:sz w:val="22"/>
+                <w:szCs w:val="22"/>
+                <w:u w:val="none"/>
+              </w:rPr>
+            </w:pPr>
+            <w:r>
+              <w:rPr>
+                <w:rFonts w:hint="default" w:ascii="Times New Roman" w:hAnsi="Times New Roman" w:eastAsia="宋体" w:cs="Times New Roman"/>
+                <w:b/>
+                <w:bCs/>
+                <w:i w:val="0"/>
+                <w:iCs w:val="0"/>
+                <w:color w:val="000000"/>
+                <w:kern w:val="0"/>
+                <w:sz w:val="22"/>
+                <w:szCs w:val="22"/>
+                <w:u w:val="none"/>
+                <w:lang w:val="en-US" w:eastAsia="zh-CN" w:bidi="ar"/>
+              </w:rPr>
+              <w:t>0.6955</w:t>
             </w:r>
           </w:p>
         </w:tc>
@@ -9256,10 +9527,9 @@
                 <w:sz w:val="22"/>
                 <w:szCs w:val="22"/>
                 <w:u w:val="none"/>
-                <w:bdr w:val="none" w:color="auto" w:sz="0" w:space="0"/>
-                <w:lang w:val="en-US" w:eastAsia="zh-CN" w:bidi="ar"/>
-              </w:rPr>
-              <w:t>0.9967</w:t>
+                <w:lang w:val="en-US" w:eastAsia="zh-CN" w:bidi="ar"/>
+              </w:rPr>
+              <w:t>0.9992</w:t>
             </w:r>
           </w:p>
         </w:tc>
@@ -9306,10 +9576,9 @@
                 <w:sz w:val="22"/>
                 <w:szCs w:val="22"/>
                 <w:u w:val="none"/>
-                <w:bdr w:val="none" w:color="auto" w:sz="0" w:space="0"/>
-                <w:lang w:val="en-US" w:eastAsia="zh-CN" w:bidi="ar"/>
-              </w:rPr>
-              <w:t>0.0033</w:t>
+                <w:lang w:val="en-US" w:eastAsia="zh-CN" w:bidi="ar"/>
+              </w:rPr>
+              <w:t>0.0008</w:t>
             </w:r>
           </w:p>
         </w:tc>
@@ -9324,7 +9593,6 @@
             <w:insideH w:val="none" w:color="auto" w:sz="0" w:space="0"/>
             <w:insideV w:val="none" w:color="auto" w:sz="0" w:space="0"/>
           </w:tblBorders>
-          <w:shd w:val="clear"/>
           <w:tblCellMar>
             <w:top w:w="0" w:type="dxa"/>
             <w:left w:w="108" w:type="dxa"/>
@@ -9378,10 +9646,9 @@
                 <w:sz w:val="22"/>
                 <w:szCs w:val="22"/>
                 <w:u w:val="none"/>
-                <w:bdr w:val="none" w:color="auto" w:sz="0" w:space="0"/>
-                <w:lang w:val="en-US" w:eastAsia="zh-CN" w:bidi="ar"/>
-              </w:rPr>
-              <w:t>8</w:t>
+                <w:lang w:val="en-US" w:eastAsia="zh-CN" w:bidi="ar"/>
+              </w:rPr>
+              <w:t>16</w:t>
             </w:r>
           </w:p>
         </w:tc>
@@ -9428,7 +9695,6 @@
                 <w:sz w:val="22"/>
                 <w:szCs w:val="22"/>
                 <w:u w:val="none"/>
-                <w:bdr w:val="none" w:color="auto" w:sz="0" w:space="0"/>
                 <w:lang w:val="en-US" w:eastAsia="zh-CN" w:bidi="ar"/>
               </w:rPr>
               <w:t>1221</w:t>
@@ -9438,6 +9704,104 @@
         <w:tc>
           <w:tcPr>
             <w:tcW w:w="812" w:type="pct"/>
+            <w:tcBorders>
+              <w:top w:val="nil"/>
+              <w:left w:val="nil"/>
+              <w:bottom w:val="nil"/>
+              <w:right w:val="nil"/>
+            </w:tcBorders>
+            <w:shd w:val="clear" w:color="auto" w:fill="FFFFFF"/>
+            <w:noWrap/>
+            <w:vAlign w:val="center"/>
+          </w:tcPr>
+          <w:p>
+            <w:pPr>
+              <w:keepNext w:val="0"/>
+              <w:keepLines w:val="0"/>
+              <w:widowControl/>
+              <w:suppressLineNumbers w:val="0"/>
+              <w:jc w:val="center"/>
+              <w:textAlignment w:val="center"/>
+              <w:rPr>
+                <w:rFonts w:hint="default" w:ascii="Times New Roman" w:hAnsi="Times New Roman" w:eastAsia="宋体" w:cs="Times New Roman"/>
+                <w:b w:val="0"/>
+                <w:i w:val="0"/>
+                <w:iCs w:val="0"/>
+                <w:color w:val="000000"/>
+                <w:sz w:val="22"/>
+                <w:szCs w:val="22"/>
+                <w:u w:val="none"/>
+              </w:rPr>
+            </w:pPr>
+            <w:r>
+              <w:rPr>
+                <w:rFonts w:hint="default" w:ascii="Times New Roman" w:hAnsi="Times New Roman" w:eastAsia="宋体" w:cs="Times New Roman"/>
+                <w:b w:val="0"/>
+                <w:i w:val="0"/>
+                <w:iCs w:val="0"/>
+                <w:color w:val="000000"/>
+                <w:kern w:val="0"/>
+                <w:sz w:val="22"/>
+                <w:szCs w:val="22"/>
+                <w:u w:val="none"/>
+                <w:lang w:val="en-US" w:eastAsia="zh-CN" w:bidi="ar"/>
+              </w:rPr>
+              <w:t>0.5495</w:t>
+            </w:r>
+          </w:p>
+        </w:tc>
+        <w:tc>
+          <w:tcPr>
+            <w:tcW w:w="812" w:type="pct"/>
+            <w:tcBorders>
+              <w:top w:val="nil"/>
+              <w:left w:val="nil"/>
+              <w:bottom w:val="nil"/>
+              <w:right w:val="nil"/>
+            </w:tcBorders>
+            <w:shd w:val="clear" w:color="auto" w:fill="FFFFFF"/>
+            <w:noWrap/>
+            <w:vAlign w:val="center"/>
+          </w:tcPr>
+          <w:p>
+            <w:pPr>
+              <w:keepNext w:val="0"/>
+              <w:keepLines w:val="0"/>
+              <w:widowControl/>
+              <w:suppressLineNumbers w:val="0"/>
+              <w:jc w:val="center"/>
+              <w:textAlignment w:val="center"/>
+              <w:rPr>
+                <w:rFonts w:hint="default" w:ascii="Times New Roman" w:hAnsi="Times New Roman" w:eastAsia="宋体" w:cs="Times New Roman"/>
+                <w:b w:val="0"/>
+                <w:i w:val="0"/>
+                <w:iCs w:val="0"/>
+                <w:color w:val="000000"/>
+                <w:sz w:val="22"/>
+                <w:szCs w:val="22"/>
+                <w:u w:val="none"/>
+              </w:rPr>
+            </w:pPr>
+            <w:r>
+              <w:rPr>
+                <w:rFonts w:hint="default" w:ascii="Times New Roman" w:hAnsi="Times New Roman" w:eastAsia="宋体" w:cs="Times New Roman"/>
+                <w:b w:val="0"/>
+                <w:i w:val="0"/>
+                <w:iCs w:val="0"/>
+                <w:color w:val="000000"/>
+                <w:kern w:val="0"/>
+                <w:sz w:val="22"/>
+                <w:szCs w:val="22"/>
+                <w:u w:val="none"/>
+                <w:lang w:val="en-US" w:eastAsia="zh-CN" w:bidi="ar"/>
+              </w:rPr>
+              <w:t>0.5478</w:t>
+            </w:r>
+          </w:p>
+        </w:tc>
+        <w:tc>
+          <w:tcPr>
+            <w:tcW w:w="800" w:type="pct"/>
             <w:tcBorders>
               <w:top w:val="nil"/>
               <w:left w:val="nil"/>
@@ -9480,16 +9844,15 @@
                 <w:sz w:val="22"/>
                 <w:szCs w:val="22"/>
                 <w:u w:val="none"/>
-                <w:bdr w:val="none" w:color="auto" w:sz="0" w:space="0"/>
-                <w:lang w:val="en-US" w:eastAsia="zh-CN" w:bidi="ar"/>
-              </w:rPr>
-              <w:t>0.6953</w:t>
-            </w:r>
-          </w:p>
-        </w:tc>
-        <w:tc>
-          <w:tcPr>
-            <w:tcW w:w="812" w:type="pct"/>
+                <w:lang w:val="en-US" w:eastAsia="zh-CN" w:bidi="ar"/>
+              </w:rPr>
+              <w:t>1</w:t>
+            </w:r>
+          </w:p>
+        </w:tc>
+        <w:tc>
+          <w:tcPr>
+            <w:tcW w:w="974" w:type="pct"/>
             <w:tcBorders>
               <w:top w:val="nil"/>
               <w:left w:val="nil"/>
@@ -9532,110 +9895,9 @@
                 <w:sz w:val="22"/>
                 <w:szCs w:val="22"/>
                 <w:u w:val="none"/>
-                <w:bdr w:val="none" w:color="auto" w:sz="0" w:space="0"/>
-                <w:lang w:val="en-US" w:eastAsia="zh-CN" w:bidi="ar"/>
-              </w:rPr>
-              <w:t>0.6955</w:t>
-            </w:r>
-          </w:p>
-        </w:tc>
-        <w:tc>
-          <w:tcPr>
-            <w:tcW w:w="800" w:type="pct"/>
-            <w:tcBorders>
-              <w:top w:val="nil"/>
-              <w:left w:val="nil"/>
-              <w:bottom w:val="nil"/>
-              <w:right w:val="nil"/>
-            </w:tcBorders>
-            <w:shd w:val="clear" w:color="auto" w:fill="FFFFFF"/>
-            <w:noWrap/>
-            <w:vAlign w:val="center"/>
-          </w:tcPr>
-          <w:p>
-            <w:pPr>
-              <w:keepNext w:val="0"/>
-              <w:keepLines w:val="0"/>
-              <w:widowControl/>
-              <w:suppressLineNumbers w:val="0"/>
-              <w:jc w:val="center"/>
-              <w:textAlignment w:val="center"/>
-              <w:rPr>
-                <w:rFonts w:hint="default" w:ascii="Times New Roman" w:hAnsi="Times New Roman" w:eastAsia="宋体" w:cs="Times New Roman"/>
-                <w:b w:val="0"/>
-                <w:i w:val="0"/>
-                <w:iCs w:val="0"/>
-                <w:color w:val="000000"/>
-                <w:sz w:val="22"/>
-                <w:szCs w:val="22"/>
-                <w:u w:val="none"/>
-              </w:rPr>
-            </w:pPr>
-            <w:r>
-              <w:rPr>
-                <w:rFonts w:hint="default" w:ascii="Times New Roman" w:hAnsi="Times New Roman" w:eastAsia="宋体" w:cs="Times New Roman"/>
-                <w:b w:val="0"/>
-                <w:i w:val="0"/>
-                <w:iCs w:val="0"/>
-                <w:color w:val="000000"/>
-                <w:kern w:val="0"/>
-                <w:sz w:val="22"/>
-                <w:szCs w:val="22"/>
-                <w:u w:val="none"/>
-                <w:bdr w:val="none" w:color="auto" w:sz="0" w:space="0"/>
-                <w:lang w:val="en-US" w:eastAsia="zh-CN" w:bidi="ar"/>
-              </w:rPr>
-              <w:t>0.9992</w:t>
-            </w:r>
-          </w:p>
-        </w:tc>
-        <w:tc>
-          <w:tcPr>
-            <w:tcW w:w="974" w:type="pct"/>
-            <w:tcBorders>
-              <w:top w:val="nil"/>
-              <w:left w:val="nil"/>
-              <w:bottom w:val="nil"/>
-              <w:right w:val="nil"/>
-            </w:tcBorders>
-            <w:shd w:val="clear" w:color="auto" w:fill="FFFFFF"/>
-            <w:noWrap/>
-            <w:vAlign w:val="center"/>
-          </w:tcPr>
-          <w:p>
-            <w:pPr>
-              <w:keepNext w:val="0"/>
-              <w:keepLines w:val="0"/>
-              <w:widowControl/>
-              <w:suppressLineNumbers w:val="0"/>
-              <w:jc w:val="center"/>
-              <w:textAlignment w:val="center"/>
-              <w:rPr>
-                <w:rFonts w:hint="default" w:ascii="Times New Roman" w:hAnsi="Times New Roman" w:eastAsia="宋体" w:cs="Times New Roman"/>
-                <w:b w:val="0"/>
-                <w:i w:val="0"/>
-                <w:iCs w:val="0"/>
-                <w:color w:val="000000"/>
-                <w:sz w:val="22"/>
-                <w:szCs w:val="22"/>
-                <w:u w:val="none"/>
-              </w:rPr>
-            </w:pPr>
-            <w:r>
-              <w:rPr>
-                <w:rFonts w:hint="default" w:ascii="Times New Roman" w:hAnsi="Times New Roman" w:eastAsia="宋体" w:cs="Times New Roman"/>
-                <w:b w:val="0"/>
-                <w:i w:val="0"/>
-                <w:iCs w:val="0"/>
-                <w:color w:val="000000"/>
-                <w:kern w:val="0"/>
-                <w:sz w:val="22"/>
-                <w:szCs w:val="22"/>
-                <w:u w:val="none"/>
-                <w:bdr w:val="none" w:color="auto" w:sz="0" w:space="0"/>
-                <w:lang w:val="en-US" w:eastAsia="zh-CN" w:bidi="ar"/>
-              </w:rPr>
-              <w:t>0.0008</w:t>
+                <w:lang w:val="en-US" w:eastAsia="zh-CN" w:bidi="ar"/>
+              </w:rPr>
+              <w:t>0</w:t>
             </w:r>
           </w:p>
         </w:tc>
@@ -9650,7 +9912,6 @@
             <w:insideH w:val="none" w:color="auto" w:sz="0" w:space="0"/>
             <w:insideV w:val="none" w:color="auto" w:sz="0" w:space="0"/>
           </w:tblBorders>
-          <w:shd w:val="clear"/>
           <w:tblCellMar>
             <w:top w:w="0" w:type="dxa"/>
             <w:left w:w="108" w:type="dxa"/>
@@ -9667,47 +9928,46 @@
             <w:tcBorders>
               <w:top w:val="nil"/>
               <w:left w:val="nil"/>
-              <w:bottom w:val="nil"/>
-              <w:right w:val="nil"/>
-            </w:tcBorders>
-            <w:shd w:val="clear" w:color="auto" w:fill="FFFFFF"/>
-            <w:noWrap/>
-            <w:vAlign w:val="center"/>
-          </w:tcPr>
-          <w:p>
-            <w:pPr>
-              <w:keepNext w:val="0"/>
-              <w:keepLines w:val="0"/>
-              <w:widowControl/>
-              <w:suppressLineNumbers w:val="0"/>
-              <w:jc w:val="center"/>
-              <w:textAlignment w:val="center"/>
-              <w:rPr>
-                <w:rFonts w:hint="default" w:ascii="Times New Roman" w:hAnsi="Times New Roman" w:eastAsia="宋体" w:cs="Times New Roman"/>
-                <w:b w:val="0"/>
-                <w:i w:val="0"/>
-                <w:iCs w:val="0"/>
-                <w:color w:val="000000"/>
-                <w:sz w:val="22"/>
-                <w:szCs w:val="22"/>
-                <w:u w:val="none"/>
-              </w:rPr>
-            </w:pPr>
-            <w:r>
-              <w:rPr>
-                <w:rFonts w:hint="default" w:ascii="Times New Roman" w:hAnsi="Times New Roman" w:eastAsia="宋体" w:cs="Times New Roman"/>
-                <w:b w:val="0"/>
-                <w:i w:val="0"/>
-                <w:iCs w:val="0"/>
-                <w:color w:val="000000"/>
-                <w:kern w:val="0"/>
-                <w:sz w:val="22"/>
-                <w:szCs w:val="22"/>
-                <w:u w:val="none"/>
-                <w:bdr w:val="none" w:color="auto" w:sz="0" w:space="0"/>
-                <w:lang w:val="en-US" w:eastAsia="zh-CN" w:bidi="ar"/>
-              </w:rPr>
-              <w:t>16</w:t>
+              <w:bottom w:val="single" w:color="000000" w:sz="12" w:space="0"/>
+              <w:right w:val="nil"/>
+            </w:tcBorders>
+            <w:shd w:val="clear" w:color="auto" w:fill="FFFFFF"/>
+            <w:noWrap/>
+            <w:vAlign w:val="center"/>
+          </w:tcPr>
+          <w:p>
+            <w:pPr>
+              <w:keepNext w:val="0"/>
+              <w:keepLines w:val="0"/>
+              <w:widowControl/>
+              <w:suppressLineNumbers w:val="0"/>
+              <w:jc w:val="center"/>
+              <w:textAlignment w:val="center"/>
+              <w:rPr>
+                <w:rFonts w:hint="default" w:ascii="Times New Roman" w:hAnsi="Times New Roman" w:eastAsia="宋体" w:cs="Times New Roman"/>
+                <w:b w:val="0"/>
+                <w:i w:val="0"/>
+                <w:iCs w:val="0"/>
+                <w:color w:val="000000"/>
+                <w:sz w:val="22"/>
+                <w:szCs w:val="22"/>
+                <w:u w:val="none"/>
+              </w:rPr>
+            </w:pPr>
+            <w:r>
+              <w:rPr>
+                <w:rFonts w:hint="default" w:ascii="Times New Roman" w:hAnsi="Times New Roman" w:eastAsia="宋体" w:cs="Times New Roman"/>
+                <w:b w:val="0"/>
+                <w:i w:val="0"/>
+                <w:iCs w:val="0"/>
+                <w:color w:val="000000"/>
+                <w:kern w:val="0"/>
+                <w:sz w:val="22"/>
+                <w:szCs w:val="22"/>
+                <w:u w:val="none"/>
+                <w:lang w:val="en-US" w:eastAsia="zh-CN" w:bidi="ar"/>
+              </w:rPr>
+              <w:t>32</w:t>
             </w:r>
           </w:p>
         </w:tc>
@@ -9717,44 +9977,43 @@
             <w:tcBorders>
               <w:top w:val="nil"/>
               <w:left w:val="nil"/>
-              <w:bottom w:val="nil"/>
-              <w:right w:val="nil"/>
-            </w:tcBorders>
-            <w:shd w:val="clear" w:color="auto" w:fill="FFFFFF"/>
-            <w:noWrap/>
-            <w:vAlign w:val="center"/>
-          </w:tcPr>
-          <w:p>
-            <w:pPr>
-              <w:keepNext w:val="0"/>
-              <w:keepLines w:val="0"/>
-              <w:widowControl/>
-              <w:suppressLineNumbers w:val="0"/>
-              <w:jc w:val="center"/>
-              <w:textAlignment w:val="center"/>
-              <w:rPr>
-                <w:rFonts w:hint="default" w:ascii="Times New Roman" w:hAnsi="Times New Roman" w:eastAsia="宋体" w:cs="Times New Roman"/>
-                <w:b w:val="0"/>
-                <w:i w:val="0"/>
-                <w:iCs w:val="0"/>
-                <w:color w:val="000000"/>
-                <w:sz w:val="22"/>
-                <w:szCs w:val="22"/>
-                <w:u w:val="none"/>
-              </w:rPr>
-            </w:pPr>
-            <w:r>
-              <w:rPr>
-                <w:rFonts w:hint="default" w:ascii="Times New Roman" w:hAnsi="Times New Roman" w:eastAsia="宋体" w:cs="Times New Roman"/>
-                <w:b w:val="0"/>
-                <w:i w:val="0"/>
-                <w:iCs w:val="0"/>
-                <w:color w:val="000000"/>
-                <w:kern w:val="0"/>
-                <w:sz w:val="22"/>
-                <w:szCs w:val="22"/>
-                <w:u w:val="none"/>
-                <w:bdr w:val="none" w:color="auto" w:sz="0" w:space="0"/>
+              <w:bottom w:val="single" w:color="000000" w:sz="12" w:space="0"/>
+              <w:right w:val="nil"/>
+            </w:tcBorders>
+            <w:shd w:val="clear" w:color="auto" w:fill="FFFFFF"/>
+            <w:noWrap/>
+            <w:vAlign w:val="center"/>
+          </w:tcPr>
+          <w:p>
+            <w:pPr>
+              <w:keepNext w:val="0"/>
+              <w:keepLines w:val="0"/>
+              <w:widowControl/>
+              <w:suppressLineNumbers w:val="0"/>
+              <w:jc w:val="center"/>
+              <w:textAlignment w:val="center"/>
+              <w:rPr>
+                <w:rFonts w:hint="default" w:ascii="Times New Roman" w:hAnsi="Times New Roman" w:eastAsia="宋体" w:cs="Times New Roman"/>
+                <w:b w:val="0"/>
+                <w:i w:val="0"/>
+                <w:iCs w:val="0"/>
+                <w:color w:val="000000"/>
+                <w:sz w:val="22"/>
+                <w:szCs w:val="22"/>
+                <w:u w:val="none"/>
+              </w:rPr>
+            </w:pPr>
+            <w:r>
+              <w:rPr>
+                <w:rFonts w:hint="default" w:ascii="Times New Roman" w:hAnsi="Times New Roman" w:eastAsia="宋体" w:cs="Times New Roman"/>
+                <w:b w:val="0"/>
+                <w:i w:val="0"/>
+                <w:iCs w:val="0"/>
+                <w:color w:val="000000"/>
+                <w:kern w:val="0"/>
+                <w:sz w:val="22"/>
+                <w:szCs w:val="22"/>
+                <w:u w:val="none"/>
                 <w:lang w:val="en-US" w:eastAsia="zh-CN" w:bidi="ar"/>
               </w:rPr>
               <w:t>1221</w:t>
@@ -9767,47 +10026,46 @@
             <w:tcBorders>
               <w:top w:val="nil"/>
               <w:left w:val="nil"/>
-              <w:bottom w:val="nil"/>
-              <w:right w:val="nil"/>
-            </w:tcBorders>
-            <w:shd w:val="clear" w:color="auto" w:fill="FFFFFF"/>
-            <w:noWrap/>
-            <w:vAlign w:val="center"/>
-          </w:tcPr>
-          <w:p>
-            <w:pPr>
-              <w:keepNext w:val="0"/>
-              <w:keepLines w:val="0"/>
-              <w:widowControl/>
-              <w:suppressLineNumbers w:val="0"/>
-              <w:jc w:val="center"/>
-              <w:textAlignment w:val="center"/>
-              <w:rPr>
-                <w:rFonts w:hint="default" w:ascii="Times New Roman" w:hAnsi="Times New Roman" w:eastAsia="宋体" w:cs="Times New Roman"/>
-                <w:b w:val="0"/>
-                <w:i w:val="0"/>
-                <w:iCs w:val="0"/>
-                <w:color w:val="000000"/>
-                <w:sz w:val="22"/>
-                <w:szCs w:val="22"/>
-                <w:u w:val="none"/>
-              </w:rPr>
-            </w:pPr>
-            <w:r>
-              <w:rPr>
-                <w:rFonts w:hint="default" w:ascii="Times New Roman" w:hAnsi="Times New Roman" w:eastAsia="宋体" w:cs="Times New Roman"/>
-                <w:b w:val="0"/>
-                <w:i w:val="0"/>
-                <w:iCs w:val="0"/>
-                <w:color w:val="000000"/>
-                <w:kern w:val="0"/>
-                <w:sz w:val="22"/>
-                <w:szCs w:val="22"/>
-                <w:u w:val="none"/>
-                <w:bdr w:val="none" w:color="auto" w:sz="0" w:space="0"/>
-                <w:lang w:val="en-US" w:eastAsia="zh-CN" w:bidi="ar"/>
-              </w:rPr>
-              <w:t>0.5495</w:t>
+              <w:bottom w:val="single" w:color="000000" w:sz="12" w:space="0"/>
+              <w:right w:val="nil"/>
+            </w:tcBorders>
+            <w:shd w:val="clear" w:color="auto" w:fill="FFFFFF"/>
+            <w:noWrap/>
+            <w:vAlign w:val="center"/>
+          </w:tcPr>
+          <w:p>
+            <w:pPr>
+              <w:keepNext w:val="0"/>
+              <w:keepLines w:val="0"/>
+              <w:widowControl/>
+              <w:suppressLineNumbers w:val="0"/>
+              <w:jc w:val="center"/>
+              <w:textAlignment w:val="center"/>
+              <w:rPr>
+                <w:rFonts w:hint="default" w:ascii="Times New Roman" w:hAnsi="Times New Roman" w:eastAsia="宋体" w:cs="Times New Roman"/>
+                <w:b w:val="0"/>
+                <w:i w:val="0"/>
+                <w:iCs w:val="0"/>
+                <w:color w:val="000000"/>
+                <w:sz w:val="22"/>
+                <w:szCs w:val="22"/>
+                <w:u w:val="none"/>
+              </w:rPr>
+            </w:pPr>
+            <w:r>
+              <w:rPr>
+                <w:rFonts w:hint="default" w:ascii="Times New Roman" w:hAnsi="Times New Roman" w:eastAsia="宋体" w:cs="Times New Roman"/>
+                <w:b w:val="0"/>
+                <w:i w:val="0"/>
+                <w:iCs w:val="0"/>
+                <w:color w:val="000000"/>
+                <w:kern w:val="0"/>
+                <w:sz w:val="22"/>
+                <w:szCs w:val="22"/>
+                <w:u w:val="none"/>
+                <w:lang w:val="en-US" w:eastAsia="zh-CN" w:bidi="ar"/>
+              </w:rPr>
+              <w:t>0.5348</w:t>
             </w:r>
           </w:p>
         </w:tc>
@@ -9817,47 +10075,46 @@
             <w:tcBorders>
               <w:top w:val="nil"/>
               <w:left w:val="nil"/>
-              <w:bottom w:val="nil"/>
-              <w:right w:val="nil"/>
-            </w:tcBorders>
-            <w:shd w:val="clear" w:color="auto" w:fill="FFFFFF"/>
-            <w:noWrap/>
-            <w:vAlign w:val="center"/>
-          </w:tcPr>
-          <w:p>
-            <w:pPr>
-              <w:keepNext w:val="0"/>
-              <w:keepLines w:val="0"/>
-              <w:widowControl/>
-              <w:suppressLineNumbers w:val="0"/>
-              <w:jc w:val="center"/>
-              <w:textAlignment w:val="center"/>
-              <w:rPr>
-                <w:rFonts w:hint="default" w:ascii="Times New Roman" w:hAnsi="Times New Roman" w:eastAsia="宋体" w:cs="Times New Roman"/>
-                <w:b w:val="0"/>
-                <w:i w:val="0"/>
-                <w:iCs w:val="0"/>
-                <w:color w:val="000000"/>
-                <w:sz w:val="22"/>
-                <w:szCs w:val="22"/>
-                <w:u w:val="none"/>
-              </w:rPr>
-            </w:pPr>
-            <w:r>
-              <w:rPr>
-                <w:rFonts w:hint="default" w:ascii="Times New Roman" w:hAnsi="Times New Roman" w:eastAsia="宋体" w:cs="Times New Roman"/>
-                <w:b w:val="0"/>
-                <w:i w:val="0"/>
-                <w:iCs w:val="0"/>
-                <w:color w:val="000000"/>
-                <w:kern w:val="0"/>
-                <w:sz w:val="22"/>
-                <w:szCs w:val="22"/>
-                <w:u w:val="none"/>
-                <w:bdr w:val="none" w:color="auto" w:sz="0" w:space="0"/>
-                <w:lang w:val="en-US" w:eastAsia="zh-CN" w:bidi="ar"/>
-              </w:rPr>
-              <w:t>0.5478</w:t>
+              <w:bottom w:val="single" w:color="000000" w:sz="12" w:space="0"/>
+              <w:right w:val="nil"/>
+            </w:tcBorders>
+            <w:shd w:val="clear" w:color="auto" w:fill="FFFFFF"/>
+            <w:noWrap/>
+            <w:vAlign w:val="center"/>
+          </w:tcPr>
+          <w:p>
+            <w:pPr>
+              <w:keepNext w:val="0"/>
+              <w:keepLines w:val="0"/>
+              <w:widowControl/>
+              <w:suppressLineNumbers w:val="0"/>
+              <w:jc w:val="center"/>
+              <w:textAlignment w:val="center"/>
+              <w:rPr>
+                <w:rFonts w:hint="default" w:ascii="Times New Roman" w:hAnsi="Times New Roman" w:eastAsia="宋体" w:cs="Times New Roman"/>
+                <w:b w:val="0"/>
+                <w:i w:val="0"/>
+                <w:iCs w:val="0"/>
+                <w:color w:val="000000"/>
+                <w:sz w:val="22"/>
+                <w:szCs w:val="22"/>
+                <w:u w:val="none"/>
+              </w:rPr>
+            </w:pPr>
+            <w:r>
+              <w:rPr>
+                <w:rFonts w:hint="default" w:ascii="Times New Roman" w:hAnsi="Times New Roman" w:eastAsia="宋体" w:cs="Times New Roman"/>
+                <w:b w:val="0"/>
+                <w:i w:val="0"/>
+                <w:iCs w:val="0"/>
+                <w:color w:val="000000"/>
+                <w:kern w:val="0"/>
+                <w:sz w:val="22"/>
+                <w:szCs w:val="22"/>
+                <w:u w:val="none"/>
+                <w:lang w:val="en-US" w:eastAsia="zh-CN" w:bidi="ar"/>
+              </w:rPr>
+              <w:t>0.5159</w:t>
             </w:r>
           </w:p>
         </w:tc>
@@ -9867,7 +10124,7 @@
             <w:tcBorders>
               <w:top w:val="nil"/>
               <w:left w:val="nil"/>
-              <w:bottom w:val="nil"/>
+              <w:bottom w:val="single" w:color="000000" w:sz="12" w:space="0"/>
               <w:right w:val="nil"/>
             </w:tcBorders>
             <w:shd w:val="clear" w:color="auto" w:fill="F1F1F1" w:themeFill="background1" w:themeFillShade="F2"/>
@@ -9906,7 +10163,6 @@
                 <w:sz w:val="22"/>
                 <w:szCs w:val="22"/>
                 <w:u w:val="none"/>
-                <w:bdr w:val="none" w:color="auto" w:sz="0" w:space="0"/>
                 <w:lang w:val="en-US" w:eastAsia="zh-CN" w:bidi="ar"/>
               </w:rPr>
               <w:t>1</w:t>
@@ -9919,7 +10175,7 @@
             <w:tcBorders>
               <w:top w:val="nil"/>
               <w:left w:val="nil"/>
-              <w:bottom w:val="nil"/>
+              <w:bottom w:val="single" w:color="000000" w:sz="12" w:space="0"/>
               <w:right w:val="nil"/>
             </w:tcBorders>
             <w:shd w:val="clear" w:color="auto" w:fill="F1F1F1" w:themeFill="background1" w:themeFillShade="F2"/>
@@ -9958,333 +10214,6 @@
                 <w:sz w:val="22"/>
                 <w:szCs w:val="22"/>
                 <w:u w:val="none"/>
-                <w:bdr w:val="none" w:color="auto" w:sz="0" w:space="0"/>
-                <w:lang w:val="en-US" w:eastAsia="zh-CN" w:bidi="ar"/>
-              </w:rPr>
-              <w:t>0</w:t>
-            </w:r>
-          </w:p>
-        </w:tc>
-      </w:tr>
-      <w:tr>
-        <w:tblPrEx>
-          <w:tblBorders>
-            <w:top w:val="none" w:color="auto" w:sz="0" w:space="0"/>
-            <w:left w:val="none" w:color="auto" w:sz="0" w:space="0"/>
-            <w:bottom w:val="none" w:color="auto" w:sz="0" w:space="0"/>
-            <w:right w:val="none" w:color="auto" w:sz="0" w:space="0"/>
-            <w:insideH w:val="none" w:color="auto" w:sz="0" w:space="0"/>
-            <w:insideV w:val="none" w:color="auto" w:sz="0" w:space="0"/>
-          </w:tblBorders>
-          <w:shd w:val="clear"/>
-          <w:tblCellMar>
-            <w:top w:w="0" w:type="dxa"/>
-            <w:left w:w="108" w:type="dxa"/>
-            <w:bottom w:w="0" w:type="dxa"/>
-            <w:right w:w="108" w:type="dxa"/>
-          </w:tblCellMar>
-        </w:tblPrEx>
-        <w:trPr>
-          <w:trHeight w:val="280" w:hRule="atLeast"/>
-        </w:trPr>
-        <w:tc>
-          <w:tcPr>
-            <w:tcW w:w="800" w:type="pct"/>
-            <w:tcBorders>
-              <w:top w:val="nil"/>
-              <w:left w:val="nil"/>
-              <w:bottom w:val="single" w:color="000000" w:sz="12" w:space="0"/>
-              <w:right w:val="nil"/>
-            </w:tcBorders>
-            <w:shd w:val="clear" w:color="auto" w:fill="FFFFFF"/>
-            <w:noWrap/>
-            <w:vAlign w:val="center"/>
-          </w:tcPr>
-          <w:p>
-            <w:pPr>
-              <w:keepNext w:val="0"/>
-              <w:keepLines w:val="0"/>
-              <w:widowControl/>
-              <w:suppressLineNumbers w:val="0"/>
-              <w:jc w:val="center"/>
-              <w:textAlignment w:val="center"/>
-              <w:rPr>
-                <w:rFonts w:hint="default" w:ascii="Times New Roman" w:hAnsi="Times New Roman" w:eastAsia="宋体" w:cs="Times New Roman"/>
-                <w:b w:val="0"/>
-                <w:i w:val="0"/>
-                <w:iCs w:val="0"/>
-                <w:color w:val="000000"/>
-                <w:sz w:val="22"/>
-                <w:szCs w:val="22"/>
-                <w:u w:val="none"/>
-              </w:rPr>
-            </w:pPr>
-            <w:r>
-              <w:rPr>
-                <w:rFonts w:hint="default" w:ascii="Times New Roman" w:hAnsi="Times New Roman" w:eastAsia="宋体" w:cs="Times New Roman"/>
-                <w:b w:val="0"/>
-                <w:i w:val="0"/>
-                <w:iCs w:val="0"/>
-                <w:color w:val="000000"/>
-                <w:kern w:val="0"/>
-                <w:sz w:val="22"/>
-                <w:szCs w:val="22"/>
-                <w:u w:val="none"/>
-                <w:bdr w:val="none" w:color="auto" w:sz="0" w:space="0"/>
-                <w:lang w:val="en-US" w:eastAsia="zh-CN" w:bidi="ar"/>
-              </w:rPr>
-              <w:t>32</w:t>
-            </w:r>
-          </w:p>
-        </w:tc>
-        <w:tc>
-          <w:tcPr>
-            <w:tcW w:w="800" w:type="pct"/>
-            <w:tcBorders>
-              <w:top w:val="nil"/>
-              <w:left w:val="nil"/>
-              <w:bottom w:val="single" w:color="000000" w:sz="12" w:space="0"/>
-              <w:right w:val="nil"/>
-            </w:tcBorders>
-            <w:shd w:val="clear" w:color="auto" w:fill="FFFFFF"/>
-            <w:noWrap/>
-            <w:vAlign w:val="center"/>
-          </w:tcPr>
-          <w:p>
-            <w:pPr>
-              <w:keepNext w:val="0"/>
-              <w:keepLines w:val="0"/>
-              <w:widowControl/>
-              <w:suppressLineNumbers w:val="0"/>
-              <w:jc w:val="center"/>
-              <w:textAlignment w:val="center"/>
-              <w:rPr>
-                <w:rFonts w:hint="default" w:ascii="Times New Roman" w:hAnsi="Times New Roman" w:eastAsia="宋体" w:cs="Times New Roman"/>
-                <w:b w:val="0"/>
-                <w:i w:val="0"/>
-                <w:iCs w:val="0"/>
-                <w:color w:val="000000"/>
-                <w:sz w:val="22"/>
-                <w:szCs w:val="22"/>
-                <w:u w:val="none"/>
-              </w:rPr>
-            </w:pPr>
-            <w:r>
-              <w:rPr>
-                <w:rFonts w:hint="default" w:ascii="Times New Roman" w:hAnsi="Times New Roman" w:eastAsia="宋体" w:cs="Times New Roman"/>
-                <w:b w:val="0"/>
-                <w:i w:val="0"/>
-                <w:iCs w:val="0"/>
-                <w:color w:val="000000"/>
-                <w:kern w:val="0"/>
-                <w:sz w:val="22"/>
-                <w:szCs w:val="22"/>
-                <w:u w:val="none"/>
-                <w:bdr w:val="none" w:color="auto" w:sz="0" w:space="0"/>
-                <w:lang w:val="en-US" w:eastAsia="zh-CN" w:bidi="ar"/>
-              </w:rPr>
-              <w:t>1221</w:t>
-            </w:r>
-          </w:p>
-        </w:tc>
-        <w:tc>
-          <w:tcPr>
-            <w:tcW w:w="812" w:type="pct"/>
-            <w:tcBorders>
-              <w:top w:val="nil"/>
-              <w:left w:val="nil"/>
-              <w:bottom w:val="single" w:color="000000" w:sz="12" w:space="0"/>
-              <w:right w:val="nil"/>
-            </w:tcBorders>
-            <w:shd w:val="clear" w:color="auto" w:fill="FFFFFF"/>
-            <w:noWrap/>
-            <w:vAlign w:val="center"/>
-          </w:tcPr>
-          <w:p>
-            <w:pPr>
-              <w:keepNext w:val="0"/>
-              <w:keepLines w:val="0"/>
-              <w:widowControl/>
-              <w:suppressLineNumbers w:val="0"/>
-              <w:jc w:val="center"/>
-              <w:textAlignment w:val="center"/>
-              <w:rPr>
-                <w:rFonts w:hint="default" w:ascii="Times New Roman" w:hAnsi="Times New Roman" w:eastAsia="宋体" w:cs="Times New Roman"/>
-                <w:b w:val="0"/>
-                <w:i w:val="0"/>
-                <w:iCs w:val="0"/>
-                <w:color w:val="000000"/>
-                <w:sz w:val="22"/>
-                <w:szCs w:val="22"/>
-                <w:u w:val="none"/>
-              </w:rPr>
-            </w:pPr>
-            <w:r>
-              <w:rPr>
-                <w:rFonts w:hint="default" w:ascii="Times New Roman" w:hAnsi="Times New Roman" w:eastAsia="宋体" w:cs="Times New Roman"/>
-                <w:b w:val="0"/>
-                <w:i w:val="0"/>
-                <w:iCs w:val="0"/>
-                <w:color w:val="000000"/>
-                <w:kern w:val="0"/>
-                <w:sz w:val="22"/>
-                <w:szCs w:val="22"/>
-                <w:u w:val="none"/>
-                <w:bdr w:val="none" w:color="auto" w:sz="0" w:space="0"/>
-                <w:lang w:val="en-US" w:eastAsia="zh-CN" w:bidi="ar"/>
-              </w:rPr>
-              <w:t>0.5348</w:t>
-            </w:r>
-          </w:p>
-        </w:tc>
-        <w:tc>
-          <w:tcPr>
-            <w:tcW w:w="812" w:type="pct"/>
-            <w:tcBorders>
-              <w:top w:val="nil"/>
-              <w:left w:val="nil"/>
-              <w:bottom w:val="single" w:color="000000" w:sz="12" w:space="0"/>
-              <w:right w:val="nil"/>
-            </w:tcBorders>
-            <w:shd w:val="clear" w:color="auto" w:fill="FFFFFF"/>
-            <w:noWrap/>
-            <w:vAlign w:val="center"/>
-          </w:tcPr>
-          <w:p>
-            <w:pPr>
-              <w:keepNext w:val="0"/>
-              <w:keepLines w:val="0"/>
-              <w:widowControl/>
-              <w:suppressLineNumbers w:val="0"/>
-              <w:jc w:val="center"/>
-              <w:textAlignment w:val="center"/>
-              <w:rPr>
-                <w:rFonts w:hint="default" w:ascii="Times New Roman" w:hAnsi="Times New Roman" w:eastAsia="宋体" w:cs="Times New Roman"/>
-                <w:b w:val="0"/>
-                <w:i w:val="0"/>
-                <w:iCs w:val="0"/>
-                <w:color w:val="000000"/>
-                <w:sz w:val="22"/>
-                <w:szCs w:val="22"/>
-                <w:u w:val="none"/>
-              </w:rPr>
-            </w:pPr>
-            <w:r>
-              <w:rPr>
-                <w:rFonts w:hint="default" w:ascii="Times New Roman" w:hAnsi="Times New Roman" w:eastAsia="宋体" w:cs="Times New Roman"/>
-                <w:b w:val="0"/>
-                <w:i w:val="0"/>
-                <w:iCs w:val="0"/>
-                <w:color w:val="000000"/>
-                <w:kern w:val="0"/>
-                <w:sz w:val="22"/>
-                <w:szCs w:val="22"/>
-                <w:u w:val="none"/>
-                <w:bdr w:val="none" w:color="auto" w:sz="0" w:space="0"/>
-                <w:lang w:val="en-US" w:eastAsia="zh-CN" w:bidi="ar"/>
-              </w:rPr>
-              <w:t>0.5159</w:t>
-            </w:r>
-          </w:p>
-        </w:tc>
-        <w:tc>
-          <w:tcPr>
-            <w:tcW w:w="800" w:type="pct"/>
-            <w:tcBorders>
-              <w:top w:val="nil"/>
-              <w:left w:val="nil"/>
-              <w:bottom w:val="single" w:color="000000" w:sz="12" w:space="0"/>
-              <w:right w:val="nil"/>
-            </w:tcBorders>
-            <w:shd w:val="clear" w:color="auto" w:fill="F1F1F1" w:themeFill="background1" w:themeFillShade="F2"/>
-            <w:noWrap/>
-            <w:vAlign w:val="center"/>
-          </w:tcPr>
-          <w:p>
-            <w:pPr>
-              <w:keepNext w:val="0"/>
-              <w:keepLines w:val="0"/>
-              <w:widowControl/>
-              <w:suppressLineNumbers w:val="0"/>
-              <w:jc w:val="center"/>
-              <w:textAlignment w:val="center"/>
-              <w:rPr>
-                <w:rFonts w:hint="default" w:ascii="Times New Roman" w:hAnsi="Times New Roman" w:eastAsia="宋体" w:cs="Times New Roman"/>
-                <w:b/>
-                <w:bCs/>
-                <w:i w:val="0"/>
-                <w:iCs w:val="0"/>
-                <w:color w:val="000000"/>
-                <w:sz w:val="22"/>
-                <w:szCs w:val="22"/>
-                <w:u w:val="none"/>
-              </w:rPr>
-            </w:pPr>
-            <w:r>
-              <w:rPr>
-                <w:rFonts w:hint="default" w:ascii="Times New Roman" w:hAnsi="Times New Roman" w:eastAsia="宋体" w:cs="Times New Roman"/>
-                <w:b/>
-                <w:bCs/>
-                <w:i w:val="0"/>
-                <w:iCs w:val="0"/>
-                <w:color w:val="000000"/>
-                <w:kern w:val="0"/>
-                <w:sz w:val="22"/>
-                <w:szCs w:val="22"/>
-                <w:u w:val="none"/>
-                <w:bdr w:val="none" w:color="auto" w:sz="0" w:space="0"/>
-                <w:lang w:val="en-US" w:eastAsia="zh-CN" w:bidi="ar"/>
-              </w:rPr>
-              <w:t>1</w:t>
-            </w:r>
-          </w:p>
-        </w:tc>
-        <w:tc>
-          <w:tcPr>
-            <w:tcW w:w="974" w:type="pct"/>
-            <w:tcBorders>
-              <w:top w:val="nil"/>
-              <w:left w:val="nil"/>
-              <w:bottom w:val="single" w:color="000000" w:sz="12" w:space="0"/>
-              <w:right w:val="nil"/>
-            </w:tcBorders>
-            <w:shd w:val="clear" w:color="auto" w:fill="F1F1F1" w:themeFill="background1" w:themeFillShade="F2"/>
-            <w:noWrap/>
-            <w:vAlign w:val="center"/>
-          </w:tcPr>
-          <w:p>
-            <w:pPr>
-              <w:keepNext w:val="0"/>
-              <w:keepLines w:val="0"/>
-              <w:widowControl/>
-              <w:suppressLineNumbers w:val="0"/>
-              <w:jc w:val="center"/>
-              <w:textAlignment w:val="center"/>
-              <w:rPr>
-                <w:rFonts w:hint="default" w:ascii="Times New Roman" w:hAnsi="Times New Roman" w:eastAsia="宋体" w:cs="Times New Roman"/>
-                <w:b/>
-                <w:bCs/>
-                <w:i w:val="0"/>
-                <w:iCs w:val="0"/>
-                <w:color w:val="000000"/>
-                <w:sz w:val="22"/>
-                <w:szCs w:val="22"/>
-                <w:u w:val="none"/>
-              </w:rPr>
-            </w:pPr>
-            <w:r>
-              <w:rPr>
-                <w:rFonts w:hint="default" w:ascii="Times New Roman" w:hAnsi="Times New Roman" w:eastAsia="宋体" w:cs="Times New Roman"/>
-                <w:b/>
-                <w:bCs/>
-                <w:i w:val="0"/>
-                <w:iCs w:val="0"/>
-                <w:color w:val="000000"/>
-                <w:kern w:val="0"/>
-                <w:sz w:val="22"/>
-                <w:szCs w:val="22"/>
-                <w:u w:val="none"/>
-                <w:bdr w:val="none" w:color="auto" w:sz="0" w:space="0"/>
                 <w:lang w:val="en-US" w:eastAsia="zh-CN" w:bidi="ar"/>
               </w:rPr>
               <w:t>0</w:t>
@@ -10559,6 +10488,7 @@
     </w:p>
     <w:tbl>
       <w:tblPr>
+        <w:tblStyle w:val="10"/>
         <w:tblW w:w="4997" w:type="pct"/>
         <w:tblInd w:w="0" w:type="dxa"/>
         <w:tblBorders>
@@ -10569,7 +10499,7 @@
           <w:insideH w:val="none" w:color="auto" w:sz="0" w:space="0"/>
           <w:insideV w:val="none" w:color="auto" w:sz="0" w:space="0"/>
         </w:tblBorders>
-        <w:shd w:val="clear"/>
+        <w:shd w:val="clear" w:color="auto" w:fill="auto"/>
         <w:tblLayout w:type="autofit"/>
         <w:tblCellMar>
           <w:top w:w="0" w:type="dxa"/>
@@ -10596,7 +10526,7 @@
             <w:insideH w:val="none" w:color="auto" w:sz="0" w:space="0"/>
             <w:insideV w:val="none" w:color="auto" w:sz="0" w:space="0"/>
           </w:tblBorders>
-          <w:shd w:val="clear"/>
+          <w:shd w:val="clear" w:color="auto" w:fill="auto"/>
           <w:tblCellMar>
             <w:top w:w="0" w:type="dxa"/>
             <w:left w:w="108" w:type="dxa"/>
@@ -10651,7 +10581,6 @@
                 <w:sz w:val="22"/>
                 <w:szCs w:val="22"/>
                 <w:u w:val="none"/>
-                <w:bdr w:val="none" w:color="auto" w:sz="0" w:space="0"/>
                 <w:lang w:val="en-US" w:eastAsia="zh-CN" w:bidi="ar"/>
               </w:rPr>
               <w:t>设置</w:t>
@@ -10701,7 +10630,6 @@
                 <w:sz w:val="22"/>
                 <w:szCs w:val="22"/>
                 <w:u w:val="none"/>
-                <w:bdr w:val="none" w:color="auto" w:sz="0" w:space="0"/>
                 <w:lang w:val="en-US" w:eastAsia="zh-CN" w:bidi="ar"/>
               </w:rPr>
               <w:t>样本数</w:t>
@@ -10751,7 +10679,6 @@
                 <w:sz w:val="22"/>
                 <w:szCs w:val="22"/>
                 <w:u w:val="none"/>
-                <w:bdr w:val="none" w:color="auto" w:sz="0" w:space="0"/>
                 <w:lang w:val="en-US" w:eastAsia="zh-CN" w:bidi="ar"/>
               </w:rPr>
               <w:t>Accuracy</w:t>
@@ -10801,7 +10728,6 @@
                 <w:sz w:val="22"/>
                 <w:szCs w:val="22"/>
                 <w:u w:val="none"/>
-                <w:bdr w:val="none" w:color="auto" w:sz="0" w:space="0"/>
                 <w:lang w:val="en-US" w:eastAsia="zh-CN" w:bidi="ar"/>
               </w:rPr>
               <w:t>Macro-F1</w:t>
@@ -10851,7 +10777,6 @@
                 <w:sz w:val="22"/>
                 <w:szCs w:val="22"/>
                 <w:u w:val="none"/>
-                <w:bdr w:val="none" w:color="auto" w:sz="0" w:space="0"/>
                 <w:lang w:val="en-US" w:eastAsia="zh-CN" w:bidi="ar"/>
               </w:rPr>
               <w:t>Valid Choice Rate</w:t>
@@ -10901,7 +10826,6 @@
                 <w:sz w:val="22"/>
                 <w:szCs w:val="22"/>
                 <w:u w:val="none"/>
-                <w:bdr w:val="none" w:color="auto" w:sz="0" w:space="0"/>
                 <w:lang w:val="en-US" w:eastAsia="zh-CN" w:bidi="ar"/>
               </w:rPr>
               <w:t>Empty Prediction Rate</w:t>
@@ -10919,6 +10843,7 @@
             <w:insideH w:val="none" w:color="auto" w:sz="0" w:space="0"/>
             <w:insideV w:val="none" w:color="auto" w:sz="0" w:space="0"/>
           </w:tblBorders>
+          <w:shd w:val="clear" w:color="auto" w:fill="auto"/>
           <w:tblCellMar>
             <w:top w:w="0" w:type="dxa"/>
             <w:left w:w="108" w:type="dxa"/>
@@ -10972,7 +10897,6 @@
                 <w:sz w:val="22"/>
                 <w:szCs w:val="22"/>
                 <w:u w:val="none"/>
-                <w:bdr w:val="none" w:color="auto" w:sz="0" w:space="0"/>
                 <w:lang w:val="en-US" w:eastAsia="zh-CN" w:bidi="ar"/>
               </w:rPr>
               <w:t>0</w:t>
@@ -11022,7 +10946,6 @@
                 <w:sz w:val="22"/>
                 <w:szCs w:val="22"/>
                 <w:u w:val="none"/>
-                <w:bdr w:val="none" w:color="auto" w:sz="0" w:space="0"/>
                 <w:lang w:val="en-US" w:eastAsia="zh-CN" w:bidi="ar"/>
               </w:rPr>
               <w:t>1221</w:t>
@@ -11072,7 +10995,6 @@
                 <w:sz w:val="22"/>
                 <w:szCs w:val="22"/>
                 <w:u w:val="none"/>
-                <w:bdr w:val="none" w:color="auto" w:sz="0" w:space="0"/>
                 <w:lang w:val="en-US" w:eastAsia="zh-CN" w:bidi="ar"/>
               </w:rPr>
               <w:t>0.6871</w:t>
@@ -11122,7 +11044,6 @@
                 <w:sz w:val="22"/>
                 <w:szCs w:val="22"/>
                 <w:u w:val="none"/>
-                <w:bdr w:val="none" w:color="auto" w:sz="0" w:space="0"/>
                 <w:lang w:val="en-US" w:eastAsia="zh-CN" w:bidi="ar"/>
               </w:rPr>
               <w:t>0.6902</w:t>
@@ -11172,7 +11093,6 @@
                 <w:sz w:val="22"/>
                 <w:szCs w:val="22"/>
                 <w:u w:val="none"/>
-                <w:bdr w:val="none" w:color="auto" w:sz="0" w:space="0"/>
                 <w:lang w:val="en-US" w:eastAsia="zh-CN" w:bidi="ar"/>
               </w:rPr>
               <w:t>0.9918</w:t>
@@ -11222,7 +11142,6 @@
                 <w:sz w:val="22"/>
                 <w:szCs w:val="22"/>
                 <w:u w:val="none"/>
-                <w:bdr w:val="none" w:color="auto" w:sz="0" w:space="0"/>
                 <w:lang w:val="en-US" w:eastAsia="zh-CN" w:bidi="ar"/>
               </w:rPr>
               <w:t>0.0082</w:t>
@@ -11240,7 +11159,7 @@
             <w:insideH w:val="none" w:color="auto" w:sz="0" w:space="0"/>
             <w:insideV w:val="none" w:color="auto" w:sz="0" w:space="0"/>
           </w:tblBorders>
-          <w:shd w:val="clear"/>
+          <w:shd w:val="clear" w:color="auto" w:fill="auto"/>
           <w:tblCellMar>
             <w:top w:w="0" w:type="dxa"/>
             <w:left w:w="108" w:type="dxa"/>
@@ -11294,7 +11213,6 @@
                 <w:sz w:val="22"/>
                 <w:szCs w:val="22"/>
                 <w:u w:val="none"/>
-                <w:bdr w:val="none" w:color="auto" w:sz="0" w:space="0"/>
                 <w:lang w:val="en-US" w:eastAsia="zh-CN" w:bidi="ar"/>
               </w:rPr>
               <w:t>0.05</w:t>
@@ -11344,7 +11262,6 @@
                 <w:sz w:val="22"/>
                 <w:szCs w:val="22"/>
                 <w:u w:val="none"/>
-                <w:bdr w:val="none" w:color="auto" w:sz="0" w:space="0"/>
                 <w:lang w:val="en-US" w:eastAsia="zh-CN" w:bidi="ar"/>
               </w:rPr>
               <w:t>1221</w:t>
@@ -11394,7 +11311,6 @@
                 <w:sz w:val="22"/>
                 <w:szCs w:val="22"/>
                 <w:u w:val="none"/>
-                <w:bdr w:val="none" w:color="auto" w:sz="0" w:space="0"/>
                 <w:lang w:val="en-US" w:eastAsia="zh-CN" w:bidi="ar"/>
               </w:rPr>
               <w:t>0.6953</w:t>
@@ -11444,7 +11360,6 @@
                 <w:sz w:val="22"/>
                 <w:szCs w:val="22"/>
                 <w:u w:val="none"/>
-                <w:bdr w:val="none" w:color="auto" w:sz="0" w:space="0"/>
                 <w:lang w:val="en-US" w:eastAsia="zh-CN" w:bidi="ar"/>
               </w:rPr>
               <w:t>0.6955</w:t>
@@ -11494,7 +11409,6 @@
                 <w:sz w:val="22"/>
                 <w:szCs w:val="22"/>
                 <w:u w:val="none"/>
-                <w:bdr w:val="none" w:color="auto" w:sz="0" w:space="0"/>
                 <w:lang w:val="en-US" w:eastAsia="zh-CN" w:bidi="ar"/>
               </w:rPr>
               <w:t>0.9992</w:t>
@@ -11544,7 +11458,6 @@
                 <w:sz w:val="22"/>
                 <w:szCs w:val="22"/>
                 <w:u w:val="none"/>
-                <w:bdr w:val="none" w:color="auto" w:sz="0" w:space="0"/>
                 <w:lang w:val="en-US" w:eastAsia="zh-CN" w:bidi="ar"/>
               </w:rPr>
               <w:t>0.0008</w:t>
@@ -11562,6 +11475,7 @@
             <w:insideH w:val="none" w:color="auto" w:sz="0" w:space="0"/>
             <w:insideV w:val="none" w:color="auto" w:sz="0" w:space="0"/>
           </w:tblBorders>
+          <w:shd w:val="clear" w:color="auto" w:fill="auto"/>
           <w:tblCellMar>
             <w:top w:w="0" w:type="dxa"/>
             <w:left w:w="108" w:type="dxa"/>
@@ -11615,7 +11529,6 @@
                 <w:sz w:val="22"/>
                 <w:szCs w:val="22"/>
                 <w:u w:val="none"/>
-                <w:bdr w:val="none" w:color="auto" w:sz="0" w:space="0"/>
                 <w:lang w:val="en-US" w:eastAsia="zh-CN" w:bidi="ar"/>
               </w:rPr>
               <w:t>0.1</w:t>
@@ -11665,7 +11578,6 @@
                 <w:sz w:val="22"/>
                 <w:szCs w:val="22"/>
                 <w:u w:val="none"/>
-                <w:bdr w:val="none" w:color="auto" w:sz="0" w:space="0"/>
                 <w:lang w:val="en-US" w:eastAsia="zh-CN" w:bidi="ar"/>
               </w:rPr>
               <w:t>1221</w:t>
@@ -11717,7 +11629,6 @@
                 <w:sz w:val="22"/>
                 <w:szCs w:val="22"/>
                 <w:u w:val="none"/>
-                <w:bdr w:val="none" w:color="auto" w:sz="0" w:space="0"/>
                 <w:lang w:val="en-US" w:eastAsia="zh-CN" w:bidi="ar"/>
               </w:rPr>
               <w:t>0.6962</w:t>
@@ -11769,7 +11680,6 @@
                 <w:sz w:val="22"/>
                 <w:szCs w:val="22"/>
                 <w:u w:val="none"/>
-                <w:bdr w:val="none" w:color="auto" w:sz="0" w:space="0"/>
                 <w:lang w:val="en-US" w:eastAsia="zh-CN" w:bidi="ar"/>
               </w:rPr>
               <w:t>0.6964</w:t>
@@ -11819,7 +11729,6 @@
                 <w:sz w:val="22"/>
                 <w:szCs w:val="22"/>
                 <w:u w:val="none"/>
-                <w:bdr w:val="none" w:color="auto" w:sz="0" w:space="0"/>
                 <w:lang w:val="en-US" w:eastAsia="zh-CN" w:bidi="ar"/>
               </w:rPr>
               <w:t>0.9992</w:t>
@@ -11869,7 +11778,6 @@
                 <w:sz w:val="22"/>
                 <w:szCs w:val="22"/>
                 <w:u w:val="none"/>
-                <w:bdr w:val="none" w:color="auto" w:sz="0" w:space="0"/>
                 <w:lang w:val="en-US" w:eastAsia="zh-CN" w:bidi="ar"/>
               </w:rPr>
               <w:t>0.0008</w:t>
@@ -11887,6 +11795,7 @@
             <w:insideH w:val="none" w:color="auto" w:sz="0" w:space="0"/>
             <w:insideV w:val="none" w:color="auto" w:sz="0" w:space="0"/>
           </w:tblBorders>
+          <w:shd w:val="clear" w:color="auto" w:fill="auto"/>
           <w:tblCellMar>
             <w:top w:w="0" w:type="dxa"/>
             <w:left w:w="108" w:type="dxa"/>
@@ -11940,7 +11849,6 @@
                 <w:sz w:val="22"/>
                 <w:szCs w:val="22"/>
                 <w:u w:val="none"/>
-                <w:bdr w:val="none" w:color="auto" w:sz="0" w:space="0"/>
                 <w:lang w:val="en-US" w:eastAsia="zh-CN" w:bidi="ar"/>
               </w:rPr>
               <w:t>0.2</w:t>
@@ -11990,7 +11898,6 @@
                 <w:sz w:val="22"/>
                 <w:szCs w:val="22"/>
                 <w:u w:val="none"/>
-                <w:bdr w:val="none" w:color="auto" w:sz="0" w:space="0"/>
                 <w:lang w:val="en-US" w:eastAsia="zh-CN" w:bidi="ar"/>
               </w:rPr>
               <w:t>1221</w:t>
@@ -12040,7 +11947,6 @@
                 <w:sz w:val="22"/>
                 <w:szCs w:val="22"/>
                 <w:u w:val="none"/>
-                <w:bdr w:val="none" w:color="auto" w:sz="0" w:space="0"/>
                 <w:lang w:val="en-US" w:eastAsia="zh-CN" w:bidi="ar"/>
               </w:rPr>
               <w:t>0.6364</w:t>
@@ -12090,7 +11996,6 @@
                 <w:sz w:val="22"/>
                 <w:szCs w:val="22"/>
                 <w:u w:val="none"/>
-                <w:bdr w:val="none" w:color="auto" w:sz="0" w:space="0"/>
                 <w:lang w:val="en-US" w:eastAsia="zh-CN" w:bidi="ar"/>
               </w:rPr>
               <w:t>0.6314</w:t>
@@ -12142,7 +12047,6 @@
                 <w:sz w:val="22"/>
                 <w:szCs w:val="22"/>
                 <w:u w:val="none"/>
-                <w:bdr w:val="none" w:color="auto" w:sz="0" w:space="0"/>
                 <w:lang w:val="en-US" w:eastAsia="zh-CN" w:bidi="ar"/>
               </w:rPr>
               <w:t>1</w:t>
@@ -12194,7 +12098,6 @@
                 <w:sz w:val="22"/>
                 <w:szCs w:val="22"/>
                 <w:u w:val="none"/>
-                <w:bdr w:val="none" w:color="auto" w:sz="0" w:space="0"/>
                 <w:lang w:val="en-US" w:eastAsia="zh-CN" w:bidi="ar"/>
               </w:rPr>
               <w:t>0</w:t>
@@ -12212,7 +12115,7 @@
             <w:insideH w:val="none" w:color="auto" w:sz="0" w:space="0"/>
             <w:insideV w:val="none" w:color="auto" w:sz="0" w:space="0"/>
           </w:tblBorders>
-          <w:shd w:val="clear"/>
+          <w:shd w:val="clear" w:color="auto" w:fill="auto"/>
           <w:tblCellMar>
             <w:top w:w="0" w:type="dxa"/>
             <w:left w:w="108" w:type="dxa"/>
@@ -12266,7 +12169,6 @@
                 <w:sz w:val="22"/>
                 <w:szCs w:val="22"/>
                 <w:u w:val="none"/>
-                <w:bdr w:val="none" w:color="auto" w:sz="0" w:space="0"/>
                 <w:lang w:val="en-US" w:eastAsia="zh-CN" w:bidi="ar"/>
               </w:rPr>
               <w:t>0.3</w:t>
@@ -12316,7 +12218,6 @@
                 <w:sz w:val="22"/>
                 <w:szCs w:val="22"/>
                 <w:u w:val="none"/>
-                <w:bdr w:val="none" w:color="auto" w:sz="0" w:space="0"/>
                 <w:lang w:val="en-US" w:eastAsia="zh-CN" w:bidi="ar"/>
               </w:rPr>
               <w:t>1221</w:t>
@@ -12366,7 +12267,6 @@
                 <w:sz w:val="22"/>
                 <w:szCs w:val="22"/>
                 <w:u w:val="none"/>
-                <w:bdr w:val="none" w:color="auto" w:sz="0" w:space="0"/>
                 <w:lang w:val="en-US" w:eastAsia="zh-CN" w:bidi="ar"/>
               </w:rPr>
               <w:t>0.6519</w:t>
@@ -12416,7 +12316,6 @@
                 <w:sz w:val="22"/>
                 <w:szCs w:val="22"/>
                 <w:u w:val="none"/>
-                <w:bdr w:val="none" w:color="auto" w:sz="0" w:space="0"/>
                 <w:lang w:val="en-US" w:eastAsia="zh-CN" w:bidi="ar"/>
               </w:rPr>
               <w:t>0.6494</w:t>
@@ -12466,7 +12365,6 @@
                 <w:sz w:val="22"/>
                 <w:szCs w:val="22"/>
                 <w:u w:val="none"/>
-                <w:bdr w:val="none" w:color="auto" w:sz="0" w:space="0"/>
                 <w:lang w:val="en-US" w:eastAsia="zh-CN" w:bidi="ar"/>
               </w:rPr>
               <w:t>0.9984</w:t>
@@ -12516,7 +12414,6 @@
                 <w:sz w:val="22"/>
                 <w:szCs w:val="22"/>
                 <w:u w:val="none"/>
-                <w:bdr w:val="none" w:color="auto" w:sz="0" w:space="0"/>
                 <w:lang w:val="en-US" w:eastAsia="zh-CN" w:bidi="ar"/>
               </w:rPr>
               <w:t>0.0016</w:t>
@@ -12828,6 +12725,7 @@
     </w:p>
     <w:tbl>
       <w:tblPr>
+        <w:tblStyle w:val="10"/>
         <w:tblW w:w="4997" w:type="pct"/>
         <w:tblInd w:w="0" w:type="dxa"/>
         <w:tblBorders>
@@ -12838,7 +12736,7 @@
           <w:insideH w:val="none" w:color="auto" w:sz="0" w:space="0"/>
           <w:insideV w:val="none" w:color="auto" w:sz="0" w:space="0"/>
         </w:tblBorders>
-        <w:shd w:val="clear"/>
+        <w:shd w:val="clear" w:color="auto" w:fill="auto"/>
         <w:tblLayout w:type="autofit"/>
         <w:tblCellMar>
           <w:top w:w="0" w:type="dxa"/>
@@ -12865,7 +12763,6 @@
             <w:insideH w:val="none" w:color="auto" w:sz="0" w:space="0"/>
             <w:insideV w:val="none" w:color="auto" w:sz="0" w:space="0"/>
           </w:tblBorders>
-          <w:shd w:val="clear"/>
           <w:tblCellMar>
             <w:top w:w="0" w:type="dxa"/>
             <w:left w:w="108" w:type="dxa"/>
@@ -12920,7 +12817,6 @@
                 <w:sz w:val="22"/>
                 <w:szCs w:val="22"/>
                 <w:u w:val="none"/>
-                <w:bdr w:val="none" w:color="auto" w:sz="0" w:space="0"/>
                 <w:lang w:val="en-US" w:eastAsia="zh-CN" w:bidi="ar"/>
               </w:rPr>
               <w:t>设置</w:t>
@@ -12970,7 +12866,6 @@
                 <w:sz w:val="22"/>
                 <w:szCs w:val="22"/>
                 <w:u w:val="none"/>
-                <w:bdr w:val="none" w:color="auto" w:sz="0" w:space="0"/>
                 <w:lang w:val="en-US" w:eastAsia="zh-CN" w:bidi="ar"/>
               </w:rPr>
               <w:t>样本数</w:t>
@@ -13020,7 +12915,6 @@
                 <w:sz w:val="22"/>
                 <w:szCs w:val="22"/>
                 <w:u w:val="none"/>
-                <w:bdr w:val="none" w:color="auto" w:sz="0" w:space="0"/>
                 <w:lang w:val="en-US" w:eastAsia="zh-CN" w:bidi="ar"/>
               </w:rPr>
               <w:t>Accuracy</w:t>
@@ -13070,7 +12964,6 @@
                 <w:sz w:val="22"/>
                 <w:szCs w:val="22"/>
                 <w:u w:val="none"/>
-                <w:bdr w:val="none" w:color="auto" w:sz="0" w:space="0"/>
                 <w:lang w:val="en-US" w:eastAsia="zh-CN" w:bidi="ar"/>
               </w:rPr>
               <w:t>Macro-F1</w:t>
@@ -13120,7 +13013,6 @@
                 <w:sz w:val="22"/>
                 <w:szCs w:val="22"/>
                 <w:u w:val="none"/>
-                <w:bdr w:val="none" w:color="auto" w:sz="0" w:space="0"/>
                 <w:lang w:val="en-US" w:eastAsia="zh-CN" w:bidi="ar"/>
               </w:rPr>
               <w:t>Valid Choice Rate</w:t>
@@ -13170,7 +13062,6 @@
                 <w:sz w:val="22"/>
                 <w:szCs w:val="22"/>
                 <w:u w:val="none"/>
-                <w:bdr w:val="none" w:color="auto" w:sz="0" w:space="0"/>
                 <w:lang w:val="en-US" w:eastAsia="zh-CN" w:bidi="ar"/>
               </w:rPr>
               <w:t>Empty Prediction Rate</w:t>
@@ -13188,7 +13079,6 @@
             <w:insideH w:val="none" w:color="auto" w:sz="0" w:space="0"/>
             <w:insideV w:val="none" w:color="auto" w:sz="0" w:space="0"/>
           </w:tblBorders>
-          <w:shd w:val="clear"/>
           <w:tblCellMar>
             <w:top w:w="0" w:type="dxa"/>
             <w:left w:w="108" w:type="dxa"/>
@@ -13242,7 +13132,6 @@
                 <w:sz w:val="22"/>
                 <w:szCs w:val="22"/>
                 <w:u w:val="none"/>
-                <w:bdr w:val="none" w:color="auto" w:sz="0" w:space="0"/>
                 <w:lang w:val="en-US" w:eastAsia="zh-CN" w:bidi="ar"/>
               </w:rPr>
               <w:t>1</w:t>
@@ -13292,7 +13181,6 @@
                 <w:sz w:val="22"/>
                 <w:szCs w:val="22"/>
                 <w:u w:val="none"/>
-                <w:bdr w:val="none" w:color="auto" w:sz="0" w:space="0"/>
                 <w:lang w:val="en-US" w:eastAsia="zh-CN" w:bidi="ar"/>
               </w:rPr>
               <w:t>1221</w:t>
@@ -13342,7 +13230,6 @@
                 <w:sz w:val="22"/>
                 <w:szCs w:val="22"/>
                 <w:u w:val="none"/>
-                <w:bdr w:val="none" w:color="auto" w:sz="0" w:space="0"/>
                 <w:lang w:val="en-US" w:eastAsia="zh-CN" w:bidi="ar"/>
               </w:rPr>
               <w:t>0.6781</w:t>
@@ -13392,7 +13279,6 @@
                 <w:sz w:val="22"/>
                 <w:szCs w:val="22"/>
                 <w:u w:val="none"/>
-                <w:bdr w:val="none" w:color="auto" w:sz="0" w:space="0"/>
                 <w:lang w:val="en-US" w:eastAsia="zh-CN" w:bidi="ar"/>
               </w:rPr>
               <w:t>0.6804</w:t>
@@ -13442,7 +13328,6 @@
                 <w:sz w:val="22"/>
                 <w:szCs w:val="22"/>
                 <w:u w:val="none"/>
-                <w:bdr w:val="none" w:color="auto" w:sz="0" w:space="0"/>
                 <w:lang w:val="en-US" w:eastAsia="zh-CN" w:bidi="ar"/>
               </w:rPr>
               <w:t>0.9918</w:t>
@@ -13492,7 +13377,6 @@
                 <w:sz w:val="22"/>
                 <w:szCs w:val="22"/>
                 <w:u w:val="none"/>
-                <w:bdr w:val="none" w:color="auto" w:sz="0" w:space="0"/>
                 <w:lang w:val="en-US" w:eastAsia="zh-CN" w:bidi="ar"/>
               </w:rPr>
               <w:t>0.0082</w:t>
@@ -13510,7 +13394,6 @@
             <w:insideH w:val="none" w:color="auto" w:sz="0" w:space="0"/>
             <w:insideV w:val="none" w:color="auto" w:sz="0" w:space="0"/>
           </w:tblBorders>
-          <w:shd w:val="clear"/>
           <w:tblCellMar>
             <w:top w:w="0" w:type="dxa"/>
             <w:left w:w="108" w:type="dxa"/>
@@ -13564,7 +13447,6 @@
                 <w:sz w:val="22"/>
                 <w:szCs w:val="22"/>
                 <w:u w:val="none"/>
-                <w:bdr w:val="none" w:color="auto" w:sz="0" w:space="0"/>
                 <w:lang w:val="en-US" w:eastAsia="zh-CN" w:bidi="ar"/>
               </w:rPr>
               <w:t>2</w:t>
@@ -13614,7 +13496,6 @@
                 <w:sz w:val="22"/>
                 <w:szCs w:val="22"/>
                 <w:u w:val="none"/>
-                <w:bdr w:val="none" w:color="auto" w:sz="0" w:space="0"/>
                 <w:lang w:val="en-US" w:eastAsia="zh-CN" w:bidi="ar"/>
               </w:rPr>
               <w:t>1221</w:t>
@@ -13664,7 +13545,6 @@
                 <w:sz w:val="22"/>
                 <w:szCs w:val="22"/>
                 <w:u w:val="none"/>
-                <w:bdr w:val="none" w:color="auto" w:sz="0" w:space="0"/>
                 <w:lang w:val="en-US" w:eastAsia="zh-CN" w:bidi="ar"/>
               </w:rPr>
               <w:t>0.6953</w:t>
@@ -13714,7 +13594,6 @@
                 <w:sz w:val="22"/>
                 <w:szCs w:val="22"/>
                 <w:u w:val="none"/>
-                <w:bdr w:val="none" w:color="auto" w:sz="0" w:space="0"/>
                 <w:lang w:val="en-US" w:eastAsia="zh-CN" w:bidi="ar"/>
               </w:rPr>
               <w:t>0.6955</w:t>
@@ -13764,7 +13643,6 @@
                 <w:sz w:val="22"/>
                 <w:szCs w:val="22"/>
                 <w:u w:val="none"/>
-                <w:bdr w:val="none" w:color="auto" w:sz="0" w:space="0"/>
                 <w:lang w:val="en-US" w:eastAsia="zh-CN" w:bidi="ar"/>
               </w:rPr>
               <w:t>0.9992</w:t>
@@ -13814,7 +13692,6 @@
                 <w:sz w:val="22"/>
                 <w:szCs w:val="22"/>
                 <w:u w:val="none"/>
-                <w:bdr w:val="none" w:color="auto" w:sz="0" w:space="0"/>
                 <w:lang w:val="en-US" w:eastAsia="zh-CN" w:bidi="ar"/>
               </w:rPr>
               <w:t>0.0008</w:t>
@@ -13832,7 +13709,6 @@
             <w:insideH w:val="none" w:color="auto" w:sz="0" w:space="0"/>
             <w:insideV w:val="none" w:color="auto" w:sz="0" w:space="0"/>
           </w:tblBorders>
-          <w:shd w:val="clear"/>
           <w:tblCellMar>
             <w:top w:w="0" w:type="dxa"/>
             <w:left w:w="108" w:type="dxa"/>
@@ -13886,7 +13762,6 @@
                 <w:sz w:val="22"/>
                 <w:szCs w:val="22"/>
                 <w:u w:val="none"/>
-                <w:bdr w:val="none" w:color="auto" w:sz="0" w:space="0"/>
                 <w:lang w:val="en-US" w:eastAsia="zh-CN" w:bidi="ar"/>
               </w:rPr>
               <w:t>3</w:t>
@@ -13936,7 +13811,6 @@
                 <w:sz w:val="22"/>
                 <w:szCs w:val="22"/>
                 <w:u w:val="none"/>
-                <w:bdr w:val="none" w:color="auto" w:sz="0" w:space="0"/>
                 <w:lang w:val="en-US" w:eastAsia="zh-CN" w:bidi="ar"/>
               </w:rPr>
               <w:t>1221</w:t>
@@ -13986,7 +13860,6 @@
                 <w:sz w:val="22"/>
                 <w:szCs w:val="22"/>
                 <w:u w:val="none"/>
-                <w:bdr w:val="none" w:color="auto" w:sz="0" w:space="0"/>
                 <w:lang w:val="en-US" w:eastAsia="zh-CN" w:bidi="ar"/>
               </w:rPr>
               <w:t>0.6798</w:t>
@@ -14036,7 +13909,6 @@
                 <w:sz w:val="22"/>
                 <w:szCs w:val="22"/>
                 <w:u w:val="none"/>
-                <w:bdr w:val="none" w:color="auto" w:sz="0" w:space="0"/>
                 <w:lang w:val="en-US" w:eastAsia="zh-CN" w:bidi="ar"/>
               </w:rPr>
               <w:t>0.6799</w:t>
@@ -14086,7 +13958,6 @@
                 <w:sz w:val="22"/>
                 <w:szCs w:val="22"/>
                 <w:u w:val="none"/>
-                <w:bdr w:val="none" w:color="auto" w:sz="0" w:space="0"/>
                 <w:lang w:val="en-US" w:eastAsia="zh-CN" w:bidi="ar"/>
               </w:rPr>
               <w:t>1</w:t>
@@ -14136,7 +14007,6 @@
                 <w:sz w:val="22"/>
                 <w:szCs w:val="22"/>
                 <w:u w:val="none"/>
-                <w:bdr w:val="none" w:color="auto" w:sz="0" w:space="0"/>
                 <w:lang w:val="en-US" w:eastAsia="zh-CN" w:bidi="ar"/>
               </w:rPr>
               <w:t>0</w:t>
@@ -14871,6 +14741,7 @@
     </w:p>
     <w:tbl>
       <w:tblPr>
+        <w:tblStyle w:val="10"/>
         <w:tblW w:w="5000" w:type="pct"/>
         <w:tblInd w:w="0" w:type="dxa"/>
         <w:tblBorders>
@@ -14881,7 +14752,7 @@
           <w:insideH w:val="none" w:color="auto" w:sz="0" w:space="0"/>
           <w:insideV w:val="none" w:color="auto" w:sz="0" w:space="0"/>
         </w:tblBorders>
-        <w:shd w:val="clear"/>
+        <w:shd w:val="clear" w:color="auto" w:fill="auto"/>
         <w:tblLayout w:type="fixed"/>
         <w:tblCellMar>
           <w:top w:w="0" w:type="dxa"/>
@@ -14909,7 +14780,7 @@
             <w:insideH w:val="none" w:color="auto" w:sz="0" w:space="0"/>
             <w:insideV w:val="none" w:color="auto" w:sz="0" w:space="0"/>
           </w:tblBorders>
-          <w:shd w:val="clear"/>
+          <w:shd w:val="clear" w:color="auto" w:fill="auto"/>
           <w:tblCellMar>
             <w:top w:w="0" w:type="dxa"/>
             <w:left w:w="108" w:type="dxa"/>
@@ -14964,7 +14835,6 @@
                 <w:sz w:val="22"/>
                 <w:szCs w:val="22"/>
                 <w:u w:val="none"/>
-                <w:bdr w:val="none" w:color="auto" w:sz="0" w:space="0"/>
                 <w:lang w:val="en-US" w:eastAsia="zh-CN" w:bidi="ar"/>
               </w:rPr>
               <w:t>模型</w:t>
@@ -15014,7 +14884,6 @@
                 <w:sz w:val="22"/>
                 <w:szCs w:val="22"/>
                 <w:u w:val="none"/>
-                <w:bdr w:val="none" w:color="auto" w:sz="0" w:space="0"/>
                 <w:lang w:val="en-US" w:eastAsia="zh-CN" w:bidi="ar"/>
               </w:rPr>
               <w:t>学习率</w:t>
@@ -15064,7 +14933,6 @@
                 <w:sz w:val="22"/>
                 <w:szCs w:val="22"/>
                 <w:u w:val="none"/>
-                <w:bdr w:val="none" w:color="auto" w:sz="0" w:space="0"/>
                 <w:lang w:val="en-US" w:eastAsia="zh-CN" w:bidi="ar"/>
               </w:rPr>
               <w:t>峰值显存(MB)</w:t>
@@ -15114,7 +14982,6 @@
                 <w:sz w:val="22"/>
                 <w:szCs w:val="22"/>
                 <w:u w:val="none"/>
-                <w:bdr w:val="none" w:color="auto" w:sz="0" w:space="0"/>
                 <w:lang w:val="en-US" w:eastAsia="zh-CN" w:bidi="ar"/>
               </w:rPr>
               <w:t>Accuracy</w:t>
@@ -15164,7 +15031,6 @@
                 <w:sz w:val="22"/>
                 <w:szCs w:val="22"/>
                 <w:u w:val="none"/>
-                <w:bdr w:val="none" w:color="auto" w:sz="0" w:space="0"/>
                 <w:lang w:val="en-US" w:eastAsia="zh-CN" w:bidi="ar"/>
               </w:rPr>
               <w:t>Macro-F1</w:t>
@@ -15214,7 +15080,6 @@
                 <w:sz w:val="22"/>
                 <w:szCs w:val="22"/>
                 <w:u w:val="none"/>
-                <w:bdr w:val="none" w:color="auto" w:sz="0" w:space="0"/>
                 <w:lang w:val="en-US" w:eastAsia="zh-CN" w:bidi="ar"/>
               </w:rPr>
               <w:t>Valid Choice Rate</w:t>
@@ -15264,7 +15129,6 @@
                 <w:sz w:val="22"/>
                 <w:szCs w:val="22"/>
                 <w:u w:val="none"/>
-                <w:bdr w:val="none" w:color="auto" w:sz="0" w:space="0"/>
                 <w:lang w:val="en-US" w:eastAsia="zh-CN" w:bidi="ar"/>
               </w:rPr>
               <w:t>Empty Prediction Rate</w:t>
@@ -15282,7 +15146,7 @@
             <w:insideH w:val="none" w:color="auto" w:sz="0" w:space="0"/>
             <w:insideV w:val="none" w:color="auto" w:sz="0" w:space="0"/>
           </w:tblBorders>
-          <w:shd w:val="clear"/>
+          <w:shd w:val="clear" w:color="auto" w:fill="auto"/>
           <w:tblCellMar>
             <w:top w:w="0" w:type="dxa"/>
             <w:left w:w="108" w:type="dxa"/>
@@ -15337,7 +15201,6 @@
                 <w:sz w:val="22"/>
                 <w:szCs w:val="22"/>
                 <w:u w:val="none"/>
-                <w:bdr w:val="none" w:color="auto" w:sz="0" w:space="0"/>
                 <w:lang w:val="en-US" w:eastAsia="zh-CN" w:bidi="ar"/>
               </w:rPr>
               <w:t>LoRA</w:t>
@@ -15388,7 +15251,6 @@
                 <w:sz w:val="22"/>
                 <w:szCs w:val="22"/>
                 <w:u w:val="none"/>
-                <w:bdr w:val="none" w:color="auto" w:sz="0" w:space="0"/>
                 <w:lang w:val="en-US" w:eastAsia="zh-CN" w:bidi="ar"/>
               </w:rPr>
               <w:t>1e-5</w:t>
@@ -15440,7 +15302,6 @@
                 <w:sz w:val="22"/>
                 <w:szCs w:val="22"/>
                 <w:u w:val="none"/>
-                <w:bdr w:val="none" w:color="auto" w:sz="0" w:space="0"/>
                 <w:lang w:val="en-US" w:eastAsia="zh-CN" w:bidi="ar"/>
               </w:rPr>
               <w:t>3245</w:t>
@@ -15490,7 +15351,6 @@
                 <w:sz w:val="22"/>
                 <w:szCs w:val="22"/>
                 <w:u w:val="none"/>
-                <w:bdr w:val="none" w:color="auto" w:sz="0" w:space="0"/>
                 <w:lang w:val="en-US" w:eastAsia="zh-CN" w:bidi="ar"/>
               </w:rPr>
               <w:t>0.1351</w:t>
@@ -15540,7 +15400,6 @@
                 <w:sz w:val="22"/>
                 <w:szCs w:val="22"/>
                 <w:u w:val="none"/>
-                <w:bdr w:val="none" w:color="auto" w:sz="0" w:space="0"/>
                 <w:lang w:val="en-US" w:eastAsia="zh-CN" w:bidi="ar"/>
               </w:rPr>
               <w:t>0.2106</w:t>
@@ -15590,7 +15449,6 @@
                 <w:sz w:val="22"/>
                 <w:szCs w:val="22"/>
                 <w:u w:val="none"/>
-                <w:bdr w:val="none" w:color="auto" w:sz="0" w:space="0"/>
                 <w:lang w:val="en-US" w:eastAsia="zh-CN" w:bidi="ar"/>
               </w:rPr>
               <w:t>0.2007</w:t>
@@ -15640,7 +15498,6 @@
                 <w:sz w:val="22"/>
                 <w:szCs w:val="22"/>
                 <w:u w:val="none"/>
-                <w:bdr w:val="none" w:color="auto" w:sz="0" w:space="0"/>
                 <w:lang w:val="en-US" w:eastAsia="zh-CN" w:bidi="ar"/>
               </w:rPr>
               <w:t>0.7993</w:t>
@@ -15658,7 +15515,7 @@
             <w:insideH w:val="none" w:color="auto" w:sz="0" w:space="0"/>
             <w:insideV w:val="none" w:color="auto" w:sz="0" w:space="0"/>
           </w:tblBorders>
-          <w:shd w:val="clear"/>
+          <w:shd w:val="clear" w:color="auto" w:fill="auto"/>
           <w:tblCellMar>
             <w:top w:w="0" w:type="dxa"/>
             <w:left w:w="108" w:type="dxa"/>
@@ -15713,7 +15570,6 @@
                 <w:sz w:val="22"/>
                 <w:szCs w:val="22"/>
                 <w:u w:val="none"/>
-                <w:bdr w:val="none" w:color="auto" w:sz="0" w:space="0"/>
                 <w:lang w:val="en-US" w:eastAsia="zh-CN" w:bidi="ar"/>
               </w:rPr>
               <w:t>Full</w:t>
@@ -15764,7 +15620,6 @@
                 <w:sz w:val="22"/>
                 <w:szCs w:val="22"/>
                 <w:u w:val="none"/>
-                <w:bdr w:val="none" w:color="auto" w:sz="0" w:space="0"/>
                 <w:lang w:val="en-US" w:eastAsia="zh-CN" w:bidi="ar"/>
               </w:rPr>
               <w:t>1e-5</w:t>
@@ -15814,7 +15669,6 @@
                 <w:sz w:val="22"/>
                 <w:szCs w:val="22"/>
                 <w:u w:val="none"/>
-                <w:bdr w:val="none" w:color="auto" w:sz="0" w:space="0"/>
                 <w:lang w:val="en-US" w:eastAsia="zh-CN" w:bidi="ar"/>
               </w:rPr>
               <w:t>10819</w:t>
@@ -15866,7 +15720,6 @@
                 <w:sz w:val="22"/>
                 <w:szCs w:val="22"/>
                 <w:u w:val="none"/>
-                <w:bdr w:val="none" w:color="auto" w:sz="0" w:space="0"/>
                 <w:lang w:val="en-US" w:eastAsia="zh-CN" w:bidi="ar"/>
               </w:rPr>
               <w:t>0.6183</w:t>
@@ -15918,7 +15771,6 @@
                 <w:sz w:val="22"/>
                 <w:szCs w:val="22"/>
                 <w:u w:val="none"/>
-                <w:bdr w:val="none" w:color="auto" w:sz="0" w:space="0"/>
                 <w:lang w:val="en-US" w:eastAsia="zh-CN" w:bidi="ar"/>
               </w:rPr>
               <w:t>0.6179</w:t>
@@ -15970,7 +15822,6 @@
                 <w:sz w:val="22"/>
                 <w:szCs w:val="22"/>
                 <w:u w:val="none"/>
-                <w:bdr w:val="none" w:color="auto" w:sz="0" w:space="0"/>
                 <w:lang w:val="en-US" w:eastAsia="zh-CN" w:bidi="ar"/>
               </w:rPr>
               <w:t>1</w:t>
@@ -16022,7 +15873,6 @@
                 <w:sz w:val="22"/>
                 <w:szCs w:val="22"/>
                 <w:u w:val="none"/>
-                <w:bdr w:val="none" w:color="auto" w:sz="0" w:space="0"/>
                 <w:lang w:val="en-US" w:eastAsia="zh-CN" w:bidi="ar"/>
               </w:rPr>
               <w:t>0</w:t>
@@ -16207,6 +16057,7 @@
     </w:p>
     <w:tbl>
       <w:tblPr>
+        <w:tblStyle w:val="10"/>
         <w:tblW w:w="5000" w:type="pct"/>
         <w:tblInd w:w="0" w:type="dxa"/>
         <w:tblBorders>
@@ -16217,7 +16068,7 @@
           <w:insideH w:val="none" w:color="auto" w:sz="0" w:space="0"/>
           <w:insideV w:val="none" w:color="auto" w:sz="0" w:space="0"/>
         </w:tblBorders>
-        <w:shd w:val="clear"/>
+        <w:shd w:val="clear" w:color="auto" w:fill="auto"/>
         <w:tblLayout w:type="fixed"/>
         <w:tblCellMar>
           <w:top w:w="0" w:type="dxa"/>
@@ -16245,7 +16096,7 @@
             <w:insideH w:val="none" w:color="auto" w:sz="0" w:space="0"/>
             <w:insideV w:val="none" w:color="auto" w:sz="0" w:space="0"/>
           </w:tblBorders>
-          <w:shd w:val="clear"/>
+          <w:shd w:val="clear" w:color="auto" w:fill="auto"/>
           <w:tblCellMar>
             <w:top w:w="0" w:type="dxa"/>
             <w:left w:w="108" w:type="dxa"/>
@@ -16300,7 +16151,6 @@
                 <w:sz w:val="22"/>
                 <w:szCs w:val="22"/>
                 <w:u w:val="none"/>
-                <w:bdr w:val="none" w:color="auto" w:sz="0" w:space="0"/>
                 <w:lang w:val="en-US" w:eastAsia="zh-CN" w:bidi="ar"/>
               </w:rPr>
               <w:t>模型</w:t>
@@ -16399,7 +16249,6 @@
                 <w:sz w:val="22"/>
                 <w:szCs w:val="22"/>
                 <w:u w:val="none"/>
-                <w:bdr w:val="none" w:color="auto" w:sz="0" w:space="0"/>
                 <w:lang w:val="en-US" w:eastAsia="zh-CN" w:bidi="ar"/>
               </w:rPr>
               <w:t>峰值显存(MB)</w:t>
@@ -16449,7 +16298,6 @@
                 <w:sz w:val="22"/>
                 <w:szCs w:val="22"/>
                 <w:u w:val="none"/>
-                <w:bdr w:val="none" w:color="auto" w:sz="0" w:space="0"/>
                 <w:lang w:val="en-US" w:eastAsia="zh-CN" w:bidi="ar"/>
               </w:rPr>
               <w:t>Accuracy</w:t>
@@ -16499,7 +16347,6 @@
                 <w:sz w:val="22"/>
                 <w:szCs w:val="22"/>
                 <w:u w:val="none"/>
-                <w:bdr w:val="none" w:color="auto" w:sz="0" w:space="0"/>
                 <w:lang w:val="en-US" w:eastAsia="zh-CN" w:bidi="ar"/>
               </w:rPr>
               <w:t>Macro-F1</w:t>
@@ -16549,7 +16396,6 @@
                 <w:sz w:val="22"/>
                 <w:szCs w:val="22"/>
                 <w:u w:val="none"/>
-                <w:bdr w:val="none" w:color="auto" w:sz="0" w:space="0"/>
                 <w:lang w:val="en-US" w:eastAsia="zh-CN" w:bidi="ar"/>
               </w:rPr>
               <w:t>Valid Choice Rate</w:t>
@@ -16599,389 +16445,9 @@
                 <w:sz w:val="22"/>
                 <w:szCs w:val="22"/>
                 <w:u w:val="none"/>
-                <w:bdr w:val="none" w:color="auto" w:sz="0" w:space="0"/>
                 <w:lang w:val="en-US" w:eastAsia="zh-CN" w:bidi="ar"/>
               </w:rPr>
               <w:t>Empty Prediction Rate</w:t>
-            </w:r>
-          </w:p>
-        </w:tc>
-      </w:tr>
-      <w:tr>
-        <w:tblPrEx>
-          <w:tblBorders>
-            <w:top w:val="none" w:color="auto" w:sz="0" w:space="0"/>
-            <w:left w:val="none" w:color="auto" w:sz="0" w:space="0"/>
-            <w:bottom w:val="none" w:color="auto" w:sz="0" w:space="0"/>
-            <w:right w:val="none" w:color="auto" w:sz="0" w:space="0"/>
-            <w:insideH w:val="none" w:color="auto" w:sz="0" w:space="0"/>
-            <w:insideV w:val="none" w:color="auto" w:sz="0" w:space="0"/>
-          </w:tblBorders>
-          <w:shd w:val="clear"/>
-          <w:tblCellMar>
-            <w:top w:w="0" w:type="dxa"/>
-            <w:left w:w="108" w:type="dxa"/>
-            <w:bottom w:w="0" w:type="dxa"/>
-            <w:right w:w="108" w:type="dxa"/>
-          </w:tblCellMar>
-        </w:tblPrEx>
-        <w:trPr>
-          <w:trHeight w:val="280" w:hRule="atLeast"/>
-        </w:trPr>
-        <w:tc>
-          <w:tcPr>
-            <w:tcW w:w="546" w:type="pct"/>
-            <w:tcBorders>
-              <w:top w:val="single" w:color="000000" w:sz="4" w:space="0"/>
-              <w:left w:val="nil"/>
-              <w:bottom w:val="nil"/>
-              <w:right w:val="nil"/>
-            </w:tcBorders>
-            <w:shd w:val="clear" w:color="auto" w:fill="FFFFFF"/>
-            <w:noWrap/>
-            <w:vAlign w:val="center"/>
-          </w:tcPr>
-          <w:p>
-            <w:pPr>
-              <w:keepNext w:val="0"/>
-              <w:keepLines w:val="0"/>
-              <w:widowControl/>
-              <w:suppressLineNumbers w:val="0"/>
-              <w:jc w:val="center"/>
-              <w:textAlignment w:val="center"/>
-              <w:rPr>
-                <w:rFonts w:hint="default" w:ascii="Times New Roman" w:hAnsi="Times New Roman" w:eastAsia="宋体" w:cs="Times New Roman"/>
-                <w:b w:val="0"/>
-                <w:i w:val="0"/>
-                <w:iCs w:val="0"/>
-                <w:color w:val="000000"/>
-                <w:sz w:val="22"/>
-                <w:szCs w:val="22"/>
-                <w:u w:val="none"/>
-              </w:rPr>
-            </w:pPr>
-            <w:r>
-              <w:rPr>
-                <w:rFonts w:hint="default" w:ascii="Times New Roman" w:hAnsi="Times New Roman" w:eastAsia="宋体" w:cs="Times New Roman"/>
-                <w:b w:val="0"/>
-                <w:i w:val="0"/>
-                <w:iCs w:val="0"/>
-                <w:color w:val="000000"/>
-                <w:kern w:val="0"/>
-                <w:sz w:val="22"/>
-                <w:szCs w:val="22"/>
-                <w:u w:val="none"/>
-                <w:bdr w:val="none" w:color="auto" w:sz="0" w:space="0"/>
-                <w:lang w:val="en-US" w:eastAsia="zh-CN" w:bidi="ar"/>
-              </w:rPr>
-              <w:t>LoRA</w:t>
-            </w:r>
-          </w:p>
-        </w:tc>
-        <w:tc>
-          <w:tcPr>
-            <w:tcW w:w="541" w:type="pct"/>
-            <w:tcBorders>
-              <w:top w:val="single" w:color="000000" w:sz="4" w:space="0"/>
-              <w:left w:val="nil"/>
-              <w:bottom w:val="nil"/>
-              <w:right w:val="nil"/>
-            </w:tcBorders>
-            <w:shd w:val="clear" w:color="auto" w:fill="FFFFFF"/>
-            <w:noWrap/>
-            <w:vAlign w:val="center"/>
-          </w:tcPr>
-          <w:p>
-            <w:pPr>
-              <w:keepNext w:val="0"/>
-              <w:keepLines w:val="0"/>
-              <w:widowControl/>
-              <w:suppressLineNumbers w:val="0"/>
-              <w:jc w:val="center"/>
-              <w:textAlignment w:val="center"/>
-              <w:rPr>
-                <w:rFonts w:hint="default" w:ascii="Times New Roman" w:hAnsi="Times New Roman" w:eastAsia="宋体" w:cs="Times New Roman"/>
-                <w:b w:val="0"/>
-                <w:i w:val="0"/>
-                <w:iCs w:val="0"/>
-                <w:color w:val="000000"/>
-                <w:sz w:val="22"/>
-                <w:szCs w:val="22"/>
-                <w:u w:val="none"/>
-                <w:lang w:val="en-US"/>
-              </w:rPr>
-            </w:pPr>
-            <w:r>
-              <w:rPr>
-                <w:rFonts w:hint="default" w:ascii="Times New Roman" w:hAnsi="Times New Roman" w:eastAsia="宋体" w:cs="Times New Roman"/>
-                <w:b w:val="0"/>
-                <w:i w:val="0"/>
-                <w:iCs w:val="0"/>
-                <w:color w:val="000000"/>
-                <w:kern w:val="0"/>
-                <w:sz w:val="22"/>
-                <w:szCs w:val="22"/>
-                <w:u w:val="none"/>
-                <w:bdr w:val="none" w:color="auto" w:sz="0" w:space="0"/>
-                <w:lang w:val="en-US" w:eastAsia="zh-CN" w:bidi="ar"/>
-              </w:rPr>
-              <w:t>1e-4</w:t>
-            </w:r>
-          </w:p>
-        </w:tc>
-        <w:tc>
-          <w:tcPr>
-            <w:tcW w:w="672" w:type="pct"/>
-            <w:tcBorders>
-              <w:top w:val="single" w:color="000000" w:sz="4" w:space="0"/>
-              <w:left w:val="nil"/>
-              <w:bottom w:val="nil"/>
-              <w:right w:val="nil"/>
-            </w:tcBorders>
-            <w:shd w:val="clear" w:color="auto" w:fill="F1F1F1" w:themeFill="background1" w:themeFillShade="F2"/>
-            <w:noWrap/>
-            <w:vAlign w:val="center"/>
-          </w:tcPr>
-          <w:p>
-            <w:pPr>
-              <w:keepNext w:val="0"/>
-              <w:keepLines w:val="0"/>
-              <w:widowControl/>
-              <w:suppressLineNumbers w:val="0"/>
-              <w:jc w:val="center"/>
-              <w:textAlignment w:val="center"/>
-              <w:rPr>
-                <w:rFonts w:hint="default" w:ascii="Times New Roman" w:hAnsi="Times New Roman" w:eastAsia="宋体" w:cs="Times New Roman"/>
-                <w:b/>
-                <w:bCs/>
-                <w:i w:val="0"/>
-                <w:iCs w:val="0"/>
-                <w:color w:val="000000"/>
-                <w:sz w:val="22"/>
-                <w:szCs w:val="22"/>
-                <w:u w:val="none"/>
-              </w:rPr>
-            </w:pPr>
-            <w:r>
-              <w:rPr>
-                <w:rFonts w:hint="default" w:ascii="Times New Roman" w:hAnsi="Times New Roman" w:eastAsia="宋体" w:cs="Times New Roman"/>
-                <w:b/>
-                <w:bCs/>
-                <w:i w:val="0"/>
-                <w:iCs w:val="0"/>
-                <w:color w:val="000000"/>
-                <w:kern w:val="0"/>
-                <w:sz w:val="22"/>
-                <w:szCs w:val="22"/>
-                <w:u w:val="none"/>
-                <w:bdr w:val="none" w:color="auto" w:sz="0" w:space="0"/>
-                <w:lang w:val="en-US" w:eastAsia="zh-CN" w:bidi="ar"/>
-              </w:rPr>
-              <w:t>3245</w:t>
-            </w:r>
-          </w:p>
-        </w:tc>
-        <w:tc>
-          <w:tcPr>
-            <w:tcW w:w="654" w:type="pct"/>
-            <w:tcBorders>
-              <w:top w:val="single" w:color="000000" w:sz="4" w:space="0"/>
-              <w:left w:val="nil"/>
-              <w:bottom w:val="nil"/>
-              <w:right w:val="nil"/>
-            </w:tcBorders>
-            <w:shd w:val="clear" w:color="auto" w:fill="F1F1F1" w:themeFill="background1" w:themeFillShade="F2"/>
-            <w:noWrap/>
-            <w:vAlign w:val="center"/>
-          </w:tcPr>
-          <w:p>
-            <w:pPr>
-              <w:keepNext w:val="0"/>
-              <w:keepLines w:val="0"/>
-              <w:widowControl/>
-              <w:suppressLineNumbers w:val="0"/>
-              <w:jc w:val="center"/>
-              <w:textAlignment w:val="center"/>
-              <w:rPr>
-                <w:rFonts w:hint="default" w:ascii="Times New Roman" w:hAnsi="Times New Roman" w:eastAsia="宋体" w:cs="Times New Roman"/>
-                <w:b/>
-                <w:bCs/>
-                <w:i w:val="0"/>
-                <w:iCs w:val="0"/>
-                <w:color w:val="000000"/>
-                <w:sz w:val="22"/>
-                <w:szCs w:val="22"/>
-                <w:u w:val="none"/>
-              </w:rPr>
-            </w:pPr>
-            <w:r>
-              <w:rPr>
-                <w:rFonts w:hint="default" w:ascii="Times New Roman" w:hAnsi="Times New Roman" w:eastAsia="宋体" w:cs="Times New Roman"/>
-                <w:b/>
-                <w:bCs/>
-                <w:i w:val="0"/>
-                <w:iCs w:val="0"/>
-                <w:color w:val="000000"/>
-                <w:kern w:val="0"/>
-                <w:sz w:val="22"/>
-                <w:szCs w:val="22"/>
-                <w:u w:val="none"/>
-                <w:bdr w:val="none" w:color="auto" w:sz="0" w:space="0"/>
-                <w:lang w:val="en-US" w:eastAsia="zh-CN" w:bidi="ar"/>
-              </w:rPr>
-              <w:t>0.6953</w:t>
-            </w:r>
-          </w:p>
-        </w:tc>
-        <w:tc>
-          <w:tcPr>
-            <w:tcW w:w="564" w:type="pct"/>
-            <w:tcBorders>
-              <w:top w:val="single" w:color="000000" w:sz="4" w:space="0"/>
-              <w:left w:val="nil"/>
-              <w:bottom w:val="nil"/>
-              <w:right w:val="nil"/>
-            </w:tcBorders>
-            <w:shd w:val="clear" w:color="auto" w:fill="F1F1F1" w:themeFill="background1" w:themeFillShade="F2"/>
-            <w:noWrap/>
-            <w:vAlign w:val="center"/>
-          </w:tcPr>
-          <w:p>
-            <w:pPr>
-              <w:keepNext w:val="0"/>
-              <w:keepLines w:val="0"/>
-              <w:widowControl/>
-              <w:suppressLineNumbers w:val="0"/>
-              <w:jc w:val="center"/>
-              <w:textAlignment w:val="center"/>
-              <w:rPr>
-                <w:rFonts w:hint="default" w:ascii="Times New Roman" w:hAnsi="Times New Roman" w:eastAsia="宋体" w:cs="Times New Roman"/>
-                <w:b/>
-                <w:bCs/>
-                <w:i w:val="0"/>
-                <w:iCs w:val="0"/>
-                <w:color w:val="000000"/>
-                <w:sz w:val="22"/>
-                <w:szCs w:val="22"/>
-                <w:u w:val="none"/>
-              </w:rPr>
-            </w:pPr>
-            <w:r>
-              <w:rPr>
-                <w:rFonts w:hint="default" w:ascii="Times New Roman" w:hAnsi="Times New Roman" w:eastAsia="宋体" w:cs="Times New Roman"/>
-                <w:b/>
-                <w:bCs/>
-                <w:i w:val="0"/>
-                <w:iCs w:val="0"/>
-                <w:color w:val="000000"/>
-                <w:kern w:val="0"/>
-                <w:sz w:val="22"/>
-                <w:szCs w:val="22"/>
-                <w:u w:val="none"/>
-                <w:bdr w:val="none" w:color="auto" w:sz="0" w:space="0"/>
-                <w:lang w:val="en-US" w:eastAsia="zh-CN" w:bidi="ar"/>
-              </w:rPr>
-              <w:t>0.6955</w:t>
-            </w:r>
-          </w:p>
-        </w:tc>
-        <w:tc>
-          <w:tcPr>
-            <w:tcW w:w="920" w:type="pct"/>
-            <w:tcBorders>
-              <w:top w:val="single" w:color="000000" w:sz="4" w:space="0"/>
-              <w:left w:val="nil"/>
-              <w:bottom w:val="nil"/>
-              <w:right w:val="nil"/>
-            </w:tcBorders>
-            <w:shd w:val="clear" w:color="auto" w:fill="FFFFFF"/>
-            <w:noWrap/>
-            <w:vAlign w:val="center"/>
-          </w:tcPr>
-          <w:p>
-            <w:pPr>
-              <w:keepNext w:val="0"/>
-              <w:keepLines w:val="0"/>
-              <w:widowControl/>
-              <w:suppressLineNumbers w:val="0"/>
-              <w:jc w:val="center"/>
-              <w:textAlignment w:val="center"/>
-              <w:rPr>
-                <w:rFonts w:hint="default" w:ascii="Times New Roman" w:hAnsi="Times New Roman" w:eastAsia="宋体" w:cs="Times New Roman"/>
-                <w:b w:val="0"/>
-                <w:i w:val="0"/>
-                <w:iCs w:val="0"/>
-                <w:color w:val="000000"/>
-                <w:sz w:val="22"/>
-                <w:szCs w:val="22"/>
-                <w:u w:val="none"/>
-              </w:rPr>
-            </w:pPr>
-            <w:r>
-              <w:rPr>
-                <w:rFonts w:hint="default" w:ascii="Times New Roman" w:hAnsi="Times New Roman" w:eastAsia="宋体" w:cs="Times New Roman"/>
-                <w:b w:val="0"/>
-                <w:i w:val="0"/>
-                <w:iCs w:val="0"/>
-                <w:color w:val="000000"/>
-                <w:kern w:val="0"/>
-                <w:sz w:val="22"/>
-                <w:szCs w:val="22"/>
-                <w:u w:val="none"/>
-                <w:bdr w:val="none" w:color="auto" w:sz="0" w:space="0"/>
-                <w:lang w:val="en-US" w:eastAsia="zh-CN" w:bidi="ar"/>
-              </w:rPr>
-              <w:t>0.9992</w:t>
-            </w:r>
-          </w:p>
-        </w:tc>
-        <w:tc>
-          <w:tcPr>
-            <w:tcW w:w="1100" w:type="pct"/>
-            <w:tcBorders>
-              <w:top w:val="single" w:color="000000" w:sz="4" w:space="0"/>
-              <w:left w:val="nil"/>
-              <w:bottom w:val="nil"/>
-              <w:right w:val="nil"/>
-            </w:tcBorders>
-            <w:shd w:val="clear" w:color="auto" w:fill="FFFFFF"/>
-            <w:noWrap/>
-            <w:vAlign w:val="center"/>
-          </w:tcPr>
-          <w:p>
-            <w:pPr>
-              <w:keepNext w:val="0"/>
-              <w:keepLines w:val="0"/>
-              <w:widowControl/>
-              <w:suppressLineNumbers w:val="0"/>
-              <w:jc w:val="center"/>
-              <w:textAlignment w:val="center"/>
-              <w:rPr>
-                <w:rFonts w:hint="default" w:ascii="Times New Roman" w:hAnsi="Times New Roman" w:eastAsia="宋体" w:cs="Times New Roman"/>
-                <w:b w:val="0"/>
-                <w:i w:val="0"/>
-                <w:iCs w:val="0"/>
-                <w:color w:val="000000"/>
-                <w:sz w:val="22"/>
-                <w:szCs w:val="22"/>
-                <w:u w:val="none"/>
-              </w:rPr>
-            </w:pPr>
-            <w:r>
-              <w:rPr>
-                <w:rFonts w:hint="default" w:ascii="Times New Roman" w:hAnsi="Times New Roman" w:eastAsia="宋体" w:cs="Times New Roman"/>
-                <w:b w:val="0"/>
-                <w:i w:val="0"/>
-                <w:iCs w:val="0"/>
-                <w:color w:val="000000"/>
-                <w:kern w:val="0"/>
-                <w:sz w:val="22"/>
-                <w:szCs w:val="22"/>
-                <w:u w:val="none"/>
-                <w:bdr w:val="none" w:color="auto" w:sz="0" w:space="0"/>
-                <w:lang w:val="en-US" w:eastAsia="zh-CN" w:bidi="ar"/>
-              </w:rPr>
-              <w:t>0.0008</w:t>
             </w:r>
           </w:p>
         </w:tc>
@@ -17010,51 +16476,48 @@
           <w:tcPr>
             <w:tcW w:w="546" w:type="pct"/>
             <w:tcBorders>
-              <w:top w:val="nil"/>
-              <w:left w:val="nil"/>
-              <w:bottom w:val="single" w:color="000000" w:sz="12" w:space="0"/>
-              <w:right w:val="nil"/>
-            </w:tcBorders>
-            <w:shd w:val="clear" w:color="auto" w:fill="FFFFFF"/>
-            <w:noWrap/>
-            <w:vAlign w:val="center"/>
-          </w:tcPr>
-          <w:p>
-            <w:pPr>
-              <w:keepNext w:val="0"/>
-              <w:keepLines w:val="0"/>
-              <w:widowControl/>
-              <w:suppressLineNumbers w:val="0"/>
-              <w:jc w:val="center"/>
-              <w:textAlignment w:val="center"/>
-              <w:rPr>
-                <w:rFonts w:hint="default" w:ascii="Times New Roman" w:hAnsi="Times New Roman" w:eastAsia="宋体" w:cs="Times New Roman"/>
-                <w:b w:val="0"/>
-                <w:i w:val="0"/>
-                <w:iCs w:val="0"/>
-                <w:color w:val="000000"/>
-                <w:kern w:val="0"/>
-                <w:sz w:val="22"/>
-                <w:szCs w:val="22"/>
-                <w:u w:val="none"/>
-                <w:bdr w:val="none" w:color="auto" w:sz="0" w:space="0"/>
-                <w:lang w:val="en-US" w:eastAsia="zh-CN" w:bidi="ar"/>
-              </w:rPr>
-            </w:pPr>
-            <w:r>
-              <w:rPr>
-                <w:rFonts w:hint="default" w:ascii="Times New Roman" w:hAnsi="Times New Roman" w:eastAsia="宋体" w:cs="Times New Roman"/>
-                <w:b w:val="0"/>
-                <w:i w:val="0"/>
-                <w:iCs w:val="0"/>
-                <w:color w:val="000000"/>
-                <w:kern w:val="0"/>
-                <w:sz w:val="22"/>
-                <w:szCs w:val="22"/>
-                <w:u w:val="none"/>
-                <w:lang w:val="en-US" w:eastAsia="zh-CN" w:bidi="ar"/>
-              </w:rPr>
-              <w:t>Full</w:t>
+              <w:top w:val="single" w:color="000000" w:sz="4" w:space="0"/>
+              <w:left w:val="nil"/>
+              <w:bottom w:val="nil"/>
+              <w:right w:val="nil"/>
+            </w:tcBorders>
+            <w:shd w:val="clear" w:color="auto" w:fill="FFFFFF"/>
+            <w:noWrap/>
+            <w:vAlign w:val="center"/>
+          </w:tcPr>
+          <w:p>
+            <w:pPr>
+              <w:keepNext w:val="0"/>
+              <w:keepLines w:val="0"/>
+              <w:widowControl/>
+              <w:suppressLineNumbers w:val="0"/>
+              <w:jc w:val="center"/>
+              <w:textAlignment w:val="center"/>
+              <w:rPr>
+                <w:rFonts w:hint="default" w:ascii="Times New Roman" w:hAnsi="Times New Roman" w:eastAsia="宋体" w:cs="Times New Roman"/>
+                <w:b w:val="0"/>
+                <w:i w:val="0"/>
+                <w:iCs w:val="0"/>
+                <w:color w:val="000000"/>
+                <w:sz w:val="22"/>
+                <w:szCs w:val="22"/>
+                <w:u w:val="none"/>
+              </w:rPr>
+            </w:pPr>
+            <w:r>
+              <w:rPr>
+                <w:rFonts w:hint="default" w:ascii="Times New Roman" w:hAnsi="Times New Roman" w:eastAsia="宋体" w:cs="Times New Roman"/>
+                <w:b w:val="0"/>
+                <w:i w:val="0"/>
+                <w:iCs w:val="0"/>
+                <w:color w:val="000000"/>
+                <w:kern w:val="0"/>
+                <w:sz w:val="22"/>
+                <w:szCs w:val="22"/>
+                <w:u w:val="none"/>
+                <w:lang w:val="en-US" w:eastAsia="zh-CN" w:bidi="ar"/>
+              </w:rPr>
+              <w:t>LoRA</w:t>
             </w:r>
           </w:p>
         </w:tc>
@@ -17062,51 +16525,49 @@
           <w:tcPr>
             <w:tcW w:w="541" w:type="pct"/>
             <w:tcBorders>
-              <w:top w:val="nil"/>
-              <w:left w:val="nil"/>
-              <w:bottom w:val="single" w:color="000000" w:sz="12" w:space="0"/>
-              <w:right w:val="nil"/>
-            </w:tcBorders>
-            <w:shd w:val="clear" w:color="auto" w:fill="FFFFFF"/>
-            <w:noWrap/>
-            <w:vAlign w:val="center"/>
-          </w:tcPr>
-          <w:p>
-            <w:pPr>
-              <w:keepNext w:val="0"/>
-              <w:keepLines w:val="0"/>
-              <w:widowControl/>
-              <w:suppressLineNumbers w:val="0"/>
-              <w:jc w:val="center"/>
-              <w:textAlignment w:val="center"/>
-              <w:rPr>
-                <w:rFonts w:hint="default" w:ascii="Times New Roman" w:hAnsi="Times New Roman" w:eastAsia="宋体" w:cs="Times New Roman"/>
-                <w:b w:val="0"/>
-                <w:i w:val="0"/>
-                <w:iCs w:val="0"/>
-                <w:color w:val="000000"/>
-                <w:kern w:val="0"/>
-                <w:sz w:val="22"/>
-                <w:szCs w:val="22"/>
-                <w:u w:val="none"/>
-                <w:bdr w:val="none" w:color="auto" w:sz="0" w:space="0"/>
-                <w:lang w:val="en-US" w:eastAsia="zh-CN" w:bidi="ar"/>
-              </w:rPr>
-            </w:pPr>
-            <w:r>
-              <w:rPr>
-                <w:rFonts w:hint="default" w:ascii="Times New Roman" w:hAnsi="Times New Roman" w:eastAsia="宋体" w:cs="Times New Roman"/>
-                <w:b w:val="0"/>
-                <w:i w:val="0"/>
-                <w:iCs w:val="0"/>
-                <w:color w:val="000000"/>
-                <w:kern w:val="0"/>
-                <w:sz w:val="22"/>
-                <w:szCs w:val="22"/>
-                <w:u w:val="none"/>
-                <w:lang w:val="en-US" w:eastAsia="zh-CN" w:bidi="ar"/>
-              </w:rPr>
-              <w:t>1e-5</w:t>
+              <w:top w:val="single" w:color="000000" w:sz="4" w:space="0"/>
+              <w:left w:val="nil"/>
+              <w:bottom w:val="nil"/>
+              <w:right w:val="nil"/>
+            </w:tcBorders>
+            <w:shd w:val="clear" w:color="auto" w:fill="FFFFFF"/>
+            <w:noWrap/>
+            <w:vAlign w:val="center"/>
+          </w:tcPr>
+          <w:p>
+            <w:pPr>
+              <w:keepNext w:val="0"/>
+              <w:keepLines w:val="0"/>
+              <w:widowControl/>
+              <w:suppressLineNumbers w:val="0"/>
+              <w:jc w:val="center"/>
+              <w:textAlignment w:val="center"/>
+              <w:rPr>
+                <w:rFonts w:hint="default" w:ascii="Times New Roman" w:hAnsi="Times New Roman" w:eastAsia="宋体" w:cs="Times New Roman"/>
+                <w:b w:val="0"/>
+                <w:i w:val="0"/>
+                <w:iCs w:val="0"/>
+                <w:color w:val="000000"/>
+                <w:sz w:val="22"/>
+                <w:szCs w:val="22"/>
+                <w:u w:val="none"/>
+                <w:lang w:val="en-US"/>
+              </w:rPr>
+            </w:pPr>
+            <w:r>
+              <w:rPr>
+                <w:rFonts w:hint="default" w:ascii="Times New Roman" w:hAnsi="Times New Roman" w:eastAsia="宋体" w:cs="Times New Roman"/>
+                <w:b w:val="0"/>
+                <w:i w:val="0"/>
+                <w:iCs w:val="0"/>
+                <w:color w:val="000000"/>
+                <w:kern w:val="0"/>
+                <w:sz w:val="22"/>
+                <w:szCs w:val="22"/>
+                <w:u w:val="none"/>
+                <w:lang w:val="en-US" w:eastAsia="zh-CN" w:bidi="ar"/>
+              </w:rPr>
+              <w:t>1e-4</w:t>
             </w:r>
           </w:p>
         </w:tc>
@@ -17114,165 +16575,9 @@
           <w:tcPr>
             <w:tcW w:w="672" w:type="pct"/>
             <w:tcBorders>
-              <w:top w:val="nil"/>
-              <w:left w:val="nil"/>
-              <w:bottom w:val="single" w:color="000000" w:sz="12" w:space="0"/>
-              <w:right w:val="nil"/>
-            </w:tcBorders>
-            <w:shd w:val="clear" w:color="auto" w:fill="FFFFFF"/>
-            <w:noWrap/>
-            <w:vAlign w:val="center"/>
-          </w:tcPr>
-          <w:p>
-            <w:pPr>
-              <w:keepNext w:val="0"/>
-              <w:keepLines w:val="0"/>
-              <w:widowControl/>
-              <w:suppressLineNumbers w:val="0"/>
-              <w:jc w:val="center"/>
-              <w:textAlignment w:val="center"/>
-              <w:rPr>
-                <w:rFonts w:hint="default" w:ascii="Times New Roman" w:hAnsi="Times New Roman" w:eastAsia="宋体" w:cs="Times New Roman"/>
-                <w:b w:val="0"/>
-                <w:i w:val="0"/>
-                <w:iCs w:val="0"/>
-                <w:color w:val="000000"/>
-                <w:kern w:val="0"/>
-                <w:sz w:val="22"/>
-                <w:szCs w:val="22"/>
-                <w:u w:val="none"/>
-                <w:bdr w:val="none" w:color="auto" w:sz="0" w:space="0"/>
-                <w:lang w:val="en-US" w:eastAsia="zh-CN" w:bidi="ar"/>
-              </w:rPr>
-            </w:pPr>
-            <w:r>
-              <w:rPr>
-                <w:rFonts w:hint="default" w:ascii="Times New Roman" w:hAnsi="Times New Roman" w:eastAsia="宋体" w:cs="Times New Roman"/>
-                <w:b w:val="0"/>
-                <w:i w:val="0"/>
-                <w:iCs w:val="0"/>
-                <w:color w:val="000000"/>
-                <w:kern w:val="0"/>
-                <w:sz w:val="22"/>
-                <w:szCs w:val="22"/>
-                <w:u w:val="none"/>
-                <w:lang w:val="en-US" w:eastAsia="zh-CN" w:bidi="ar"/>
-              </w:rPr>
-              <w:t>10819</w:t>
-            </w:r>
-          </w:p>
-        </w:tc>
-        <w:tc>
-          <w:tcPr>
-            <w:tcW w:w="654" w:type="pct"/>
-            <w:tcBorders>
-              <w:top w:val="nil"/>
-              <w:left w:val="nil"/>
-              <w:bottom w:val="single" w:color="000000" w:sz="12" w:space="0"/>
-              <w:right w:val="nil"/>
-            </w:tcBorders>
-            <w:shd w:val="clear" w:color="auto" w:fill="FFFFFF"/>
-            <w:noWrap/>
-            <w:vAlign w:val="center"/>
-          </w:tcPr>
-          <w:p>
-            <w:pPr>
-              <w:keepNext w:val="0"/>
-              <w:keepLines w:val="0"/>
-              <w:widowControl/>
-              <w:suppressLineNumbers w:val="0"/>
-              <w:jc w:val="center"/>
-              <w:textAlignment w:val="center"/>
-              <w:rPr>
-                <w:rFonts w:hint="default" w:ascii="Times New Roman" w:hAnsi="Times New Roman" w:eastAsia="宋体" w:cs="Times New Roman"/>
-                <w:b w:val="0"/>
-                <w:i w:val="0"/>
-                <w:iCs w:val="0"/>
-                <w:color w:val="000000"/>
-                <w:kern w:val="0"/>
-                <w:sz w:val="22"/>
-                <w:szCs w:val="22"/>
-                <w:u w:val="none"/>
-                <w:bdr w:val="none" w:color="auto" w:sz="0" w:space="0"/>
-                <w:lang w:val="en-US" w:eastAsia="zh-CN" w:bidi="ar"/>
-              </w:rPr>
-            </w:pPr>
-            <w:r>
-              <w:rPr>
-                <w:rFonts w:hint="default" w:ascii="Times New Roman" w:hAnsi="Times New Roman" w:eastAsia="宋体" w:cs="Times New Roman"/>
-                <w:b w:val="0"/>
-                <w:i w:val="0"/>
-                <w:iCs w:val="0"/>
-                <w:color w:val="000000"/>
-                <w:kern w:val="0"/>
-                <w:sz w:val="22"/>
-                <w:szCs w:val="22"/>
-                <w:u w:val="none"/>
-                <w:lang w:val="en-US" w:eastAsia="zh-CN" w:bidi="ar"/>
-              </w:rPr>
-              <w:t>0.6183</w:t>
-            </w:r>
-          </w:p>
-        </w:tc>
-        <w:tc>
-          <w:tcPr>
-            <w:tcW w:w="564" w:type="pct"/>
-            <w:tcBorders>
-              <w:top w:val="nil"/>
-              <w:left w:val="nil"/>
-              <w:bottom w:val="single" w:color="000000" w:sz="12" w:space="0"/>
-              <w:right w:val="nil"/>
-            </w:tcBorders>
-            <w:shd w:val="clear" w:color="auto" w:fill="FFFFFF"/>
-            <w:noWrap/>
-            <w:vAlign w:val="center"/>
-          </w:tcPr>
-          <w:p>
-            <w:pPr>
-              <w:keepNext w:val="0"/>
-              <w:keepLines w:val="0"/>
-              <w:widowControl/>
-              <w:suppressLineNumbers w:val="0"/>
-              <w:jc w:val="center"/>
-              <w:textAlignment w:val="center"/>
-              <w:rPr>
-                <w:rFonts w:hint="default" w:ascii="Times New Roman" w:hAnsi="Times New Roman" w:eastAsia="宋体" w:cs="Times New Roman"/>
-                <w:b w:val="0"/>
-                <w:i w:val="0"/>
-                <w:iCs w:val="0"/>
-                <w:color w:val="000000"/>
-                <w:kern w:val="0"/>
-                <w:sz w:val="22"/>
-                <w:szCs w:val="22"/>
-                <w:u w:val="none"/>
-                <w:bdr w:val="none" w:color="auto" w:sz="0" w:space="0"/>
-                <w:lang w:val="en-US" w:eastAsia="zh-CN" w:bidi="ar"/>
-              </w:rPr>
-            </w:pPr>
-            <w:r>
-              <w:rPr>
-                <w:rFonts w:hint="default" w:ascii="Times New Roman" w:hAnsi="Times New Roman" w:eastAsia="宋体" w:cs="Times New Roman"/>
-                <w:b w:val="0"/>
-                <w:i w:val="0"/>
-                <w:iCs w:val="0"/>
-                <w:color w:val="000000"/>
-                <w:kern w:val="0"/>
-                <w:sz w:val="22"/>
-                <w:szCs w:val="22"/>
-                <w:u w:val="none"/>
-                <w:lang w:val="en-US" w:eastAsia="zh-CN" w:bidi="ar"/>
-              </w:rPr>
-              <w:t>0.6179</w:t>
-            </w:r>
-          </w:p>
-        </w:tc>
-        <w:tc>
-          <w:tcPr>
-            <w:tcW w:w="920" w:type="pct"/>
-            <w:tcBorders>
-              <w:top w:val="nil"/>
-              <w:left w:val="nil"/>
-              <w:bottom w:val="single" w:color="000000" w:sz="12" w:space="0"/>
+              <w:top w:val="single" w:color="000000" w:sz="4" w:space="0"/>
+              <w:left w:val="nil"/>
+              <w:bottom w:val="nil"/>
               <w:right w:val="nil"/>
             </w:tcBorders>
             <w:shd w:val="clear" w:color="auto" w:fill="F1F1F1" w:themeFill="background1" w:themeFillShade="F2"/>
@@ -17294,12 +16599,9 @@
                 <w:i w:val="0"/>
                 <w:iCs w:val="0"/>
                 <w:color w:val="000000"/>
-                <w:kern w:val="0"/>
-                <w:sz w:val="22"/>
-                <w:szCs w:val="22"/>
-                <w:u w:val="none"/>
-                <w:bdr w:val="none" w:color="auto" w:sz="0" w:space="0"/>
-                <w:lang w:val="en-US" w:eastAsia="zh-CN" w:bidi="ar"/>
+                <w:sz w:val="22"/>
+                <w:szCs w:val="22"/>
+                <w:u w:val="none"/>
               </w:rPr>
             </w:pPr>
             <w:r>
@@ -17316,17 +16618,17 @@
                 <w:u w:val="none"/>
                 <w:lang w:val="en-US" w:eastAsia="zh-CN" w:bidi="ar"/>
               </w:rPr>
-              <w:t>1</w:t>
-            </w:r>
-          </w:p>
-        </w:tc>
-        <w:tc>
-          <w:tcPr>
-            <w:tcW w:w="1100" w:type="pct"/>
-            <w:tcBorders>
-              <w:top w:val="nil"/>
-              <w:left w:val="nil"/>
-              <w:bottom w:val="single" w:color="000000" w:sz="12" w:space="0"/>
+              <w:t>3245</w:t>
+            </w:r>
+          </w:p>
+        </w:tc>
+        <w:tc>
+          <w:tcPr>
+            <w:tcW w:w="654" w:type="pct"/>
+            <w:tcBorders>
+              <w:top w:val="single" w:color="000000" w:sz="4" w:space="0"/>
+              <w:left w:val="nil"/>
+              <w:bottom w:val="nil"/>
               <w:right w:val="nil"/>
             </w:tcBorders>
             <w:shd w:val="clear" w:color="auto" w:fill="F1F1F1" w:themeFill="background1" w:themeFillShade="F2"/>
@@ -17348,11 +16650,539 @@
                 <w:i w:val="0"/>
                 <w:iCs w:val="0"/>
                 <w:color w:val="000000"/>
-                <w:kern w:val="0"/>
-                <w:sz w:val="22"/>
-                <w:szCs w:val="22"/>
-                <w:u w:val="none"/>
-                <w:bdr w:val="none" w:color="auto" w:sz="0" w:space="0"/>
+                <w:sz w:val="22"/>
+                <w:szCs w:val="22"/>
+                <w:u w:val="none"/>
+              </w:rPr>
+            </w:pPr>
+            <w:r>
+              <w:rPr>
+                <w:rFonts w:hint="default" w:ascii="Times New Roman" w:hAnsi="Times New Roman" w:eastAsia="宋体" w:cs="Times New Roman"/>
+                <w:b/>
+                <w:bCs/>
+                <w:i w:val="0"/>
+                <w:iCs w:val="0"/>
+                <w:color w:val="000000"/>
+                <w:kern w:val="0"/>
+                <w:sz w:val="22"/>
+                <w:szCs w:val="22"/>
+                <w:u w:val="none"/>
+                <w:lang w:val="en-US" w:eastAsia="zh-CN" w:bidi="ar"/>
+              </w:rPr>
+              <w:t>0.6953</w:t>
+            </w:r>
+          </w:p>
+        </w:tc>
+        <w:tc>
+          <w:tcPr>
+            <w:tcW w:w="564" w:type="pct"/>
+            <w:tcBorders>
+              <w:top w:val="single" w:color="000000" w:sz="4" w:space="0"/>
+              <w:left w:val="nil"/>
+              <w:bottom w:val="nil"/>
+              <w:right w:val="nil"/>
+            </w:tcBorders>
+            <w:shd w:val="clear" w:color="auto" w:fill="F1F1F1" w:themeFill="background1" w:themeFillShade="F2"/>
+            <w:noWrap/>
+            <w:vAlign w:val="center"/>
+          </w:tcPr>
+          <w:p>
+            <w:pPr>
+              <w:keepNext w:val="0"/>
+              <w:keepLines w:val="0"/>
+              <w:widowControl/>
+              <w:suppressLineNumbers w:val="0"/>
+              <w:jc w:val="center"/>
+              <w:textAlignment w:val="center"/>
+              <w:rPr>
+                <w:rFonts w:hint="default" w:ascii="Times New Roman" w:hAnsi="Times New Roman" w:eastAsia="宋体" w:cs="Times New Roman"/>
+                <w:b/>
+                <w:bCs/>
+                <w:i w:val="0"/>
+                <w:iCs w:val="0"/>
+                <w:color w:val="000000"/>
+                <w:sz w:val="22"/>
+                <w:szCs w:val="22"/>
+                <w:u w:val="none"/>
+              </w:rPr>
+            </w:pPr>
+            <w:r>
+              <w:rPr>
+                <w:rFonts w:hint="default" w:ascii="Times New Roman" w:hAnsi="Times New Roman" w:eastAsia="宋体" w:cs="Times New Roman"/>
+                <w:b/>
+                <w:bCs/>
+                <w:i w:val="0"/>
+                <w:iCs w:val="0"/>
+                <w:color w:val="000000"/>
+                <w:kern w:val="0"/>
+                <w:sz w:val="22"/>
+                <w:szCs w:val="22"/>
+                <w:u w:val="none"/>
+                <w:lang w:val="en-US" w:eastAsia="zh-CN" w:bidi="ar"/>
+              </w:rPr>
+              <w:t>0.6955</w:t>
+            </w:r>
+          </w:p>
+        </w:tc>
+        <w:tc>
+          <w:tcPr>
+            <w:tcW w:w="920" w:type="pct"/>
+            <w:tcBorders>
+              <w:top w:val="single" w:color="000000" w:sz="4" w:space="0"/>
+              <w:left w:val="nil"/>
+              <w:bottom w:val="nil"/>
+              <w:right w:val="nil"/>
+            </w:tcBorders>
+            <w:shd w:val="clear" w:color="auto" w:fill="FFFFFF"/>
+            <w:noWrap/>
+            <w:vAlign w:val="center"/>
+          </w:tcPr>
+          <w:p>
+            <w:pPr>
+              <w:keepNext w:val="0"/>
+              <w:keepLines w:val="0"/>
+              <w:widowControl/>
+              <w:suppressLineNumbers w:val="0"/>
+              <w:jc w:val="center"/>
+              <w:textAlignment w:val="center"/>
+              <w:rPr>
+                <w:rFonts w:hint="default" w:ascii="Times New Roman" w:hAnsi="Times New Roman" w:eastAsia="宋体" w:cs="Times New Roman"/>
+                <w:b w:val="0"/>
+                <w:i w:val="0"/>
+                <w:iCs w:val="0"/>
+                <w:color w:val="000000"/>
+                <w:sz w:val="22"/>
+                <w:szCs w:val="22"/>
+                <w:u w:val="none"/>
+              </w:rPr>
+            </w:pPr>
+            <w:r>
+              <w:rPr>
+                <w:rFonts w:hint="default" w:ascii="Times New Roman" w:hAnsi="Times New Roman" w:eastAsia="宋体" w:cs="Times New Roman"/>
+                <w:b w:val="0"/>
+                <w:i w:val="0"/>
+                <w:iCs w:val="0"/>
+                <w:color w:val="000000"/>
+                <w:kern w:val="0"/>
+                <w:sz w:val="22"/>
+                <w:szCs w:val="22"/>
+                <w:u w:val="none"/>
+                <w:lang w:val="en-US" w:eastAsia="zh-CN" w:bidi="ar"/>
+              </w:rPr>
+              <w:t>0.9992</w:t>
+            </w:r>
+          </w:p>
+        </w:tc>
+        <w:tc>
+          <w:tcPr>
+            <w:tcW w:w="1100" w:type="pct"/>
+            <w:tcBorders>
+              <w:top w:val="single" w:color="000000" w:sz="4" w:space="0"/>
+              <w:left w:val="nil"/>
+              <w:bottom w:val="nil"/>
+              <w:right w:val="nil"/>
+            </w:tcBorders>
+            <w:shd w:val="clear" w:color="auto" w:fill="FFFFFF"/>
+            <w:noWrap/>
+            <w:vAlign w:val="center"/>
+          </w:tcPr>
+          <w:p>
+            <w:pPr>
+              <w:keepNext w:val="0"/>
+              <w:keepLines w:val="0"/>
+              <w:widowControl/>
+              <w:suppressLineNumbers w:val="0"/>
+              <w:jc w:val="center"/>
+              <w:textAlignment w:val="center"/>
+              <w:rPr>
+                <w:rFonts w:hint="default" w:ascii="Times New Roman" w:hAnsi="Times New Roman" w:eastAsia="宋体" w:cs="Times New Roman"/>
+                <w:b w:val="0"/>
+                <w:i w:val="0"/>
+                <w:iCs w:val="0"/>
+                <w:color w:val="000000"/>
+                <w:sz w:val="22"/>
+                <w:szCs w:val="22"/>
+                <w:u w:val="none"/>
+              </w:rPr>
+            </w:pPr>
+            <w:r>
+              <w:rPr>
+                <w:rFonts w:hint="default" w:ascii="Times New Roman" w:hAnsi="Times New Roman" w:eastAsia="宋体" w:cs="Times New Roman"/>
+                <w:b w:val="0"/>
+                <w:i w:val="0"/>
+                <w:iCs w:val="0"/>
+                <w:color w:val="000000"/>
+                <w:kern w:val="0"/>
+                <w:sz w:val="22"/>
+                <w:szCs w:val="22"/>
+                <w:u w:val="none"/>
+                <w:lang w:val="en-US" w:eastAsia="zh-CN" w:bidi="ar"/>
+              </w:rPr>
+              <w:t>0.0008</w:t>
+            </w:r>
+          </w:p>
+        </w:tc>
+      </w:tr>
+      <w:tr>
+        <w:tblPrEx>
+          <w:tblBorders>
+            <w:top w:val="none" w:color="auto" w:sz="0" w:space="0"/>
+            <w:left w:val="none" w:color="auto" w:sz="0" w:space="0"/>
+            <w:bottom w:val="none" w:color="auto" w:sz="0" w:space="0"/>
+            <w:right w:val="none" w:color="auto" w:sz="0" w:space="0"/>
+            <w:insideH w:val="none" w:color="auto" w:sz="0" w:space="0"/>
+            <w:insideV w:val="none" w:color="auto" w:sz="0" w:space="0"/>
+          </w:tblBorders>
+          <w:tblCellMar>
+            <w:top w:w="0" w:type="dxa"/>
+            <w:left w:w="108" w:type="dxa"/>
+            <w:bottom w:w="0" w:type="dxa"/>
+            <w:right w:w="108" w:type="dxa"/>
+          </w:tblCellMar>
+        </w:tblPrEx>
+        <w:trPr>
+          <w:trHeight w:val="280" w:hRule="atLeast"/>
+        </w:trPr>
+        <w:tc>
+          <w:tcPr>
+            <w:tcW w:w="546" w:type="pct"/>
+            <w:tcBorders>
+              <w:top w:val="nil"/>
+              <w:left w:val="nil"/>
+              <w:bottom w:val="single" w:color="000000" w:sz="12" w:space="0"/>
+              <w:right w:val="nil"/>
+            </w:tcBorders>
+            <w:shd w:val="clear" w:color="auto" w:fill="FFFFFF"/>
+            <w:noWrap/>
+            <w:vAlign w:val="center"/>
+          </w:tcPr>
+          <w:p>
+            <w:pPr>
+              <w:keepNext w:val="0"/>
+              <w:keepLines w:val="0"/>
+              <w:widowControl/>
+              <w:suppressLineNumbers w:val="0"/>
+              <w:jc w:val="center"/>
+              <w:textAlignment w:val="center"/>
+              <w:rPr>
+                <w:rFonts w:hint="default" w:ascii="Times New Roman" w:hAnsi="Times New Roman" w:eastAsia="宋体" w:cs="Times New Roman"/>
+                <w:b w:val="0"/>
+                <w:i w:val="0"/>
+                <w:iCs w:val="0"/>
+                <w:color w:val="000000"/>
+                <w:kern w:val="0"/>
+                <w:sz w:val="22"/>
+                <w:szCs w:val="22"/>
+                <w:u w:val="none"/>
+                <w:lang w:val="en-US" w:eastAsia="zh-CN" w:bidi="ar"/>
+              </w:rPr>
+            </w:pPr>
+            <w:r>
+              <w:rPr>
+                <w:rFonts w:hint="default" w:ascii="Times New Roman" w:hAnsi="Times New Roman" w:eastAsia="宋体" w:cs="Times New Roman"/>
+                <w:b w:val="0"/>
+                <w:i w:val="0"/>
+                <w:iCs w:val="0"/>
+                <w:color w:val="000000"/>
+                <w:kern w:val="0"/>
+                <w:sz w:val="22"/>
+                <w:szCs w:val="22"/>
+                <w:u w:val="none"/>
+                <w:lang w:val="en-US" w:eastAsia="zh-CN" w:bidi="ar"/>
+              </w:rPr>
+              <w:t>Full</w:t>
+            </w:r>
+          </w:p>
+        </w:tc>
+        <w:tc>
+          <w:tcPr>
+            <w:tcW w:w="541" w:type="pct"/>
+            <w:tcBorders>
+              <w:top w:val="nil"/>
+              <w:left w:val="nil"/>
+              <w:bottom w:val="single" w:color="000000" w:sz="12" w:space="0"/>
+              <w:right w:val="nil"/>
+            </w:tcBorders>
+            <w:shd w:val="clear" w:color="auto" w:fill="FFFFFF"/>
+            <w:noWrap/>
+            <w:vAlign w:val="center"/>
+          </w:tcPr>
+          <w:p>
+            <w:pPr>
+              <w:keepNext w:val="0"/>
+              <w:keepLines w:val="0"/>
+              <w:widowControl/>
+              <w:suppressLineNumbers w:val="0"/>
+              <w:jc w:val="center"/>
+              <w:textAlignment w:val="center"/>
+              <w:rPr>
+                <w:rFonts w:hint="default" w:ascii="Times New Roman" w:hAnsi="Times New Roman" w:eastAsia="宋体" w:cs="Times New Roman"/>
+                <w:b w:val="0"/>
+                <w:i w:val="0"/>
+                <w:iCs w:val="0"/>
+                <w:color w:val="000000"/>
+                <w:kern w:val="0"/>
+                <w:sz w:val="22"/>
+                <w:szCs w:val="22"/>
+                <w:u w:val="none"/>
+                <w:lang w:val="en-US" w:eastAsia="zh-CN" w:bidi="ar"/>
+              </w:rPr>
+            </w:pPr>
+            <w:r>
+              <w:rPr>
+                <w:rFonts w:hint="default" w:ascii="Times New Roman" w:hAnsi="Times New Roman" w:eastAsia="宋体" w:cs="Times New Roman"/>
+                <w:b w:val="0"/>
+                <w:i w:val="0"/>
+                <w:iCs w:val="0"/>
+                <w:color w:val="000000"/>
+                <w:kern w:val="0"/>
+                <w:sz w:val="22"/>
+                <w:szCs w:val="22"/>
+                <w:u w:val="none"/>
+                <w:lang w:val="en-US" w:eastAsia="zh-CN" w:bidi="ar"/>
+              </w:rPr>
+              <w:t>1e-5</w:t>
+            </w:r>
+          </w:p>
+        </w:tc>
+        <w:tc>
+          <w:tcPr>
+            <w:tcW w:w="672" w:type="pct"/>
+            <w:tcBorders>
+              <w:top w:val="nil"/>
+              <w:left w:val="nil"/>
+              <w:bottom w:val="single" w:color="000000" w:sz="12" w:space="0"/>
+              <w:right w:val="nil"/>
+            </w:tcBorders>
+            <w:shd w:val="clear" w:color="auto" w:fill="FFFFFF"/>
+            <w:noWrap/>
+            <w:vAlign w:val="center"/>
+          </w:tcPr>
+          <w:p>
+            <w:pPr>
+              <w:keepNext w:val="0"/>
+              <w:keepLines w:val="0"/>
+              <w:widowControl/>
+              <w:suppressLineNumbers w:val="0"/>
+              <w:jc w:val="center"/>
+              <w:textAlignment w:val="center"/>
+              <w:rPr>
+                <w:rFonts w:hint="default" w:ascii="Times New Roman" w:hAnsi="Times New Roman" w:eastAsia="宋体" w:cs="Times New Roman"/>
+                <w:b w:val="0"/>
+                <w:i w:val="0"/>
+                <w:iCs w:val="0"/>
+                <w:color w:val="000000"/>
+                <w:kern w:val="0"/>
+                <w:sz w:val="22"/>
+                <w:szCs w:val="22"/>
+                <w:u w:val="none"/>
+                <w:lang w:val="en-US" w:eastAsia="zh-CN" w:bidi="ar"/>
+              </w:rPr>
+            </w:pPr>
+            <w:r>
+              <w:rPr>
+                <w:rFonts w:hint="default" w:ascii="Times New Roman" w:hAnsi="Times New Roman" w:eastAsia="宋体" w:cs="Times New Roman"/>
+                <w:b w:val="0"/>
+                <w:i w:val="0"/>
+                <w:iCs w:val="0"/>
+                <w:color w:val="000000"/>
+                <w:kern w:val="0"/>
+                <w:sz w:val="22"/>
+                <w:szCs w:val="22"/>
+                <w:u w:val="none"/>
+                <w:lang w:val="en-US" w:eastAsia="zh-CN" w:bidi="ar"/>
+              </w:rPr>
+              <w:t>10819</w:t>
+            </w:r>
+          </w:p>
+        </w:tc>
+        <w:tc>
+          <w:tcPr>
+            <w:tcW w:w="654" w:type="pct"/>
+            <w:tcBorders>
+              <w:top w:val="nil"/>
+              <w:left w:val="nil"/>
+              <w:bottom w:val="single" w:color="000000" w:sz="12" w:space="0"/>
+              <w:right w:val="nil"/>
+            </w:tcBorders>
+            <w:shd w:val="clear" w:color="auto" w:fill="FFFFFF"/>
+            <w:noWrap/>
+            <w:vAlign w:val="center"/>
+          </w:tcPr>
+          <w:p>
+            <w:pPr>
+              <w:keepNext w:val="0"/>
+              <w:keepLines w:val="0"/>
+              <w:widowControl/>
+              <w:suppressLineNumbers w:val="0"/>
+              <w:jc w:val="center"/>
+              <w:textAlignment w:val="center"/>
+              <w:rPr>
+                <w:rFonts w:hint="default" w:ascii="Times New Roman" w:hAnsi="Times New Roman" w:eastAsia="宋体" w:cs="Times New Roman"/>
+                <w:b w:val="0"/>
+                <w:i w:val="0"/>
+                <w:iCs w:val="0"/>
+                <w:color w:val="000000"/>
+                <w:kern w:val="0"/>
+                <w:sz w:val="22"/>
+                <w:szCs w:val="22"/>
+                <w:u w:val="none"/>
+                <w:lang w:val="en-US" w:eastAsia="zh-CN" w:bidi="ar"/>
+              </w:rPr>
+            </w:pPr>
+            <w:r>
+              <w:rPr>
+                <w:rFonts w:hint="default" w:ascii="Times New Roman" w:hAnsi="Times New Roman" w:eastAsia="宋体" w:cs="Times New Roman"/>
+                <w:b w:val="0"/>
+                <w:i w:val="0"/>
+                <w:iCs w:val="0"/>
+                <w:color w:val="000000"/>
+                <w:kern w:val="0"/>
+                <w:sz w:val="22"/>
+                <w:szCs w:val="22"/>
+                <w:u w:val="none"/>
+                <w:lang w:val="en-US" w:eastAsia="zh-CN" w:bidi="ar"/>
+              </w:rPr>
+              <w:t>0.6183</w:t>
+            </w:r>
+          </w:p>
+        </w:tc>
+        <w:tc>
+          <w:tcPr>
+            <w:tcW w:w="564" w:type="pct"/>
+            <w:tcBorders>
+              <w:top w:val="nil"/>
+              <w:left w:val="nil"/>
+              <w:bottom w:val="single" w:color="000000" w:sz="12" w:space="0"/>
+              <w:right w:val="nil"/>
+            </w:tcBorders>
+            <w:shd w:val="clear" w:color="auto" w:fill="FFFFFF"/>
+            <w:noWrap/>
+            <w:vAlign w:val="center"/>
+          </w:tcPr>
+          <w:p>
+            <w:pPr>
+              <w:keepNext w:val="0"/>
+              <w:keepLines w:val="0"/>
+              <w:widowControl/>
+              <w:suppressLineNumbers w:val="0"/>
+              <w:jc w:val="center"/>
+              <w:textAlignment w:val="center"/>
+              <w:rPr>
+                <w:rFonts w:hint="default" w:ascii="Times New Roman" w:hAnsi="Times New Roman" w:eastAsia="宋体" w:cs="Times New Roman"/>
+                <w:b w:val="0"/>
+                <w:i w:val="0"/>
+                <w:iCs w:val="0"/>
+                <w:color w:val="000000"/>
+                <w:kern w:val="0"/>
+                <w:sz w:val="22"/>
+                <w:szCs w:val="22"/>
+                <w:u w:val="none"/>
+                <w:lang w:val="en-US" w:eastAsia="zh-CN" w:bidi="ar"/>
+              </w:rPr>
+            </w:pPr>
+            <w:r>
+              <w:rPr>
+                <w:rFonts w:hint="default" w:ascii="Times New Roman" w:hAnsi="Times New Roman" w:eastAsia="宋体" w:cs="Times New Roman"/>
+                <w:b w:val="0"/>
+                <w:i w:val="0"/>
+                <w:iCs w:val="0"/>
+                <w:color w:val="000000"/>
+                <w:kern w:val="0"/>
+                <w:sz w:val="22"/>
+                <w:szCs w:val="22"/>
+                <w:u w:val="none"/>
+                <w:lang w:val="en-US" w:eastAsia="zh-CN" w:bidi="ar"/>
+              </w:rPr>
+              <w:t>0.6179</w:t>
+            </w:r>
+          </w:p>
+        </w:tc>
+        <w:tc>
+          <w:tcPr>
+            <w:tcW w:w="920" w:type="pct"/>
+            <w:tcBorders>
+              <w:top w:val="nil"/>
+              <w:left w:val="nil"/>
+              <w:bottom w:val="single" w:color="000000" w:sz="12" w:space="0"/>
+              <w:right w:val="nil"/>
+            </w:tcBorders>
+            <w:shd w:val="clear" w:color="auto" w:fill="F1F1F1" w:themeFill="background1" w:themeFillShade="F2"/>
+            <w:noWrap/>
+            <w:vAlign w:val="center"/>
+          </w:tcPr>
+          <w:p>
+            <w:pPr>
+              <w:keepNext w:val="0"/>
+              <w:keepLines w:val="0"/>
+              <w:widowControl/>
+              <w:suppressLineNumbers w:val="0"/>
+              <w:jc w:val="center"/>
+              <w:textAlignment w:val="center"/>
+              <w:rPr>
+                <w:rFonts w:hint="default" w:ascii="Times New Roman" w:hAnsi="Times New Roman" w:eastAsia="宋体" w:cs="Times New Roman"/>
+                <w:b/>
+                <w:bCs/>
+                <w:i w:val="0"/>
+                <w:iCs w:val="0"/>
+                <w:color w:val="000000"/>
+                <w:kern w:val="0"/>
+                <w:sz w:val="22"/>
+                <w:szCs w:val="22"/>
+                <w:u w:val="none"/>
+                <w:lang w:val="en-US" w:eastAsia="zh-CN" w:bidi="ar"/>
+              </w:rPr>
+            </w:pPr>
+            <w:r>
+              <w:rPr>
+                <w:rFonts w:hint="default" w:ascii="Times New Roman" w:hAnsi="Times New Roman" w:eastAsia="宋体" w:cs="Times New Roman"/>
+                <w:b/>
+                <w:bCs/>
+                <w:i w:val="0"/>
+                <w:iCs w:val="0"/>
+                <w:color w:val="000000"/>
+                <w:kern w:val="0"/>
+                <w:sz w:val="22"/>
+                <w:szCs w:val="22"/>
+                <w:u w:val="none"/>
+                <w:lang w:val="en-US" w:eastAsia="zh-CN" w:bidi="ar"/>
+              </w:rPr>
+              <w:t>1</w:t>
+            </w:r>
+          </w:p>
+        </w:tc>
+        <w:tc>
+          <w:tcPr>
+            <w:tcW w:w="1100" w:type="pct"/>
+            <w:tcBorders>
+              <w:top w:val="nil"/>
+              <w:left w:val="nil"/>
+              <w:bottom w:val="single" w:color="000000" w:sz="12" w:space="0"/>
+              <w:right w:val="nil"/>
+            </w:tcBorders>
+            <w:shd w:val="clear" w:color="auto" w:fill="F1F1F1" w:themeFill="background1" w:themeFillShade="F2"/>
+            <w:noWrap/>
+            <w:vAlign w:val="center"/>
+          </w:tcPr>
+          <w:p>
+            <w:pPr>
+              <w:keepNext w:val="0"/>
+              <w:keepLines w:val="0"/>
+              <w:widowControl/>
+              <w:suppressLineNumbers w:val="0"/>
+              <w:jc w:val="center"/>
+              <w:textAlignment w:val="center"/>
+              <w:rPr>
+                <w:rFonts w:hint="default" w:ascii="Times New Roman" w:hAnsi="Times New Roman" w:eastAsia="宋体" w:cs="Times New Roman"/>
+                <w:b/>
+                <w:bCs/>
+                <w:i w:val="0"/>
+                <w:iCs w:val="0"/>
+                <w:color w:val="000000"/>
+                <w:kern w:val="0"/>
+                <w:sz w:val="22"/>
+                <w:szCs w:val="22"/>
+                <w:u w:val="none"/>
                 <w:lang w:val="en-US" w:eastAsia="zh-CN" w:bidi="ar"/>
               </w:rPr>
             </w:pPr>
@@ -17541,6 +17371,7 @@
         <w:pageBreakBefore w:val="0"/>
         <w:widowControl w:val="0"/>
         <w:numPr>
+          <w:ilvl w:val="0"/>
           <w:numId w:val="0"/>
         </w:numPr>
         <w:kinsoku/>
@@ -17646,6 +17477,7 @@
         <w:pageBreakBefore w:val="0"/>
         <w:widowControl w:val="0"/>
         <w:numPr>
+          <w:ilvl w:val="0"/>
           <w:numId w:val="0"/>
         </w:numPr>
         <w:kinsoku/>
@@ -17749,6 +17581,7 @@
         <w:pageBreakBefore w:val="0"/>
         <w:widowControl w:val="0"/>
         <w:numPr>
+          <w:ilvl w:val="0"/>
           <w:numId w:val="0"/>
         </w:numPr>
         <w:kinsoku/>
@@ -17952,6 +17785,7 @@
         <w:pageBreakBefore w:val="0"/>
         <w:widowControl w:val="0"/>
         <w:numPr>
+          <w:ilvl w:val="0"/>
           <w:numId w:val="0"/>
         </w:numPr>
         <w:kinsoku/>
@@ -18111,6 +17945,7 @@
         <w:pageBreakBefore w:val="0"/>
         <w:widowControl w:val="0"/>
         <w:numPr>
+          <w:ilvl w:val="0"/>
           <w:numId w:val="0"/>
         </w:numPr>
         <w:kinsoku/>
@@ -18418,14 +18253,14 @@
     <w:lsdException w:unhideWhenUsed="0" w:uiPriority="0" w:semiHidden="0" w:name="Body Text Indent 2"/>
     <w:lsdException w:unhideWhenUsed="0" w:uiPriority="0" w:semiHidden="0" w:name="Body Text Indent 3"/>
     <w:lsdException w:unhideWhenUsed="0" w:uiPriority="0" w:semiHidden="0" w:name="Block Text"/>
-    <w:lsdException w:unhideWhenUsed="0" w:uiPriority="0" w:semiHidden="0" w:name="Hyperlink"/>
+    <w:lsdException w:qFormat="1" w:unhideWhenUsed="0" w:uiPriority="0" w:semiHidden="0" w:name="Hyperlink"/>
     <w:lsdException w:unhideWhenUsed="0" w:uiPriority="0" w:semiHidden="0" w:name="FollowedHyperlink"/>
     <w:lsdException w:qFormat="1" w:unhideWhenUsed="0" w:uiPriority="0" w:semiHidden="0" w:name="Strong"/>
     <w:lsdException w:qFormat="1" w:unhideWhenUsed="0" w:uiPriority="0" w:semiHidden="0" w:name="Emphasis"/>
     <w:lsdException w:unhideWhenUsed="0" w:uiPriority="0" w:semiHidden="0" w:name="Document Map"/>
     <w:lsdException w:unhideWhenUsed="0" w:uiPriority="0" w:semiHidden="0" w:name="Plain Text"/>
     <w:lsdException w:unhideWhenUsed="0" w:uiPriority="0" w:semiHidden="0" w:name="E-mail Signature"/>
-    <w:lsdException w:unhideWhenUsed="0" w:uiPriority="0" w:semiHidden="0" w:name="Normal (Web)"/>
+    <w:lsdException w:qFormat="1" w:unhideWhenUsed="0" w:uiPriority="0" w:semiHidden="0" w:name="Normal (Web)"/>
     <w:lsdException w:unhideWhenUsed="0" w:uiPriority="0" w:semiHidden="0" w:name="HTML Acronym"/>
     <w:lsdException w:unhideWhenUsed="0" w:uiPriority="0" w:semiHidden="0" w:name="HTML Address"/>
     <w:lsdException w:unhideWhenUsed="0" w:uiPriority="0" w:semiHidden="0" w:name="HTML Cite"/>
@@ -18481,7 +18316,7 @@
     <w:lsdException w:unhideWhenUsed="0" w:uiPriority="0" w:semiHidden="0" w:name="Table Web 2"/>
     <w:lsdException w:unhideWhenUsed="0" w:uiPriority="0" w:semiHidden="0" w:name="Table Web 3"/>
     <w:lsdException w:unhideWhenUsed="0" w:uiPriority="0" w:semiHidden="0" w:name="Balloon Text"/>
-    <w:lsdException w:unhideWhenUsed="0" w:uiPriority="0" w:semiHidden="0" w:name="Table Grid"/>
+    <w:lsdException w:qFormat="1" w:unhideWhenUsed="0" w:uiPriority="0" w:semiHidden="0" w:name="Table Grid"/>
     <w:lsdException w:unhideWhenUsed="0" w:uiPriority="0" w:semiHidden="0" w:name="Table Theme"/>
     <w:lsdException w:unhideWhenUsed="0" w:uiPriority="60" w:semiHidden="0" w:name="Light Shading"/>
     <w:lsdException w:unhideWhenUsed="0" w:uiPriority="61" w:semiHidden="0" w:name="Light List"/>
@@ -18743,6 +18578,7 @@
     <w:name w:val="Normal (Web)"/>
     <w:basedOn w:val="1"/>
     <w:link w:val="14"/>
+    <w:qFormat/>
     <w:uiPriority w:val="0"/>
     <w:rPr>
       <w:sz w:val="24"/>
@@ -18751,6 +18587,7 @@
   <w:style w:type="table" w:styleId="11">
     <w:name w:val="Table Grid"/>
     <w:basedOn w:val="10"/>
+    <w:qFormat/>
     <w:uiPriority w:val="0"/>
     <w:pPr>
       <w:widowControl w:val="0"/>
@@ -18770,6 +18607,7 @@
   <w:style w:type="character" w:styleId="13">
     <w:name w:val="Hyperlink"/>
     <w:basedOn w:val="12"/>
+    <w:qFormat/>
     <w:uiPriority w:val="0"/>
     <w:rPr>
       <w:color w:val="0000FF"/>
@@ -18779,6 +18617,7 @@
   <w:style w:type="character" w:customStyle="1" w:styleId="14">
     <w:name w:val="普通(网站) Char"/>
     <w:link w:val="9"/>
+    <w:qFormat/>
     <w:uiPriority w:val="0"/>
     <w:rPr>
       <w:sz w:val="24"/>
